--- a/Desain Web/Pertemuan Kedua/Laporan_Praktikum_Hazwan_Fahmi_Ghailan_C030325124.docx
+++ b/Desain Web/Pertemuan Kedua/Laporan_Praktikum_Hazwan_Fahmi_Ghailan_C030325124.docx
@@ -1,21 +1,19 @@
 
 <file path=word/document.xml><?xml version="1.0" encoding="utf-8"?>
-<w:document xmlns:wpc="http://schemas.microsoft.com/office/word/2010/wordprocessingCanvas" xmlns:mc="http://schemas.openxmlformats.org/markup-compatibility/2006" xmlns:o="urn:schemas-microsoft-com:office:office" xmlns:r="http://schemas.openxmlformats.org/officeDocument/2006/relationships" xmlns:m="http://schemas.openxmlformats.org/officeDocument/2006/math" xmlns:v="urn:schemas-microsoft-com:vml" xmlns:wp14="http://schemas.microsoft.com/office/word/2010/wordprocessingDrawing" xmlns:wp="http://schemas.openxmlformats.org/drawingml/2006/wordprocessingDrawing" xmlns:w10="urn:schemas-microsoft-com:office:word" xmlns:w="http://schemas.openxmlformats.org/wordprocessingml/2006/main" xmlns:w14="http://schemas.microsoft.com/office/word/2010/wordml" xmlns:w15="http://schemas.microsoft.com/office/word/2012/wordml" xmlns:wpg="http://schemas.microsoft.com/office/word/2010/wordprocessingGroup" xmlns:wpi="http://schemas.microsoft.com/office/word/2010/wordprocessingInk" xmlns:wne="http://schemas.microsoft.com/office/word/2006/wordml" xmlns:wps="http://schemas.microsoft.com/office/word/2010/wordprocessingShape" xmlns:cx="http://schemas.microsoft.com/office/drawing/2014/chartex" xmlns:cx1="http://schemas.microsoft.com/office/drawing/2015/9/8/chartex" xmlns:cx2="http://schemas.microsoft.com/office/drawing/2015/10/21/chartex" xmlns:cx3="http://schemas.microsoft.com/office/drawing/2016/5/9/chartex" xmlns:cx4="http://schemas.microsoft.com/office/drawing/2016/5/10/chartex" xmlns:cx5="http://schemas.microsoft.com/office/drawing/2016/5/11/chartex" xmlns:cx6="http://schemas.microsoft.com/office/drawing/2016/5/12/chartex" xmlns:cx7="http://schemas.microsoft.com/office/drawing/2016/5/13/chartex" xmlns:cx8="http://schemas.microsoft.com/office/drawing/2016/5/14/chartex" xmlns:aink="http://schemas.microsoft.com/office/drawing/2016/ink" xmlns:am3d="http://schemas.microsoft.com/office/drawing/2017/model3d" xmlns:w16cex="http://schemas.microsoft.com/office/word/2018/wordml/cex" xmlns:w16cid="http://schemas.microsoft.com/office/word/2016/wordml/cid" xmlns:w16="http://schemas.microsoft.com/office/word/2018/wordml" xmlns:w16sdtdh="http://schemas.microsoft.com/office/word/2020/wordml/sdtdatahash" xmlns:w16se="http://schemas.microsoft.com/office/word/2015/wordml/symex" mc:Ignorable="w14 w15 wp14">
+<w:document xmlns:wpc="http://schemas.microsoft.com/office/word/2010/wordprocessingCanvas" xmlns:cx="http://schemas.microsoft.com/office/drawing/2014/chartex" xmlns:cx1="http://schemas.microsoft.com/office/drawing/2015/9/8/chartex" xmlns:cx2="http://schemas.microsoft.com/office/drawing/2015/10/21/chartex" xmlns:cx3="http://schemas.microsoft.com/office/drawing/2016/5/9/chartex" xmlns:cx4="http://schemas.microsoft.com/office/drawing/2016/5/10/chartex" xmlns:cx5="http://schemas.microsoft.com/office/drawing/2016/5/11/chartex" xmlns:cx6="http://schemas.microsoft.com/office/drawing/2016/5/12/chartex" xmlns:cx7="http://schemas.microsoft.com/office/drawing/2016/5/13/chartex" xmlns:cx8="http://schemas.microsoft.com/office/drawing/2016/5/14/chartex" xmlns:mc="http://schemas.openxmlformats.org/markup-compatibility/2006" xmlns:aink="http://schemas.microsoft.com/office/drawing/2016/ink" xmlns:am3d="http://schemas.microsoft.com/office/drawing/2017/model3d" xmlns:o="urn:schemas-microsoft-com:office:office" xmlns:oel="http://schemas.microsoft.com/office/2019/extlst" xmlns:r="http://schemas.openxmlformats.org/officeDocument/2006/relationships" xmlns:m="http://schemas.openxmlformats.org/officeDocument/2006/math" xmlns:v="urn:schemas-microsoft-com:vml" xmlns:wp14="http://schemas.microsoft.com/office/word/2010/wordprocessingDrawing" xmlns:wp="http://schemas.openxmlformats.org/drawingml/2006/wordprocessingDrawing" xmlns:w10="urn:schemas-microsoft-com:office:word" xmlns:w="http://schemas.openxmlformats.org/wordprocessingml/2006/main" xmlns:w14="http://schemas.microsoft.com/office/word/2010/wordml" xmlns:w15="http://schemas.microsoft.com/office/word/2012/wordml" xmlns:w16cex="http://schemas.microsoft.com/office/word/2018/wordml/cex" xmlns:w16cid="http://schemas.microsoft.com/office/word/2016/wordml/cid" xmlns:w16="http://schemas.microsoft.com/office/word/2018/wordml" xmlns:w16du="http://schemas.microsoft.com/office/word/2023/wordml/word16du" xmlns:w16sdtdh="http://schemas.microsoft.com/office/word/2020/wordml/sdtdatahash" xmlns:w16sdtfl="http://schemas.microsoft.com/office/word/2024/wordml/sdtformatlock" xmlns:w16se="http://schemas.microsoft.com/office/word/2015/wordml/symex" xmlns:wpg="http://schemas.microsoft.com/office/word/2010/wordprocessingGroup" xmlns:wpi="http://schemas.microsoft.com/office/word/2010/wordprocessingInk" xmlns:wne="http://schemas.microsoft.com/office/word/2006/wordml" xmlns:wps="http://schemas.microsoft.com/office/word/2010/wordprocessingShape" mc:Ignorable="w14 w15 w16se w16cid w16 w16cex w16sdtdh w16sdtfl w16du wp14">
   <w:body>
     <w:p>
       <w:pPr>
-        <w:spacing w:after="0"/>
         <w:jc w:val="center"/>
       </w:pPr>
       <w:r>
         <w:rPr>
-          <w:rFonts w:ascii="Times New Roman" w:cs="Times New Roman" w:eastAsia="Times New Roman" w:hAnsi="Times New Roman"/>
           <w:b/>
           <w:bCs/>
           <w:sz w:val="32"/>
           <w:szCs w:val="32"/>
         </w:rPr>
-        <w:t xml:space="preserve">LAPORAN PRAKTIKUM</w:t>
+        <w:t>LAPORAN PRAKTIKUM</w:t>
       </w:r>
     </w:p>
     <w:p>
@@ -25,13 +23,12 @@
       </w:pPr>
       <w:r>
         <w:rPr>
-          <w:rFonts w:ascii="Times New Roman" w:cs="Times New Roman" w:eastAsia="Times New Roman" w:hAnsi="Times New Roman"/>
           <w:b/>
           <w:bCs/>
           <w:sz w:val="32"/>
           <w:szCs w:val="32"/>
         </w:rPr>
-        <w:t xml:space="preserve">MEMBANGUN LANDING PAGE RESPONSIF DENGAN TAILWIND CSS</w:t>
+        <w:t>MEMBANGUN LANDING PAGE RESPONSIF DENGAN TAILWIND CSS</w:t>
       </w:r>
     </w:p>
     <w:p>
@@ -41,11 +38,10 @@
       </w:pPr>
       <w:r>
         <w:rPr>
-          <w:rFonts w:ascii="Times New Roman" w:cs="Times New Roman" w:eastAsia="Times New Roman" w:hAnsi="Times New Roman"/>
-          <w:sz w:val="24"/>
-          <w:szCs w:val="24"/>
-        </w:rPr>
-        <w:t xml:space="preserve">Desain Web</w:t>
+          <w:sz w:val="24"/>
+          <w:szCs w:val="24"/>
+        </w:rPr>
+        <w:t>Desain Web</w:t>
       </w:r>
     </w:p>
     <w:p>
@@ -54,11 +50,14 @@
         <w:jc w:val="center"/>
       </w:pPr>
       <w:r>
+        <w:rPr>
+          <w:noProof/>
+        </w:rPr>
         <w:drawing>
-          <wp:inline distT="0" distB="0" distL="0" distR="0">
+          <wp:inline distT="0" distB="0" distL="0" distR="0" wp14:anchorId="59437123" wp14:editId="0B582A34">
             <wp:extent cx="1476375" cy="1466850"/>
-            <wp:effectExtent t="0" r="0" b="0" l="0"/>
-            <wp:docPr id="1" name="" descr="" title=""/>
+            <wp:effectExtent l="0" t="0" r="0" b="0"/>
+            <wp:docPr id="1" name="Picture 1"/>
             <wp:cNvGraphicFramePr>
               <a:graphicFrameLocks xmlns:a="http://schemas.openxmlformats.org/drawingml/2006/main" noChangeAspect="1"/>
             </wp:cNvGraphicFramePr>
@@ -66,13 +65,13 @@
               <a:graphicData uri="http://schemas.openxmlformats.org/drawingml/2006/picture">
                 <pic:pic xmlns:pic="http://schemas.openxmlformats.org/drawingml/2006/picture">
                   <pic:nvPicPr>
-                    <pic:cNvPr id="0" name="" descr=""/>
+                    <pic:cNvPr id="0" name=""/>
                     <pic:cNvPicPr>
                       <a:picLocks noChangeAspect="1" noChangeArrowheads="1"/>
                     </pic:cNvPicPr>
                   </pic:nvPicPr>
                   <pic:blipFill>
-                    <a:blip r:embed="rId7" cstate="none"/>
+                    <a:blip r:embed="rId5"/>
                     <a:srcRect/>
                     <a:stretch>
                       <a:fillRect/>
@@ -96,389 +95,317 @@
     </w:p>
     <w:tbl>
       <w:tblPr>
-        <w:tblW w:type="pct" w:w="100%"/>
+        <w:tblW w:w="5000" w:type="pct"/>
         <w:tblBorders>
-          <w:top w:val="none" w:color="FFFFFF" w:sz="0"/>
-          <w:left w:val="none" w:color="FFFFFF" w:sz="0"/>
-          <w:bottom w:val="none" w:color="FFFFFF" w:sz="0"/>
-          <w:right w:val="none" w:color="FFFFFF" w:sz="0"/>
-          <w:insideH w:val="none" w:color="FFFFFF" w:sz="0"/>
-          <w:insideV w:val="none" w:color="FFFFFF" w:sz="0"/>
+          <w:top w:val="none" w:sz="0" w:space="0" w:color="FFFFFF"/>
+          <w:left w:val="none" w:sz="0" w:space="0" w:color="FFFFFF"/>
+          <w:bottom w:val="none" w:sz="0" w:space="0" w:color="FFFFFF"/>
+          <w:right w:val="none" w:sz="0" w:space="0" w:color="FFFFFF"/>
+          <w:insideH w:val="none" w:sz="0" w:space="0" w:color="FFFFFF"/>
+          <w:insideV w:val="none" w:sz="0" w:space="0" w:color="FFFFFF"/>
         </w:tblBorders>
+        <w:tblCellMar>
+          <w:left w:w="10" w:type="dxa"/>
+          <w:right w:w="10" w:type="dxa"/>
+        </w:tblCellMar>
+        <w:tblLook w:val="0000" w:firstRow="0" w:lastRow="0" w:firstColumn="0" w:lastColumn="0" w:noHBand="0" w:noVBand="0"/>
       </w:tblPr>
       <w:tblGrid>
-        <w:gridCol w:w="2600"/>
-        <w:gridCol w:w="400"/>
-        <w:gridCol w:w="6000"/>
+        <w:gridCol w:w="2608"/>
+        <w:gridCol w:w="401"/>
+        <w:gridCol w:w="6017"/>
       </w:tblGrid>
       <w:tr>
+        <w:tblPrEx>
+          <w:tblCellMar>
+            <w:top w:w="0" w:type="dxa"/>
+            <w:bottom w:w="0" w:type="dxa"/>
+          </w:tblCellMar>
+        </w:tblPrEx>
         <w:tc>
           <w:tcPr>
-            <w:tcW w:type="dxa" w:w="2600"/>
+            <w:tcW w:w="2600" w:type="dxa"/>
           </w:tcPr>
           <w:p>
             <w:r>
               <w:rPr>
-                <w:rFonts w:ascii="Times New Roman" w:cs="Times New Roman" w:eastAsia="Times New Roman" w:hAnsi="Times New Roman"/>
                 <w:sz w:val="24"/>
                 <w:szCs w:val="24"/>
               </w:rPr>
-              <w:t xml:space="preserve">NAMA</w:t>
+              <w:t>NAMA</w:t>
             </w:r>
           </w:p>
         </w:tc>
         <w:tc>
           <w:tcPr>
-            <w:tcW w:type="dxa" w:w="400"/>
+            <w:tcW w:w="400" w:type="dxa"/>
           </w:tcPr>
           <w:p>
             <w:r>
               <w:rPr>
-                <w:rFonts w:ascii="Times New Roman" w:cs="Times New Roman" w:eastAsia="Times New Roman" w:hAnsi="Times New Roman"/>
                 <w:sz w:val="24"/>
                 <w:szCs w:val="24"/>
               </w:rPr>
-              <w:t xml:space="preserve">:</w:t>
+              <w:t>:</w:t>
             </w:r>
           </w:p>
         </w:tc>
         <w:tc>
           <w:tcPr>
-            <w:tcW w:type="dxa" w:w="6000"/>
+            <w:tcW w:w="6000" w:type="dxa"/>
           </w:tcPr>
           <w:p>
             <w:r>
               <w:rPr>
-                <w:rFonts w:ascii="Times New Roman" w:cs="Times New Roman" w:eastAsia="Times New Roman" w:hAnsi="Times New Roman"/>
                 <w:sz w:val="24"/>
                 <w:szCs w:val="24"/>
               </w:rPr>
-              <w:t xml:space="preserve">Hazwan Fahmi Ghailan</w:t>
+              <w:t>Hazwan Fahmi Ghailan</w:t>
             </w:r>
           </w:p>
         </w:tc>
       </w:tr>
-    </w:tbl>
-    <w:tbl>
-      <w:tblPr>
-        <w:tblW w:type="pct" w:w="100%"/>
-        <w:tblBorders>
-          <w:top w:val="none" w:color="FFFFFF" w:sz="0"/>
-          <w:left w:val="none" w:color="FFFFFF" w:sz="0"/>
-          <w:bottom w:val="none" w:color="FFFFFF" w:sz="0"/>
-          <w:right w:val="none" w:color="FFFFFF" w:sz="0"/>
-          <w:insideH w:val="none" w:color="FFFFFF" w:sz="0"/>
-          <w:insideV w:val="none" w:color="FFFFFF" w:sz="0"/>
-        </w:tblBorders>
-      </w:tblPr>
-      <w:tblGrid>
-        <w:gridCol w:w="2600"/>
-        <w:gridCol w:w="400"/>
-        <w:gridCol w:w="6000"/>
-      </w:tblGrid>
       <w:tr>
+        <w:tblPrEx>
+          <w:tblCellMar>
+            <w:top w:w="0" w:type="dxa"/>
+            <w:bottom w:w="0" w:type="dxa"/>
+          </w:tblCellMar>
+        </w:tblPrEx>
         <w:tc>
           <w:tcPr>
-            <w:tcW w:type="dxa" w:w="2600"/>
+            <w:tcW w:w="2600" w:type="dxa"/>
           </w:tcPr>
           <w:p>
             <w:r>
               <w:rPr>
-                <w:rFonts w:ascii="Times New Roman" w:cs="Times New Roman" w:eastAsia="Times New Roman" w:hAnsi="Times New Roman"/>
                 <w:sz w:val="24"/>
                 <w:szCs w:val="24"/>
               </w:rPr>
-              <w:t xml:space="preserve">NIM</w:t>
+              <w:t>NIM</w:t>
             </w:r>
           </w:p>
         </w:tc>
         <w:tc>
           <w:tcPr>
-            <w:tcW w:type="dxa" w:w="400"/>
+            <w:tcW w:w="400" w:type="dxa"/>
           </w:tcPr>
           <w:p>
             <w:r>
               <w:rPr>
-                <w:rFonts w:ascii="Times New Roman" w:cs="Times New Roman" w:eastAsia="Times New Roman" w:hAnsi="Times New Roman"/>
                 <w:sz w:val="24"/>
                 <w:szCs w:val="24"/>
               </w:rPr>
-              <w:t xml:space="preserve">:</w:t>
+              <w:t>:</w:t>
             </w:r>
           </w:p>
         </w:tc>
         <w:tc>
           <w:tcPr>
-            <w:tcW w:type="dxa" w:w="6000"/>
+            <w:tcW w:w="6000" w:type="dxa"/>
           </w:tcPr>
           <w:p>
             <w:r>
               <w:rPr>
-                <w:rFonts w:ascii="Times New Roman" w:cs="Times New Roman" w:eastAsia="Times New Roman" w:hAnsi="Times New Roman"/>
                 <w:sz w:val="24"/>
                 <w:szCs w:val="24"/>
               </w:rPr>
-              <w:t xml:space="preserve">C030325124</w:t>
+              <w:t>C030325124</w:t>
             </w:r>
           </w:p>
         </w:tc>
       </w:tr>
-    </w:tbl>
-    <w:tbl>
-      <w:tblPr>
-        <w:tblW w:type="pct" w:w="100%"/>
-        <w:tblBorders>
-          <w:top w:val="none" w:color="FFFFFF" w:sz="0"/>
-          <w:left w:val="none" w:color="FFFFFF" w:sz="0"/>
-          <w:bottom w:val="none" w:color="FFFFFF" w:sz="0"/>
-          <w:right w:val="none" w:color="FFFFFF" w:sz="0"/>
-          <w:insideH w:val="none" w:color="FFFFFF" w:sz="0"/>
-          <w:insideV w:val="none" w:color="FFFFFF" w:sz="0"/>
-        </w:tblBorders>
-      </w:tblPr>
-      <w:tblGrid>
-        <w:gridCol w:w="2600"/>
-        <w:gridCol w:w="400"/>
-        <w:gridCol w:w="6000"/>
-      </w:tblGrid>
       <w:tr>
+        <w:tblPrEx>
+          <w:tblCellMar>
+            <w:top w:w="0" w:type="dxa"/>
+            <w:bottom w:w="0" w:type="dxa"/>
+          </w:tblCellMar>
+        </w:tblPrEx>
         <w:tc>
           <w:tcPr>
-            <w:tcW w:type="dxa" w:w="2600"/>
+            <w:tcW w:w="2600" w:type="dxa"/>
           </w:tcPr>
           <w:p>
             <w:r>
               <w:rPr>
-                <w:rFonts w:ascii="Times New Roman" w:cs="Times New Roman" w:eastAsia="Times New Roman" w:hAnsi="Times New Roman"/>
                 <w:sz w:val="24"/>
                 <w:szCs w:val="24"/>
               </w:rPr>
-              <w:t xml:space="preserve">KELAS</w:t>
+              <w:t>KELAS</w:t>
             </w:r>
           </w:p>
         </w:tc>
         <w:tc>
           <w:tcPr>
-            <w:tcW w:type="dxa" w:w="400"/>
+            <w:tcW w:w="400" w:type="dxa"/>
           </w:tcPr>
           <w:p>
             <w:r>
               <w:rPr>
-                <w:rFonts w:ascii="Times New Roman" w:cs="Times New Roman" w:eastAsia="Times New Roman" w:hAnsi="Times New Roman"/>
                 <w:sz w:val="24"/>
                 <w:szCs w:val="24"/>
               </w:rPr>
-              <w:t xml:space="preserve">:</w:t>
+              <w:t>:</w:t>
             </w:r>
           </w:p>
         </w:tc>
         <w:tc>
           <w:tcPr>
-            <w:tcW w:type="dxa" w:w="6000"/>
+            <w:tcW w:w="6000" w:type="dxa"/>
           </w:tcPr>
           <w:p>
             <w:r>
               <w:rPr>
-                <w:rFonts w:ascii="Times New Roman" w:cs="Times New Roman" w:eastAsia="Times New Roman" w:hAnsi="Times New Roman"/>
                 <w:sz w:val="24"/>
                 <w:szCs w:val="24"/>
               </w:rPr>
-              <w:t xml:space="preserve">TI AXIOO – 3E</w:t>
+              <w:t>TI AXIOO – 3E</w:t>
             </w:r>
           </w:p>
         </w:tc>
       </w:tr>
-    </w:tbl>
-    <w:tbl>
-      <w:tblPr>
-        <w:tblW w:type="pct" w:w="100%"/>
-        <w:tblBorders>
-          <w:top w:val="none" w:color="FFFFFF" w:sz="0"/>
-          <w:left w:val="none" w:color="FFFFFF" w:sz="0"/>
-          <w:bottom w:val="none" w:color="FFFFFF" w:sz="0"/>
-          <w:right w:val="none" w:color="FFFFFF" w:sz="0"/>
-          <w:insideH w:val="none" w:color="FFFFFF" w:sz="0"/>
-          <w:insideV w:val="none" w:color="FFFFFF" w:sz="0"/>
-        </w:tblBorders>
-      </w:tblPr>
-      <w:tblGrid>
-        <w:gridCol w:w="2600"/>
-        <w:gridCol w:w="400"/>
-        <w:gridCol w:w="6000"/>
-      </w:tblGrid>
       <w:tr>
+        <w:tblPrEx>
+          <w:tblCellMar>
+            <w:top w:w="0" w:type="dxa"/>
+            <w:bottom w:w="0" w:type="dxa"/>
+          </w:tblCellMar>
+        </w:tblPrEx>
         <w:tc>
           <w:tcPr>
-            <w:tcW w:type="dxa" w:w="2600"/>
+            <w:tcW w:w="2600" w:type="dxa"/>
           </w:tcPr>
           <w:p>
             <w:r>
               <w:rPr>
-                <w:rFonts w:ascii="Times New Roman" w:cs="Times New Roman" w:eastAsia="Times New Roman" w:hAnsi="Times New Roman"/>
                 <w:sz w:val="24"/>
                 <w:szCs w:val="24"/>
               </w:rPr>
-              <w:t xml:space="preserve">HARI/TANGGAL</w:t>
+              <w:t>HARI/TANGGAL</w:t>
             </w:r>
           </w:p>
         </w:tc>
         <w:tc>
           <w:tcPr>
-            <w:tcW w:type="dxa" w:w="400"/>
+            <w:tcW w:w="400" w:type="dxa"/>
           </w:tcPr>
           <w:p>
             <w:r>
               <w:rPr>
-                <w:rFonts w:ascii="Times New Roman" w:cs="Times New Roman" w:eastAsia="Times New Roman" w:hAnsi="Times New Roman"/>
                 <w:sz w:val="24"/>
                 <w:szCs w:val="24"/>
               </w:rPr>
-              <w:t xml:space="preserve">:</w:t>
+              <w:t>:</w:t>
             </w:r>
           </w:p>
         </w:tc>
         <w:tc>
           <w:tcPr>
-            <w:tcW w:type="dxa" w:w="6000"/>
+            <w:tcW w:w="6000" w:type="dxa"/>
+          </w:tcPr>
+          <w:p>
+            <w:r>
+              <w:t>09/09/2026</w:t>
+            </w:r>
+          </w:p>
+        </w:tc>
+      </w:tr>
+      <w:tr>
+        <w:tblPrEx>
+          <w:tblCellMar>
+            <w:top w:w="0" w:type="dxa"/>
+            <w:bottom w:w="0" w:type="dxa"/>
+          </w:tblCellMar>
+        </w:tblPrEx>
+        <w:tc>
+          <w:tcPr>
+            <w:tcW w:w="2600" w:type="dxa"/>
           </w:tcPr>
           <w:p>
             <w:r>
               <w:rPr>
-                <w:rFonts w:ascii="Times New Roman" w:cs="Times New Roman" w:eastAsia="Times New Roman" w:hAnsi="Times New Roman"/>
                 <w:sz w:val="24"/>
                 <w:szCs w:val="24"/>
               </w:rPr>
-              <w:t xml:space="preserve">[Isi sesuai jadwal praktikum]</w:t>
-            </w:r>
-          </w:p>
-        </w:tc>
-      </w:tr>
-    </w:tbl>
-    <w:tbl>
-      <w:tblPr>
-        <w:tblW w:type="pct" w:w="100%"/>
-        <w:tblBorders>
-          <w:top w:val="none" w:color="FFFFFF" w:sz="0"/>
-          <w:left w:val="none" w:color="FFFFFF" w:sz="0"/>
-          <w:bottom w:val="none" w:color="FFFFFF" w:sz="0"/>
-          <w:right w:val="none" w:color="FFFFFF" w:sz="0"/>
-          <w:insideH w:val="none" w:color="FFFFFF" w:sz="0"/>
-          <w:insideV w:val="none" w:color="FFFFFF" w:sz="0"/>
-        </w:tblBorders>
-      </w:tblPr>
-      <w:tblGrid>
-        <w:gridCol w:w="2600"/>
-        <w:gridCol w:w="400"/>
-        <w:gridCol w:w="6000"/>
-      </w:tblGrid>
-      <w:tr>
-        <w:tc>
-          <w:tcPr>
-            <w:tcW w:type="dxa" w:w="2600"/>
-          </w:tcPr>
-          <w:p>
-            <w:r>
-              <w:rPr>
-                <w:rFonts w:ascii="Times New Roman" w:cs="Times New Roman" w:eastAsia="Times New Roman" w:hAnsi="Times New Roman"/>
-                <w:sz w:val="24"/>
-                <w:szCs w:val="24"/>
-              </w:rPr>
-              <w:t xml:space="preserve">MATA KULIAH</w:t>
+              <w:t>MATA KULIAH</w:t>
             </w:r>
           </w:p>
         </w:tc>
         <w:tc>
           <w:tcPr>
-            <w:tcW w:type="dxa" w:w="400"/>
+            <w:tcW w:w="400" w:type="dxa"/>
           </w:tcPr>
           <w:p>
             <w:r>
               <w:rPr>
-                <w:rFonts w:ascii="Times New Roman" w:cs="Times New Roman" w:eastAsia="Times New Roman" w:hAnsi="Times New Roman"/>
                 <w:sz w:val="24"/>
                 <w:szCs w:val="24"/>
               </w:rPr>
-              <w:t xml:space="preserve">:</w:t>
+              <w:t>:</w:t>
             </w:r>
           </w:p>
         </w:tc>
         <w:tc>
           <w:tcPr>
-            <w:tcW w:type="dxa" w:w="6000"/>
+            <w:tcW w:w="6000" w:type="dxa"/>
           </w:tcPr>
           <w:p>
             <w:r>
               <w:rPr>
-                <w:rFonts w:ascii="Times New Roman" w:cs="Times New Roman" w:eastAsia="Times New Roman" w:hAnsi="Times New Roman"/>
                 <w:sz w:val="24"/>
                 <w:szCs w:val="24"/>
               </w:rPr>
-              <w:t xml:space="preserve">DESAIN WEB</w:t>
+              <w:t>DESAIN WEB</w:t>
             </w:r>
           </w:p>
         </w:tc>
       </w:tr>
-    </w:tbl>
-    <w:tbl>
-      <w:tblPr>
-        <w:tblW w:type="pct" w:w="100%"/>
-        <w:tblBorders>
-          <w:top w:val="none" w:color="FFFFFF" w:sz="0"/>
-          <w:left w:val="none" w:color="FFFFFF" w:sz="0"/>
-          <w:bottom w:val="none" w:color="FFFFFF" w:sz="0"/>
-          <w:right w:val="none" w:color="FFFFFF" w:sz="0"/>
-          <w:insideH w:val="none" w:color="FFFFFF" w:sz="0"/>
-          <w:insideV w:val="none" w:color="FFFFFF" w:sz="0"/>
-        </w:tblBorders>
-      </w:tblPr>
-      <w:tblGrid>
-        <w:gridCol w:w="2600"/>
-        <w:gridCol w:w="400"/>
-        <w:gridCol w:w="6000"/>
-      </w:tblGrid>
       <w:tr>
+        <w:tblPrEx>
+          <w:tblCellMar>
+            <w:top w:w="0" w:type="dxa"/>
+            <w:bottom w:w="0" w:type="dxa"/>
+          </w:tblCellMar>
+        </w:tblPrEx>
+        <w:trPr>
+          <w:trHeight w:val="332"/>
+        </w:trPr>
         <w:tc>
           <w:tcPr>
-            <w:tcW w:type="dxa" w:w="2600"/>
+            <w:tcW w:w="2600" w:type="dxa"/>
           </w:tcPr>
           <w:p>
             <w:r>
               <w:rPr>
-                <w:rFonts w:ascii="Times New Roman" w:cs="Times New Roman" w:eastAsia="Times New Roman" w:hAnsi="Times New Roman"/>
                 <w:sz w:val="24"/>
                 <w:szCs w:val="24"/>
               </w:rPr>
-              <w:t xml:space="preserve">DOSEN PENGAMPU</w:t>
+              <w:t>DOSEN PENGAMPU</w:t>
             </w:r>
           </w:p>
         </w:tc>
         <w:tc>
           <w:tcPr>
-            <w:tcW w:type="dxa" w:w="400"/>
+            <w:tcW w:w="400" w:type="dxa"/>
           </w:tcPr>
           <w:p>
             <w:r>
               <w:rPr>
-                <w:rFonts w:ascii="Times New Roman" w:cs="Times New Roman" w:eastAsia="Times New Roman" w:hAnsi="Times New Roman"/>
                 <w:sz w:val="24"/>
                 <w:szCs w:val="24"/>
               </w:rPr>
-              <w:t xml:space="preserve">:</w:t>
+              <w:t>:</w:t>
             </w:r>
           </w:p>
         </w:tc>
         <w:tc>
           <w:tcPr>
-            <w:tcW w:type="dxa" w:w="6000"/>
+            <w:tcW w:w="6000" w:type="dxa"/>
           </w:tcPr>
           <w:p>
             <w:r>
-              <w:rPr>
-                <w:rFonts w:ascii="Times New Roman" w:cs="Times New Roman" w:eastAsia="Times New Roman" w:hAnsi="Times New Roman"/>
-                <w:sz w:val="24"/>
-                <w:szCs w:val="24"/>
-              </w:rPr>
-              <w:t xml:space="preserve">[Isi nama dosen pengampu]</w:t>
+              <w:t>ARIFIN NOOR ASYIKIN, ST, MT</w:t>
             </w:r>
           </w:p>
         </w:tc>
@@ -494,88 +421,112 @@
     <w:p/>
     <w:p/>
     <w:p/>
-    <w:p>
-      <w:pPr>
-        <w:spacing w:after="0"/>
+    <w:p/>
+    <w:p/>
+    <w:p/>
+    <w:p/>
+    <w:p/>
+    <w:p/>
+    <w:p/>
+    <w:p/>
+    <w:p/>
+    <w:p/>
+    <w:p/>
+    <w:p/>
+    <w:p/>
+    <w:p/>
+    <w:p>
+      <w:pPr>
         <w:jc w:val="center"/>
-      </w:pPr>
-      <w:r>
-        <w:rPr>
-          <w:rFonts w:ascii="Times New Roman" w:cs="Times New Roman" w:eastAsia="Times New Roman" w:hAnsi="Times New Roman"/>
+        <w:rPr>
+          <w:sz w:val="32"/>
+          <w:szCs w:val="32"/>
+        </w:rPr>
+      </w:pPr>
+      <w:r>
+        <w:rPr>
           <w:b/>
           <w:bCs/>
-          <w:sz w:val="24"/>
-          <w:szCs w:val="24"/>
-        </w:rPr>
-        <w:t xml:space="preserve">PROGRAM STUDI TEKNOLOGI INFORMASI</w:t>
-      </w:r>
-    </w:p>
-    <w:p>
-      <w:pPr>
-        <w:spacing w:after="0"/>
+          <w:sz w:val="32"/>
+          <w:szCs w:val="32"/>
+        </w:rPr>
+        <w:t>PROGRAM STUDI TEKNOLOGI INFORMASI</w:t>
+      </w:r>
+    </w:p>
+    <w:p>
+      <w:pPr>
         <w:jc w:val="center"/>
-      </w:pPr>
-      <w:r>
-        <w:rPr>
-          <w:rFonts w:ascii="Times New Roman" w:cs="Times New Roman" w:eastAsia="Times New Roman" w:hAnsi="Times New Roman"/>
+        <w:rPr>
+          <w:sz w:val="32"/>
+          <w:szCs w:val="32"/>
+        </w:rPr>
+      </w:pPr>
+      <w:r>
+        <w:rPr>
           <w:b/>
           <w:bCs/>
-          <w:sz w:val="24"/>
-          <w:szCs w:val="24"/>
-        </w:rPr>
-        <w:t xml:space="preserve">JURUSAN TEKNIK ELEKTRO</w:t>
-      </w:r>
-    </w:p>
-    <w:p>
-      <w:pPr>
-        <w:spacing w:after="0"/>
+          <w:sz w:val="32"/>
+          <w:szCs w:val="32"/>
+        </w:rPr>
+        <w:t>JURUSAN TEKNIK ELEKTRO</w:t>
+      </w:r>
+    </w:p>
+    <w:p>
+      <w:pPr>
         <w:jc w:val="center"/>
-      </w:pPr>
-      <w:r>
-        <w:rPr>
-          <w:rFonts w:ascii="Times New Roman" w:cs="Times New Roman" w:eastAsia="Times New Roman" w:hAnsi="Times New Roman"/>
+        <w:rPr>
+          <w:sz w:val="32"/>
+          <w:szCs w:val="32"/>
+        </w:rPr>
+      </w:pPr>
+      <w:r>
+        <w:rPr>
           <w:b/>
           <w:bCs/>
-          <w:sz w:val="24"/>
-          <w:szCs w:val="24"/>
-        </w:rPr>
-        <w:t xml:space="preserve">POLITEKNIK NEGERI BANJARMASIN</w:t>
-      </w:r>
-    </w:p>
-    <w:p>
-      <w:pPr>
-        <w:spacing w:after="0"/>
+          <w:sz w:val="32"/>
+          <w:szCs w:val="32"/>
+        </w:rPr>
+        <w:t>POLITEKNIK NEGERI BANJARMASIN</w:t>
+      </w:r>
+    </w:p>
+    <w:p>
+      <w:pPr>
         <w:jc w:val="center"/>
-      </w:pPr>
-      <w:r>
-        <w:rPr>
-          <w:rFonts w:ascii="Times New Roman" w:cs="Times New Roman" w:eastAsia="Times New Roman" w:hAnsi="Times New Roman"/>
+        <w:rPr>
+          <w:sz w:val="32"/>
+          <w:szCs w:val="32"/>
+        </w:rPr>
+      </w:pPr>
+      <w:r>
+        <w:rPr>
           <w:b/>
           <w:bCs/>
-          <w:sz w:val="24"/>
-          <w:szCs w:val="24"/>
-        </w:rPr>
-        <w:t xml:space="preserve">2026</w:t>
-      </w:r>
-    </w:p>
-    <w:p>
-      <w:r>
-        <w:br w:type="page"/>
-      </w:r>
-    </w:p>
-    <w:p>
-      <w:pPr>
-        <w:spacing w:after="150" w:before="300"/>
-      </w:pPr>
-      <w:r>
-        <w:rPr>
-          <w:rFonts w:ascii="Times New Roman" w:cs="Times New Roman" w:eastAsia="Times New Roman" w:hAnsi="Times New Roman"/>
+          <w:sz w:val="32"/>
+          <w:szCs w:val="32"/>
+        </w:rPr>
+        <w:t>2026</w:t>
+      </w:r>
+    </w:p>
+    <w:p>
+      <w:pPr>
+        <w:rPr>
+          <w:sz w:val="32"/>
+          <w:szCs w:val="32"/>
+        </w:rPr>
+      </w:pPr>
+    </w:p>
+    <w:p>
+      <w:pPr>
+        <w:spacing w:before="300" w:after="150"/>
+      </w:pPr>
+      <w:r>
+        <w:rPr>
           <w:b/>
           <w:bCs/>
           <w:sz w:val="26"/>
           <w:szCs w:val="26"/>
         </w:rPr>
-        <w:t xml:space="preserve">TUJUAN PRAKTIKUM</w:t>
+        <w:t>TUJUAN PRAKTIKUM</w:t>
       </w:r>
     </w:p>
     <w:p>
@@ -589,11 +540,10 @@
       </w:pPr>
       <w:r>
         <w:rPr>
-          <w:rFonts w:ascii="Times New Roman" w:cs="Times New Roman" w:eastAsia="Times New Roman" w:hAnsi="Times New Roman"/>
-          <w:sz w:val="24"/>
-          <w:szCs w:val="24"/>
-        </w:rPr>
-        <w:t xml:space="preserve">Menjelaskan konsep utility-first CSS dan penerapannya menggunakan Tailwind CSS.</w:t>
+          <w:sz w:val="24"/>
+          <w:szCs w:val="24"/>
+        </w:rPr>
+        <w:t>Menjelaskan konsep utility-first CSS dan penerapannya menggunakan Tailwind CSS.</w:t>
       </w:r>
     </w:p>
     <w:p>
@@ -607,11 +557,10 @@
       </w:pPr>
       <w:r>
         <w:rPr>
-          <w:rFonts w:ascii="Times New Roman" w:cs="Times New Roman" w:eastAsia="Times New Roman" w:hAnsi="Times New Roman"/>
-          <w:sz w:val="24"/>
-          <w:szCs w:val="24"/>
-        </w:rPr>
-        <w:t xml:space="preserve">Membangun struktur halaman menggunakan flexbox dan grid untuk layout yang responsif.</w:t>
+          <w:sz w:val="24"/>
+          <w:szCs w:val="24"/>
+        </w:rPr>
+        <w:t>Membangun struktur halaman menggunakan flexbox dan grid untuk layout yang responsif.</w:t>
       </w:r>
     </w:p>
     <w:p>
@@ -625,11 +574,10 @@
       </w:pPr>
       <w:r>
         <w:rPr>
-          <w:rFonts w:ascii="Times New Roman" w:cs="Times New Roman" w:eastAsia="Times New Roman" w:hAnsi="Times New Roman"/>
-          <w:sz w:val="24"/>
-          <w:szCs w:val="24"/>
-        </w:rPr>
-        <w:t xml:space="preserve">Menerapkan kustomisasi tema melalui @theme dan komponen reusable melalui @apply.</w:t>
+          <w:sz w:val="24"/>
+          <w:szCs w:val="24"/>
+        </w:rPr>
+        <w:t>Menerapkan kustomisasi tema melalui @theme dan komponen reusable melalui @apply.</w:t>
       </w:r>
     </w:p>
     <w:p>
@@ -643,11 +591,10 @@
       </w:pPr>
       <w:r>
         <w:rPr>
-          <w:rFonts w:ascii="Times New Roman" w:cs="Times New Roman" w:eastAsia="Times New Roman" w:hAnsi="Times New Roman"/>
-          <w:sz w:val="24"/>
-          <w:szCs w:val="24"/>
-        </w:rPr>
-        <w:t xml:space="preserve">Merancang landing page utuh (single page) yang terdiri dari navbar, hero section, fitur, pricing, testimoni, dan footer.</w:t>
+          <w:sz w:val="24"/>
+          <w:szCs w:val="24"/>
+        </w:rPr>
+        <w:t>Merancang landing page utuh (single page) yang terdiri dari navbar, hero section, fitur, pricing, testimoni, dan footer.</w:t>
       </w:r>
     </w:p>
     <w:p>
@@ -661,11 +608,10 @@
       </w:pPr>
       <w:r>
         <w:rPr>
-          <w:rFonts w:ascii="Times New Roman" w:cs="Times New Roman" w:eastAsia="Times New Roman" w:hAnsi="Times New Roman"/>
-          <w:sz w:val="24"/>
-          <w:szCs w:val="24"/>
-        </w:rPr>
-        <w:t xml:space="preserve">Menguji dan memastikan tampilan responsif pada tiga breakpoint (mobile, tablet, desktop).</w:t>
+          <w:sz w:val="24"/>
+          <w:szCs w:val="24"/>
+        </w:rPr>
+        <w:t>Menguji dan memastikan tampilan responsif pada tiga breakpoint (mobile, tablet, desktop).</w:t>
       </w:r>
     </w:p>
     <w:p>
@@ -679,426 +625,433 @@
       </w:pPr>
       <w:r>
         <w:rPr>
-          <w:rFonts w:ascii="Times New Roman" w:cs="Times New Roman" w:eastAsia="Times New Roman" w:hAnsi="Times New Roman"/>
-          <w:sz w:val="24"/>
-          <w:szCs w:val="24"/>
-        </w:rPr>
-        <w:t xml:space="preserve">Melakukan deployment proyek ke layanan hosting statis (Netlify).</w:t>
-      </w:r>
-    </w:p>
-    <w:p>
-      <w:pPr>
-        <w:spacing w:after="150" w:before="300"/>
-      </w:pPr>
-      <w:r>
-        <w:rPr>
-          <w:rFonts w:ascii="Times New Roman" w:cs="Times New Roman" w:eastAsia="Times New Roman" w:hAnsi="Times New Roman"/>
+          <w:sz w:val="24"/>
+          <w:szCs w:val="24"/>
+        </w:rPr>
+        <w:t>Melakukan deployment proyek ke layanan hosting statis (Netlify).</w:t>
+      </w:r>
+    </w:p>
+    <w:p>
+      <w:pPr>
+        <w:spacing w:before="300" w:after="150"/>
+      </w:pPr>
+      <w:r>
+        <w:rPr>
           <w:b/>
           <w:bCs/>
           <w:sz w:val="26"/>
           <w:szCs w:val="26"/>
         </w:rPr>
-        <w:t xml:space="preserve">ALAT DAN BAHAN</w:t>
+        <w:t>ALAT DAN BAHAN</w:t>
       </w:r>
     </w:p>
     <w:tbl>
       <w:tblPr>
-        <w:tblW w:type="pct" w:w="100%"/>
+        <w:tblW w:w="5000" w:type="pct"/>
         <w:tblBorders>
-          <w:top w:val="single" w:color="auto" w:sz="4"/>
-          <w:left w:val="single" w:color="auto" w:sz="4"/>
-          <w:bottom w:val="single" w:color="auto" w:sz="4"/>
-          <w:right w:val="single" w:color="auto" w:sz="4"/>
-          <w:insideH w:val="single" w:color="auto" w:sz="4"/>
-          <w:insideV w:val="single" w:color="auto" w:sz="4"/>
+          <w:top w:val="single" w:sz="4" w:space="0" w:color="auto"/>
+          <w:left w:val="single" w:sz="4" w:space="0" w:color="auto"/>
+          <w:bottom w:val="single" w:sz="4" w:space="0" w:color="auto"/>
+          <w:right w:val="single" w:sz="4" w:space="0" w:color="auto"/>
+          <w:insideH w:val="single" w:sz="4" w:space="0" w:color="auto"/>
+          <w:insideV w:val="single" w:sz="4" w:space="0" w:color="auto"/>
         </w:tblBorders>
+        <w:tblCellMar>
+          <w:left w:w="10" w:type="dxa"/>
+          <w:right w:w="10" w:type="dxa"/>
+        </w:tblCellMar>
+        <w:tblLook w:val="0000" w:firstRow="0" w:lastRow="0" w:firstColumn="0" w:lastColumn="0" w:noHBand="0" w:noVBand="0"/>
       </w:tblPr>
       <w:tblGrid>
-        <w:gridCol w:w="3000"/>
-        <w:gridCol w:w="6000"/>
+        <w:gridCol w:w="3005"/>
+        <w:gridCol w:w="6011"/>
       </w:tblGrid>
       <w:tr>
+        <w:tblPrEx>
+          <w:tblCellMar>
+            <w:top w:w="0" w:type="dxa"/>
+            <w:bottom w:w="0" w:type="dxa"/>
+          </w:tblCellMar>
+        </w:tblPrEx>
         <w:tc>
           <w:tcPr>
-            <w:tcW w:type="dxa" w:w="3000"/>
-            <w:shd w:fill="D9D9D9" w:val="clear"/>
+            <w:tcW w:w="3000" w:type="dxa"/>
+            <w:shd w:val="clear" w:color="auto" w:fill="D9D9D9"/>
             <w:tcMar>
-              <w:top w:type="dxa" w:w="100"/>
-              <w:left w:type="dxa" w:w="100"/>
-              <w:bottom w:type="dxa" w:w="100"/>
-              <w:right w:type="dxa" w:w="100"/>
+              <w:top w:w="100" w:type="dxa"/>
+              <w:left w:w="100" w:type="dxa"/>
+              <w:bottom w:w="100" w:type="dxa"/>
+              <w:right w:w="100" w:type="dxa"/>
             </w:tcMar>
           </w:tcPr>
           <w:p>
             <w:r>
               <w:rPr>
-                <w:rFonts w:ascii="Times New Roman" w:cs="Times New Roman" w:eastAsia="Times New Roman" w:hAnsi="Times New Roman"/>
                 <w:b/>
                 <w:bCs/>
                 <w:sz w:val="22"/>
                 <w:szCs w:val="22"/>
               </w:rPr>
-              <w:t xml:space="preserve">PERANGKAT</w:t>
+              <w:t>PERANGKAT</w:t>
             </w:r>
           </w:p>
         </w:tc>
         <w:tc>
           <w:tcPr>
-            <w:tcW w:type="dxa" w:w="6000"/>
-            <w:shd w:fill="D9D9D9" w:val="clear"/>
+            <w:tcW w:w="6000" w:type="dxa"/>
+            <w:shd w:val="clear" w:color="auto" w:fill="D9D9D9"/>
             <w:tcMar>
-              <w:top w:type="dxa" w:w="100"/>
-              <w:left w:type="dxa" w:w="100"/>
-              <w:bottom w:type="dxa" w:w="100"/>
-              <w:right w:type="dxa" w:w="100"/>
+              <w:top w:w="100" w:type="dxa"/>
+              <w:left w:w="100" w:type="dxa"/>
+              <w:bottom w:w="100" w:type="dxa"/>
+              <w:right w:w="100" w:type="dxa"/>
             </w:tcMar>
           </w:tcPr>
           <w:p>
             <w:r>
               <w:rPr>
-                <w:rFonts w:ascii="Times New Roman" w:cs="Times New Roman" w:eastAsia="Times New Roman" w:hAnsi="Times New Roman"/>
                 <w:b/>
                 <w:bCs/>
                 <w:sz w:val="22"/>
                 <w:szCs w:val="22"/>
               </w:rPr>
-              <w:t xml:space="preserve">KETERANGAN</w:t>
+              <w:t>KETERANGAN</w:t>
             </w:r>
           </w:p>
         </w:tc>
       </w:tr>
       <w:tr>
+        <w:tblPrEx>
+          <w:tblCellMar>
+            <w:top w:w="0" w:type="dxa"/>
+            <w:bottom w:w="0" w:type="dxa"/>
+          </w:tblCellMar>
+        </w:tblPrEx>
         <w:tc>
           <w:tcPr>
-            <w:tcW w:type="dxa" w:w="3000"/>
+            <w:tcW w:w="3000" w:type="dxa"/>
             <w:tcMar>
-              <w:top w:type="dxa" w:w="100"/>
-              <w:left w:type="dxa" w:w="100"/>
-              <w:bottom w:type="dxa" w:w="100"/>
-              <w:right w:type="dxa" w:w="100"/>
+              <w:top w:w="100" w:type="dxa"/>
+              <w:left w:w="100" w:type="dxa"/>
+              <w:bottom w:w="100" w:type="dxa"/>
+              <w:right w:w="100" w:type="dxa"/>
             </w:tcMar>
           </w:tcPr>
           <w:p>
             <w:r>
               <w:rPr>
-                <w:rFonts w:ascii="Times New Roman" w:cs="Times New Roman" w:eastAsia="Times New Roman" w:hAnsi="Times New Roman"/>
-                <w:b w:val="false"/>
-                <w:bCs w:val="false"/>
                 <w:sz w:val="22"/>
                 <w:szCs w:val="22"/>
               </w:rPr>
-              <w:t xml:space="preserve">Komputer / laptop</w:t>
+              <w:t>Komputer / laptop</w:t>
             </w:r>
           </w:p>
         </w:tc>
         <w:tc>
           <w:tcPr>
-            <w:tcW w:type="dxa" w:w="6000"/>
+            <w:tcW w:w="6000" w:type="dxa"/>
             <w:tcMar>
-              <w:top w:type="dxa" w:w="100"/>
-              <w:left w:type="dxa" w:w="100"/>
-              <w:bottom w:type="dxa" w:w="100"/>
-              <w:right w:type="dxa" w:w="100"/>
+              <w:top w:w="100" w:type="dxa"/>
+              <w:left w:w="100" w:type="dxa"/>
+              <w:bottom w:w="100" w:type="dxa"/>
+              <w:right w:w="100" w:type="dxa"/>
             </w:tcMar>
           </w:tcPr>
           <w:p>
             <w:r>
               <w:rPr>
-                <w:rFonts w:ascii="Times New Roman" w:cs="Times New Roman" w:eastAsia="Times New Roman" w:hAnsi="Times New Roman"/>
-                <w:b w:val="false"/>
-                <w:bCs w:val="false"/>
                 <w:sz w:val="22"/>
                 <w:szCs w:val="22"/>
               </w:rPr>
-              <w:t xml:space="preserve">Sistem operasi Windows</w:t>
+              <w:t>Sistem operasi Windows</w:t>
             </w:r>
           </w:p>
         </w:tc>
       </w:tr>
       <w:tr>
+        <w:tblPrEx>
+          <w:tblCellMar>
+            <w:top w:w="0" w:type="dxa"/>
+            <w:bottom w:w="0" w:type="dxa"/>
+          </w:tblCellMar>
+        </w:tblPrEx>
         <w:tc>
           <w:tcPr>
-            <w:tcW w:type="dxa" w:w="3000"/>
+            <w:tcW w:w="3000" w:type="dxa"/>
             <w:tcMar>
-              <w:top w:type="dxa" w:w="100"/>
-              <w:left w:type="dxa" w:w="100"/>
-              <w:bottom w:type="dxa" w:w="100"/>
-              <w:right w:type="dxa" w:w="100"/>
+              <w:top w:w="100" w:type="dxa"/>
+              <w:left w:w="100" w:type="dxa"/>
+              <w:bottom w:w="100" w:type="dxa"/>
+              <w:right w:w="100" w:type="dxa"/>
             </w:tcMar>
           </w:tcPr>
           <w:p>
             <w:r>
               <w:rPr>
-                <w:rFonts w:ascii="Times New Roman" w:cs="Times New Roman" w:eastAsia="Times New Roman" w:hAnsi="Times New Roman"/>
-                <w:b w:val="false"/>
-                <w:bCs w:val="false"/>
                 <w:sz w:val="22"/>
                 <w:szCs w:val="22"/>
               </w:rPr>
-              <w:t xml:space="preserve">Node.js &amp; npm</w:t>
+              <w:t>Node.js &amp; npm</w:t>
             </w:r>
           </w:p>
         </w:tc>
         <w:tc>
           <w:tcPr>
-            <w:tcW w:type="dxa" w:w="6000"/>
+            <w:tcW w:w="6000" w:type="dxa"/>
             <w:tcMar>
-              <w:top w:type="dxa" w:w="100"/>
-              <w:left w:type="dxa" w:w="100"/>
-              <w:bottom w:type="dxa" w:w="100"/>
-              <w:right w:type="dxa" w:w="100"/>
+              <w:top w:w="100" w:type="dxa"/>
+              <w:left w:w="100" w:type="dxa"/>
+              <w:bottom w:w="100" w:type="dxa"/>
+              <w:right w:w="100" w:type="dxa"/>
             </w:tcMar>
           </w:tcPr>
           <w:p>
             <w:r>
               <w:rPr>
-                <w:rFonts w:ascii="Times New Roman" w:cs="Times New Roman" w:eastAsia="Times New Roman" w:hAnsi="Times New Roman"/>
-                <w:b w:val="false"/>
-                <w:bCs w:val="false"/>
                 <w:sz w:val="22"/>
                 <w:szCs w:val="22"/>
               </w:rPr>
-              <w:t xml:space="preserve">Runtime dan package manager untuk menjalankan Vite</w:t>
+              <w:t>Runtime dan package manager untuk menjalankan Vite</w:t>
             </w:r>
           </w:p>
         </w:tc>
       </w:tr>
       <w:tr>
+        <w:tblPrEx>
+          <w:tblCellMar>
+            <w:top w:w="0" w:type="dxa"/>
+            <w:bottom w:w="0" w:type="dxa"/>
+          </w:tblCellMar>
+        </w:tblPrEx>
         <w:tc>
           <w:tcPr>
-            <w:tcW w:type="dxa" w:w="3000"/>
+            <w:tcW w:w="3000" w:type="dxa"/>
             <w:tcMar>
-              <w:top w:type="dxa" w:w="100"/>
-              <w:left w:type="dxa" w:w="100"/>
-              <w:bottom w:type="dxa" w:w="100"/>
-              <w:right w:type="dxa" w:w="100"/>
+              <w:top w:w="100" w:type="dxa"/>
+              <w:left w:w="100" w:type="dxa"/>
+              <w:bottom w:w="100" w:type="dxa"/>
+              <w:right w:w="100" w:type="dxa"/>
             </w:tcMar>
           </w:tcPr>
           <w:p>
             <w:r>
               <w:rPr>
-                <w:rFonts w:ascii="Times New Roman" w:cs="Times New Roman" w:eastAsia="Times New Roman" w:hAnsi="Times New Roman"/>
-                <w:b w:val="false"/>
-                <w:bCs w:val="false"/>
                 <w:sz w:val="22"/>
                 <w:szCs w:val="22"/>
               </w:rPr>
-              <w:t xml:space="preserve">Vite + Tailwind CSS v4</w:t>
+              <w:t>Vite + Tailwind CSS v4</w:t>
             </w:r>
           </w:p>
         </w:tc>
         <w:tc>
           <w:tcPr>
-            <w:tcW w:type="dxa" w:w="6000"/>
+            <w:tcW w:w="6000" w:type="dxa"/>
             <w:tcMar>
-              <w:top w:type="dxa" w:w="100"/>
-              <w:left w:type="dxa" w:w="100"/>
-              <w:bottom w:type="dxa" w:w="100"/>
-              <w:right w:type="dxa" w:w="100"/>
+              <w:top w:w="100" w:type="dxa"/>
+              <w:left w:w="100" w:type="dxa"/>
+              <w:bottom w:w="100" w:type="dxa"/>
+              <w:right w:w="100" w:type="dxa"/>
             </w:tcMar>
           </w:tcPr>
           <w:p>
             <w:r>
               <w:rPr>
-                <w:rFonts w:ascii="Times New Roman" w:cs="Times New Roman" w:eastAsia="Times New Roman" w:hAnsi="Times New Roman"/>
-                <w:b w:val="false"/>
-                <w:bCs w:val="false"/>
                 <w:sz w:val="22"/>
                 <w:szCs w:val="22"/>
               </w:rPr>
-              <w:t xml:space="preserve">Build tool dan framework CSS utility-first</w:t>
+              <w:t>Build tool dan framework CSS utility-first</w:t>
             </w:r>
           </w:p>
         </w:tc>
       </w:tr>
       <w:tr>
+        <w:tblPrEx>
+          <w:tblCellMar>
+            <w:top w:w="0" w:type="dxa"/>
+            <w:bottom w:w="0" w:type="dxa"/>
+          </w:tblCellMar>
+        </w:tblPrEx>
         <w:tc>
           <w:tcPr>
-            <w:tcW w:type="dxa" w:w="3000"/>
+            <w:tcW w:w="3000" w:type="dxa"/>
             <w:tcMar>
-              <w:top w:type="dxa" w:w="100"/>
-              <w:left w:type="dxa" w:w="100"/>
-              <w:bottom w:type="dxa" w:w="100"/>
-              <w:right w:type="dxa" w:w="100"/>
+              <w:top w:w="100" w:type="dxa"/>
+              <w:left w:w="100" w:type="dxa"/>
+              <w:bottom w:w="100" w:type="dxa"/>
+              <w:right w:w="100" w:type="dxa"/>
             </w:tcMar>
           </w:tcPr>
           <w:p>
             <w:r>
               <w:rPr>
-                <w:rFonts w:ascii="Times New Roman" w:cs="Times New Roman" w:eastAsia="Times New Roman" w:hAnsi="Times New Roman"/>
-                <w:b w:val="false"/>
-                <w:bCs w:val="false"/>
                 <w:sz w:val="22"/>
                 <w:szCs w:val="22"/>
               </w:rPr>
-              <w:t xml:space="preserve">Visual Studio Code</w:t>
+              <w:t>Visual Studio Code</w:t>
             </w:r>
           </w:p>
         </w:tc>
         <w:tc>
           <w:tcPr>
-            <w:tcW w:type="dxa" w:w="6000"/>
+            <w:tcW w:w="6000" w:type="dxa"/>
             <w:tcMar>
-              <w:top w:type="dxa" w:w="100"/>
-              <w:left w:type="dxa" w:w="100"/>
-              <w:bottom w:type="dxa" w:w="100"/>
-              <w:right w:type="dxa" w:w="100"/>
+              <w:top w:w="100" w:type="dxa"/>
+              <w:left w:w="100" w:type="dxa"/>
+              <w:bottom w:w="100" w:type="dxa"/>
+              <w:right w:w="100" w:type="dxa"/>
             </w:tcMar>
           </w:tcPr>
           <w:p>
             <w:r>
               <w:rPr>
-                <w:rFonts w:ascii="Times New Roman" w:cs="Times New Roman" w:eastAsia="Times New Roman" w:hAnsi="Times New Roman"/>
-                <w:b w:val="false"/>
-                <w:bCs w:val="false"/>
                 <w:sz w:val="22"/>
                 <w:szCs w:val="22"/>
               </w:rPr>
-              <w:t xml:space="preserve">Code editor untuk menulis dan menjalankan proyek</w:t>
+              <w:t>Code editor untuk menulis dan menjalankan proyek</w:t>
             </w:r>
           </w:p>
         </w:tc>
       </w:tr>
       <w:tr>
+        <w:tblPrEx>
+          <w:tblCellMar>
+            <w:top w:w="0" w:type="dxa"/>
+            <w:bottom w:w="0" w:type="dxa"/>
+          </w:tblCellMar>
+        </w:tblPrEx>
         <w:tc>
           <w:tcPr>
-            <w:tcW w:type="dxa" w:w="3000"/>
+            <w:tcW w:w="3000" w:type="dxa"/>
             <w:tcMar>
-              <w:top w:type="dxa" w:w="100"/>
-              <w:left w:type="dxa" w:w="100"/>
-              <w:bottom w:type="dxa" w:w="100"/>
-              <w:right w:type="dxa" w:w="100"/>
+              <w:top w:w="100" w:type="dxa"/>
+              <w:left w:w="100" w:type="dxa"/>
+              <w:bottom w:w="100" w:type="dxa"/>
+              <w:right w:w="100" w:type="dxa"/>
             </w:tcMar>
           </w:tcPr>
           <w:p>
             <w:r>
               <w:rPr>
-                <w:rFonts w:ascii="Times New Roman" w:cs="Times New Roman" w:eastAsia="Times New Roman" w:hAnsi="Times New Roman"/>
-                <w:b w:val="false"/>
-                <w:bCs w:val="false"/>
                 <w:sz w:val="22"/>
                 <w:szCs w:val="22"/>
               </w:rPr>
-              <w:t xml:space="preserve">Peramban web</w:t>
+              <w:t>Peramban web</w:t>
             </w:r>
           </w:p>
         </w:tc>
         <w:tc>
           <w:tcPr>
-            <w:tcW w:type="dxa" w:w="6000"/>
+            <w:tcW w:w="6000" w:type="dxa"/>
             <w:tcMar>
-              <w:top w:type="dxa" w:w="100"/>
-              <w:left w:type="dxa" w:w="100"/>
-              <w:bottom w:type="dxa" w:w="100"/>
-              <w:right w:type="dxa" w:w="100"/>
+              <w:top w:w="100" w:type="dxa"/>
+              <w:left w:w="100" w:type="dxa"/>
+              <w:bottom w:w="100" w:type="dxa"/>
+              <w:right w:w="100" w:type="dxa"/>
             </w:tcMar>
           </w:tcPr>
           <w:p>
             <w:r>
               <w:rPr>
-                <w:rFonts w:ascii="Times New Roman" w:cs="Times New Roman" w:eastAsia="Times New Roman" w:hAnsi="Times New Roman"/>
-                <w:b w:val="false"/>
-                <w:bCs w:val="false"/>
                 <w:sz w:val="22"/>
                 <w:szCs w:val="22"/>
               </w:rPr>
-              <w:t xml:space="preserve">Google Chrome, digunakan untuk menjalankan dan menguji tampilan</w:t>
+              <w:t>Google Chrome, digunakan untuk menjalankan dan menguji tampilan</w:t>
             </w:r>
           </w:p>
         </w:tc>
       </w:tr>
       <w:tr>
+        <w:tblPrEx>
+          <w:tblCellMar>
+            <w:top w:w="0" w:type="dxa"/>
+            <w:bottom w:w="0" w:type="dxa"/>
+          </w:tblCellMar>
+        </w:tblPrEx>
         <w:tc>
           <w:tcPr>
-            <w:tcW w:type="dxa" w:w="3000"/>
+            <w:tcW w:w="3000" w:type="dxa"/>
             <w:tcMar>
-              <w:top w:type="dxa" w:w="100"/>
-              <w:left w:type="dxa" w:w="100"/>
-              <w:bottom w:type="dxa" w:w="100"/>
-              <w:right w:type="dxa" w:w="100"/>
+              <w:top w:w="100" w:type="dxa"/>
+              <w:left w:w="100" w:type="dxa"/>
+              <w:bottom w:w="100" w:type="dxa"/>
+              <w:right w:w="100" w:type="dxa"/>
             </w:tcMar>
           </w:tcPr>
           <w:p>
             <w:r>
               <w:rPr>
-                <w:rFonts w:ascii="Times New Roman" w:cs="Times New Roman" w:eastAsia="Times New Roman" w:hAnsi="Times New Roman"/>
-                <w:b w:val="false"/>
-                <w:bCs w:val="false"/>
                 <w:sz w:val="22"/>
                 <w:szCs w:val="22"/>
               </w:rPr>
-              <w:t xml:space="preserve">Git &amp; GitHub</w:t>
+              <w:t>Git &amp; GitHub</w:t>
             </w:r>
           </w:p>
         </w:tc>
         <w:tc>
           <w:tcPr>
-            <w:tcW w:type="dxa" w:w="6000"/>
+            <w:tcW w:w="6000" w:type="dxa"/>
             <w:tcMar>
-              <w:top w:type="dxa" w:w="100"/>
-              <w:left w:type="dxa" w:w="100"/>
-              <w:bottom w:type="dxa" w:w="100"/>
-              <w:right w:type="dxa" w:w="100"/>
+              <w:top w:w="100" w:type="dxa"/>
+              <w:left w:w="100" w:type="dxa"/>
+              <w:bottom w:w="100" w:type="dxa"/>
+              <w:right w:w="100" w:type="dxa"/>
             </w:tcMar>
           </w:tcPr>
           <w:p>
             <w:r>
               <w:rPr>
-                <w:rFonts w:ascii="Times New Roman" w:cs="Times New Roman" w:eastAsia="Times New Roman" w:hAnsi="Times New Roman"/>
-                <w:b w:val="false"/>
-                <w:bCs w:val="false"/>
                 <w:sz w:val="22"/>
                 <w:szCs w:val="22"/>
               </w:rPr>
-              <w:t xml:space="preserve">Version control dan penyimpanan kode proyek</w:t>
+              <w:t>Version control dan penyimpanan kode proyek</w:t>
             </w:r>
           </w:p>
         </w:tc>
       </w:tr>
       <w:tr>
+        <w:tblPrEx>
+          <w:tblCellMar>
+            <w:top w:w="0" w:type="dxa"/>
+            <w:bottom w:w="0" w:type="dxa"/>
+          </w:tblCellMar>
+        </w:tblPrEx>
         <w:tc>
           <w:tcPr>
-            <w:tcW w:type="dxa" w:w="3000"/>
+            <w:tcW w:w="3000" w:type="dxa"/>
             <w:tcMar>
-              <w:top w:type="dxa" w:w="100"/>
-              <w:left w:type="dxa" w:w="100"/>
-              <w:bottom w:type="dxa" w:w="100"/>
-              <w:right w:type="dxa" w:w="100"/>
+              <w:top w:w="100" w:type="dxa"/>
+              <w:left w:w="100" w:type="dxa"/>
+              <w:bottom w:w="100" w:type="dxa"/>
+              <w:right w:w="100" w:type="dxa"/>
             </w:tcMar>
           </w:tcPr>
           <w:p>
             <w:r>
               <w:rPr>
-                <w:rFonts w:ascii="Times New Roman" w:cs="Times New Roman" w:eastAsia="Times New Roman" w:hAnsi="Times New Roman"/>
-                <w:b w:val="false"/>
-                <w:bCs w:val="false"/>
                 <w:sz w:val="22"/>
                 <w:szCs w:val="22"/>
               </w:rPr>
-              <w:t xml:space="preserve">Netlify</w:t>
+              <w:t>Netlify</w:t>
             </w:r>
           </w:p>
         </w:tc>
         <w:tc>
           <w:tcPr>
-            <w:tcW w:type="dxa" w:w="6000"/>
+            <w:tcW w:w="6000" w:type="dxa"/>
             <w:tcMar>
-              <w:top w:type="dxa" w:w="100"/>
-              <w:left w:type="dxa" w:w="100"/>
-              <w:bottom w:type="dxa" w:w="100"/>
-              <w:right w:type="dxa" w:w="100"/>
+              <w:top w:w="100" w:type="dxa"/>
+              <w:left w:w="100" w:type="dxa"/>
+              <w:bottom w:w="100" w:type="dxa"/>
+              <w:right w:w="100" w:type="dxa"/>
             </w:tcMar>
           </w:tcPr>
           <w:p>
             <w:r>
               <w:rPr>
-                <w:rFonts w:ascii="Times New Roman" w:cs="Times New Roman" w:eastAsia="Times New Roman" w:hAnsi="Times New Roman"/>
-                <w:b w:val="false"/>
-                <w:bCs w:val="false"/>
                 <w:sz w:val="22"/>
                 <w:szCs w:val="22"/>
               </w:rPr>
-              <w:t xml:space="preserve">Layanan hosting untuk proses deployment proyek</w:t>
+              <w:t>Layanan hosting untuk proses deployment proyek</w:t>
             </w:r>
           </w:p>
         </w:tc>
@@ -1111,17 +1064,17 @@
     </w:p>
     <w:p>
       <w:pPr>
-        <w:spacing w:after="150" w:before="300"/>
-      </w:pPr>
-      <w:r>
-        <w:rPr>
-          <w:rFonts w:ascii="Times New Roman" w:cs="Times New Roman" w:eastAsia="Times New Roman" w:hAnsi="Times New Roman"/>
+        <w:spacing w:before="300" w:after="150"/>
+      </w:pPr>
+      <w:r>
+        <w:rPr>
           <w:b/>
           <w:bCs/>
           <w:sz w:val="26"/>
           <w:szCs w:val="26"/>
         </w:rPr>
-        <w:t xml:space="preserve">HASIL KEGIATAN — DOKUMENTASI PRAKTIKUM MINGGUAN</w:t>
+        <w:lastRenderedPageBreak/>
+        <w:t>HASIL KEGIATAN — DOKUMENTASI PRAKTIKUM MINGGUAN</w:t>
       </w:r>
     </w:p>
     <w:p>
@@ -1131,15 +1084,10 @@
       </w:pPr>
       <w:r>
         <w:rPr>
-          <w:rFonts w:ascii="Times New Roman" w:cs="Times New Roman" w:eastAsia="Times New Roman" w:hAnsi="Times New Roman"/>
-          <w:b w:val="false"/>
-          <w:bCs w:val="false"/>
-          <w:i w:val="false"/>
-          <w:iCs w:val="false"/>
-          <w:sz w:val="24"/>
-          <w:szCs w:val="24"/>
-        </w:rPr>
-        <w:t xml:space="preserve">Dokumentasi berikut merupakan rekap tangkapan layar (screenshot) hasil pengerjaan tiap sesi praktikum Desain Web dari minggu ke minggu.</w:t>
+          <w:sz w:val="24"/>
+          <w:szCs w:val="24"/>
+        </w:rPr>
+        <w:t>Dokumentasi berikut merupakan rekap tangkapan layar (screenshot) hasil pengerjaan tiap sesi praktikum Desain Web dari minggu ke minggu.</w:t>
       </w:r>
     </w:p>
     <w:p>
@@ -1153,11 +1101,10 @@
       </w:pPr>
       <w:r>
         <w:rPr>
-          <w:rFonts w:ascii="Times New Roman" w:cs="Times New Roman" w:eastAsia="Times New Roman" w:hAnsi="Times New Roman"/>
-          <w:sz w:val="24"/>
-          <w:szCs w:val="24"/>
-        </w:rPr>
-        <w:t xml:space="preserve">Praktikum 1</w:t>
+          <w:sz w:val="24"/>
+          <w:szCs w:val="24"/>
+        </w:rPr>
+        <w:t>Praktikum 1</w:t>
       </w:r>
     </w:p>
     <w:p>
@@ -1166,11 +1113,14 @@
         <w:jc w:val="center"/>
       </w:pPr>
       <w:r>
+        <w:rPr>
+          <w:noProof/>
+        </w:rPr>
         <w:drawing>
-          <wp:inline distT="0" distB="0" distL="0" distR="0">
+          <wp:inline distT="0" distB="0" distL="0" distR="0" wp14:anchorId="5057C23D" wp14:editId="51C38496">
             <wp:extent cx="4191000" cy="2257425"/>
-            <wp:effectExtent t="0" r="0" b="0" l="0"/>
-            <wp:docPr id="1" name="" descr="" title=""/>
+            <wp:effectExtent l="0" t="0" r="0" b="0"/>
+            <wp:docPr id="1257635629" name="Picture 1257635629"/>
             <wp:cNvGraphicFramePr>
               <a:graphicFrameLocks xmlns:a="http://schemas.openxmlformats.org/drawingml/2006/main" noChangeAspect="1"/>
             </wp:cNvGraphicFramePr>
@@ -1178,13 +1128,13 @@
               <a:graphicData uri="http://schemas.openxmlformats.org/drawingml/2006/picture">
                 <pic:pic xmlns:pic="http://schemas.openxmlformats.org/drawingml/2006/picture">
                   <pic:nvPicPr>
-                    <pic:cNvPr id="0" name="" descr=""/>
+                    <pic:cNvPr id="0" name=""/>
                     <pic:cNvPicPr>
                       <a:picLocks noChangeAspect="1" noChangeArrowheads="1"/>
                     </pic:cNvPicPr>
                   </pic:nvPicPr>
                   <pic:blipFill>
-                    <a:blip r:embed="rId8" cstate="none"/>
+                    <a:blip r:embed="rId6"/>
                     <a:srcRect/>
                     <a:stretch>
                       <a:fillRect/>
@@ -1217,11 +1167,10 @@
       </w:pPr>
       <w:r>
         <w:rPr>
-          <w:rFonts w:ascii="Times New Roman" w:cs="Times New Roman" w:eastAsia="Times New Roman" w:hAnsi="Times New Roman"/>
-          <w:sz w:val="24"/>
-          <w:szCs w:val="24"/>
-        </w:rPr>
-        <w:t xml:space="preserve">Praktikum 2</w:t>
+          <w:sz w:val="24"/>
+          <w:szCs w:val="24"/>
+        </w:rPr>
+        <w:t>Praktikum 2</w:t>
       </w:r>
     </w:p>
     <w:p>
@@ -1230,11 +1179,14 @@
         <w:jc w:val="center"/>
       </w:pPr>
       <w:r>
+        <w:rPr>
+          <w:noProof/>
+        </w:rPr>
         <w:drawing>
-          <wp:inline distT="0" distB="0" distL="0" distR="0">
+          <wp:inline distT="0" distB="0" distL="0" distR="0" wp14:anchorId="54C253F2" wp14:editId="3E1B4281">
             <wp:extent cx="4191000" cy="2276475"/>
-            <wp:effectExtent t="0" r="0" b="0" l="0"/>
-            <wp:docPr id="1" name="" descr="" title=""/>
+            <wp:effectExtent l="0" t="0" r="0" b="0"/>
+            <wp:docPr id="1803123569" name="Picture 1803123569"/>
             <wp:cNvGraphicFramePr>
               <a:graphicFrameLocks xmlns:a="http://schemas.openxmlformats.org/drawingml/2006/main" noChangeAspect="1"/>
             </wp:cNvGraphicFramePr>
@@ -1242,13 +1194,13 @@
               <a:graphicData uri="http://schemas.openxmlformats.org/drawingml/2006/picture">
                 <pic:pic xmlns:pic="http://schemas.openxmlformats.org/drawingml/2006/picture">
                   <pic:nvPicPr>
-                    <pic:cNvPr id="0" name="" descr=""/>
+                    <pic:cNvPr id="0" name=""/>
                     <pic:cNvPicPr>
                       <a:picLocks noChangeAspect="1" noChangeArrowheads="1"/>
                     </pic:cNvPicPr>
                   </pic:nvPicPr>
                   <pic:blipFill>
-                    <a:blip r:embed="rId9" cstate="none"/>
+                    <a:blip r:embed="rId7"/>
                     <a:srcRect/>
                     <a:stretch>
                       <a:fillRect/>
@@ -1281,11 +1233,10 @@
       </w:pPr>
       <w:r>
         <w:rPr>
-          <w:rFonts w:ascii="Times New Roman" w:cs="Times New Roman" w:eastAsia="Times New Roman" w:hAnsi="Times New Roman"/>
-          <w:sz w:val="24"/>
-          <w:szCs w:val="24"/>
-        </w:rPr>
-        <w:t xml:space="preserve">Praktikum 3, 4, 5</w:t>
+          <w:sz w:val="24"/>
+          <w:szCs w:val="24"/>
+        </w:rPr>
+        <w:t>Praktikum 3, 4, 5</w:t>
       </w:r>
     </w:p>
     <w:p>
@@ -1294,11 +1245,14 @@
         <w:jc w:val="center"/>
       </w:pPr>
       <w:r>
+        <w:rPr>
+          <w:noProof/>
+        </w:rPr>
         <w:drawing>
-          <wp:inline distT="0" distB="0" distL="0" distR="0">
+          <wp:inline distT="0" distB="0" distL="0" distR="0" wp14:anchorId="36D335AA" wp14:editId="5FBE9CB0">
             <wp:extent cx="4191000" cy="2257425"/>
-            <wp:effectExtent t="0" r="0" b="0" l="0"/>
-            <wp:docPr id="1" name="" descr="" title=""/>
+            <wp:effectExtent l="0" t="0" r="0" b="0"/>
+            <wp:docPr id="1235517828" name="Picture 1235517828"/>
             <wp:cNvGraphicFramePr>
               <a:graphicFrameLocks xmlns:a="http://schemas.openxmlformats.org/drawingml/2006/main" noChangeAspect="1"/>
             </wp:cNvGraphicFramePr>
@@ -1306,13 +1260,13 @@
               <a:graphicData uri="http://schemas.openxmlformats.org/drawingml/2006/picture">
                 <pic:pic xmlns:pic="http://schemas.openxmlformats.org/drawingml/2006/picture">
                   <pic:nvPicPr>
-                    <pic:cNvPr id="0" name="" descr=""/>
+                    <pic:cNvPr id="0" name=""/>
                     <pic:cNvPicPr>
                       <a:picLocks noChangeAspect="1" noChangeArrowheads="1"/>
                     </pic:cNvPicPr>
                   </pic:nvPicPr>
                   <pic:blipFill>
-                    <a:blip r:embed="rId10" cstate="none"/>
+                    <a:blip r:embed="rId8"/>
                     <a:srcRect/>
                     <a:stretch>
                       <a:fillRect/>
@@ -1345,11 +1299,10 @@
       </w:pPr>
       <w:r>
         <w:rPr>
-          <w:rFonts w:ascii="Times New Roman" w:cs="Times New Roman" w:eastAsia="Times New Roman" w:hAnsi="Times New Roman"/>
-          <w:sz w:val="24"/>
-          <w:szCs w:val="24"/>
-        </w:rPr>
-        <w:t xml:space="preserve">Praktikum 6</w:t>
+          <w:sz w:val="24"/>
+          <w:szCs w:val="24"/>
+        </w:rPr>
+        <w:t>Praktikum 6</w:t>
       </w:r>
     </w:p>
     <w:p>
@@ -1358,11 +1311,15 @@
         <w:jc w:val="center"/>
       </w:pPr>
       <w:r>
+        <w:rPr>
+          <w:noProof/>
+        </w:rPr>
+        <w:lastRenderedPageBreak/>
         <w:drawing>
-          <wp:inline distT="0" distB="0" distL="0" distR="0">
+          <wp:inline distT="0" distB="0" distL="0" distR="0" wp14:anchorId="2E8DF54A" wp14:editId="1707DA32">
             <wp:extent cx="4191000" cy="2257425"/>
-            <wp:effectExtent t="0" r="0" b="0" l="0"/>
-            <wp:docPr id="1" name="" descr="" title=""/>
+            <wp:effectExtent l="0" t="0" r="0" b="0"/>
+            <wp:docPr id="70873577" name="Picture 70873577"/>
             <wp:cNvGraphicFramePr>
               <a:graphicFrameLocks xmlns:a="http://schemas.openxmlformats.org/drawingml/2006/main" noChangeAspect="1"/>
             </wp:cNvGraphicFramePr>
@@ -1370,13 +1327,13 @@
               <a:graphicData uri="http://schemas.openxmlformats.org/drawingml/2006/picture">
                 <pic:pic xmlns:pic="http://schemas.openxmlformats.org/drawingml/2006/picture">
                   <pic:nvPicPr>
-                    <pic:cNvPr id="0" name="" descr=""/>
+                    <pic:cNvPr id="0" name=""/>
                     <pic:cNvPicPr>
                       <a:picLocks noChangeAspect="1" noChangeArrowheads="1"/>
                     </pic:cNvPicPr>
                   </pic:nvPicPr>
                   <pic:blipFill>
-                    <a:blip r:embed="rId11" cstate="none"/>
+                    <a:blip r:embed="rId9"/>
                     <a:srcRect/>
                     <a:stretch>
                       <a:fillRect/>
@@ -1409,11 +1366,10 @@
       </w:pPr>
       <w:r>
         <w:rPr>
-          <w:rFonts w:ascii="Times New Roman" w:cs="Times New Roman" w:eastAsia="Times New Roman" w:hAnsi="Times New Roman"/>
-          <w:sz w:val="24"/>
-          <w:szCs w:val="24"/>
-        </w:rPr>
-        <w:t xml:space="preserve">Praktikum 7</w:t>
+          <w:sz w:val="24"/>
+          <w:szCs w:val="24"/>
+        </w:rPr>
+        <w:t>Praktikum 7</w:t>
       </w:r>
     </w:p>
     <w:p>
@@ -1422,11 +1378,14 @@
         <w:jc w:val="center"/>
       </w:pPr>
       <w:r>
+        <w:rPr>
+          <w:noProof/>
+        </w:rPr>
         <w:drawing>
-          <wp:inline distT="0" distB="0" distL="0" distR="0">
+          <wp:inline distT="0" distB="0" distL="0" distR="0" wp14:anchorId="234A807D" wp14:editId="7C300A75">
             <wp:extent cx="4191000" cy="2247900"/>
-            <wp:effectExtent t="0" r="0" b="0" l="0"/>
-            <wp:docPr id="1" name="" descr="" title=""/>
+            <wp:effectExtent l="0" t="0" r="0" b="0"/>
+            <wp:docPr id="1020190802" name="Picture 1020190802"/>
             <wp:cNvGraphicFramePr>
               <a:graphicFrameLocks xmlns:a="http://schemas.openxmlformats.org/drawingml/2006/main" noChangeAspect="1"/>
             </wp:cNvGraphicFramePr>
@@ -1434,13 +1393,13 @@
               <a:graphicData uri="http://schemas.openxmlformats.org/drawingml/2006/picture">
                 <pic:pic xmlns:pic="http://schemas.openxmlformats.org/drawingml/2006/picture">
                   <pic:nvPicPr>
-                    <pic:cNvPr id="0" name="" descr=""/>
+                    <pic:cNvPr id="0" name=""/>
                     <pic:cNvPicPr>
                       <a:picLocks noChangeAspect="1" noChangeArrowheads="1"/>
                     </pic:cNvPicPr>
                   </pic:nvPicPr>
                   <pic:blipFill>
-                    <a:blip r:embed="rId12" cstate="none"/>
+                    <a:blip r:embed="rId10"/>
                     <a:srcRect/>
                     <a:stretch>
                       <a:fillRect/>
@@ -1473,11 +1432,10 @@
       </w:pPr>
       <w:r>
         <w:rPr>
-          <w:rFonts w:ascii="Times New Roman" w:cs="Times New Roman" w:eastAsia="Times New Roman" w:hAnsi="Times New Roman"/>
-          <w:sz w:val="24"/>
-          <w:szCs w:val="24"/>
-        </w:rPr>
-        <w:t xml:space="preserve">Praktikum 8, 9</w:t>
+          <w:sz w:val="24"/>
+          <w:szCs w:val="24"/>
+        </w:rPr>
+        <w:t>Praktikum 8, 9</w:t>
       </w:r>
     </w:p>
     <w:p>
@@ -1486,11 +1444,14 @@
         <w:jc w:val="center"/>
       </w:pPr>
       <w:r>
+        <w:rPr>
+          <w:noProof/>
+        </w:rPr>
         <w:drawing>
-          <wp:inline distT="0" distB="0" distL="0" distR="0">
+          <wp:inline distT="0" distB="0" distL="0" distR="0" wp14:anchorId="5A0E1C8B" wp14:editId="6A69EC04">
             <wp:extent cx="4191000" cy="2219325"/>
-            <wp:effectExtent t="0" r="0" b="0" l="0"/>
-            <wp:docPr id="1" name="" descr="" title=""/>
+            <wp:effectExtent l="0" t="0" r="0" b="0"/>
+            <wp:docPr id="856012583" name="Picture 856012583"/>
             <wp:cNvGraphicFramePr>
               <a:graphicFrameLocks xmlns:a="http://schemas.openxmlformats.org/drawingml/2006/main" noChangeAspect="1"/>
             </wp:cNvGraphicFramePr>
@@ -1498,13 +1459,13 @@
               <a:graphicData uri="http://schemas.openxmlformats.org/drawingml/2006/picture">
                 <pic:pic xmlns:pic="http://schemas.openxmlformats.org/drawingml/2006/picture">
                   <pic:nvPicPr>
-                    <pic:cNvPr id="0" name="" descr=""/>
+                    <pic:cNvPr id="0" name=""/>
                     <pic:cNvPicPr>
                       <a:picLocks noChangeAspect="1" noChangeArrowheads="1"/>
                     </pic:cNvPicPr>
                   </pic:nvPicPr>
                   <pic:blipFill>
-                    <a:blip r:embed="rId13" cstate="none"/>
+                    <a:blip r:embed="rId11"/>
                     <a:srcRect/>
                     <a:stretch>
                       <a:fillRect/>
@@ -1537,11 +1498,10 @@
       </w:pPr>
       <w:r>
         <w:rPr>
-          <w:rFonts w:ascii="Times New Roman" w:cs="Times New Roman" w:eastAsia="Times New Roman" w:hAnsi="Times New Roman"/>
-          <w:sz w:val="24"/>
-          <w:szCs w:val="24"/>
-        </w:rPr>
-        <w:t xml:space="preserve">Praktikum 10</w:t>
+          <w:sz w:val="24"/>
+          <w:szCs w:val="24"/>
+        </w:rPr>
+        <w:t>Praktikum 10</w:t>
       </w:r>
     </w:p>
     <w:p>
@@ -1550,11 +1510,15 @@
         <w:jc w:val="center"/>
       </w:pPr>
       <w:r>
+        <w:rPr>
+          <w:noProof/>
+        </w:rPr>
+        <w:lastRenderedPageBreak/>
         <w:drawing>
-          <wp:inline distT="0" distB="0" distL="0" distR="0">
+          <wp:inline distT="0" distB="0" distL="0" distR="0" wp14:anchorId="7C904864" wp14:editId="46361698">
             <wp:extent cx="4191000" cy="2257425"/>
-            <wp:effectExtent t="0" r="0" b="0" l="0"/>
-            <wp:docPr id="1" name="" descr="" title=""/>
+            <wp:effectExtent l="0" t="0" r="0" b="0"/>
+            <wp:docPr id="1758859793" name="Picture 1758859793"/>
             <wp:cNvGraphicFramePr>
               <a:graphicFrameLocks xmlns:a="http://schemas.openxmlformats.org/drawingml/2006/main" noChangeAspect="1"/>
             </wp:cNvGraphicFramePr>
@@ -1562,13 +1526,13 @@
               <a:graphicData uri="http://schemas.openxmlformats.org/drawingml/2006/picture">
                 <pic:pic xmlns:pic="http://schemas.openxmlformats.org/drawingml/2006/picture">
                   <pic:nvPicPr>
-                    <pic:cNvPr id="0" name="" descr=""/>
+                    <pic:cNvPr id="0" name=""/>
                     <pic:cNvPicPr>
                       <a:picLocks noChangeAspect="1" noChangeArrowheads="1"/>
                     </pic:cNvPicPr>
                   </pic:nvPicPr>
                   <pic:blipFill>
-                    <a:blip r:embed="rId14" cstate="none"/>
+                    <a:blip r:embed="rId12"/>
                     <a:srcRect/>
                     <a:stretch>
                       <a:fillRect/>
@@ -1597,17 +1561,17 @@
     </w:p>
     <w:p>
       <w:pPr>
-        <w:spacing w:after="150" w:before="300"/>
-      </w:pPr>
-      <w:r>
-        <w:rPr>
-          <w:rFonts w:ascii="Times New Roman" w:cs="Times New Roman" w:eastAsia="Times New Roman" w:hAnsi="Times New Roman"/>
+        <w:spacing w:before="300" w:after="150"/>
+      </w:pPr>
+      <w:r>
+        <w:rPr>
           <w:b/>
           <w:bCs/>
           <w:sz w:val="26"/>
           <w:szCs w:val="26"/>
         </w:rPr>
-        <w:t xml:space="preserve">HASIL KEGIATAN — PROYEK AKHIR (DESKRIPSI PROYEK)</w:t>
+        <w:lastRenderedPageBreak/>
+        <w:t>HASIL KEGIATAN — PROYEK AKHIR (DESKRIPSI PROYEK)</w:t>
       </w:r>
     </w:p>
     <w:p>
@@ -1617,15 +1581,10 @@
       </w:pPr>
       <w:r>
         <w:rPr>
-          <w:rFonts w:ascii="Times New Roman" w:cs="Times New Roman" w:eastAsia="Times New Roman" w:hAnsi="Times New Roman"/>
-          <w:b w:val="false"/>
-          <w:bCs w:val="false"/>
-          <w:i w:val="false"/>
-          <w:iCs w:val="false"/>
-          <w:sz w:val="24"/>
-          <w:szCs w:val="24"/>
-        </w:rPr>
-        <w:t xml:space="preserve">Landing page single page bertema perusahaan fiktif “Chigusa Corporate” dibangun menggunakan Vite dan Tailwind CSS v4. Proyek ini terdiri dari Navbar responsif dengan menu yang collapse menjadi ikon hamburger di layar mobile, Hero Section berisi judul, sub-judul, dan tombol CTA (Call to Action) beranimasi, Section Fitur/Layanan berisi tiga kartu keunggulan dalam grid responsif, Section Pricing dengan empat paket berlangganan (Beginner, Pro, Max, dan Enterprise), Section Testimoni yang disusun menggunakan flexbox, serta Footer berisi informasi kontak dan tautan sosial media.</w:t>
+          <w:sz w:val="24"/>
+          <w:szCs w:val="24"/>
+        </w:rPr>
+        <w:t>Landing page single page bertema perusahaan fiktif “Chigusa Corporate” dibangun menggunakan Vite dan Tailwind CSS v4. Proyek ini terdiri dari Navbar responsif dengan menu yang collapse menjadi ikon hamburger di layar mobile, Hero Section berisi judul, sub-judul, dan tombol CTA (Call to Action) beranimasi, Section Fitur/Layanan berisi tiga kartu keunggulan dalam grid responsif, Section Pricing dengan empat paket berlangganan (Beginner, Pro, Max, dan Enterprise), Section Testimoni yang disusun menggunakan flexbox, serta Footer berisi informasi kontak dan tautan sosial media.</w:t>
       </w:r>
     </w:p>
     <w:p>
@@ -1635,30 +1594,24 @@
       </w:pPr>
       <w:r>
         <w:rPr>
-          <w:rFonts w:ascii="Times New Roman" w:cs="Times New Roman" w:eastAsia="Times New Roman" w:hAnsi="Times New Roman"/>
-          <w:b w:val="false"/>
-          <w:bCs w:val="false"/>
-          <w:i w:val="false"/>
-          <w:iCs w:val="false"/>
-          <w:sz w:val="24"/>
-          <w:szCs w:val="24"/>
-        </w:rPr>
-        <w:t xml:space="preserve">Proyek juga menerapkan warna kustom melalui direktif @theme dan dua komponen kustom (btn-primary dan btn-secondary) melalui direktif @apply, sesuai dengan ketentuan modul praktikum. Sebagai nilai tambah, ditambahkan pula animasi scroll-reveal menggunakan IntersectionObserver serta tombol WhatsApp mengambang yang muncul otomatis saat halaman di-scroll hingga bagian bawah.</w:t>
-      </w:r>
-    </w:p>
-    <w:p>
-      <w:pPr>
-        <w:spacing w:after="100" w:before="200"/>
-      </w:pPr>
-      <w:r>
-        <w:rPr>
-          <w:rFonts w:ascii="Times New Roman" w:cs="Times New Roman" w:eastAsia="Times New Roman" w:hAnsi="Times New Roman"/>
+          <w:sz w:val="24"/>
+          <w:szCs w:val="24"/>
+        </w:rPr>
+        <w:t>Proyek juga menerapkan warna kustom melalui direktif @theme dan dua komponen kustom (btn-primary dan btn-secondary) melalui direktif @apply, sesuai dengan ketentuan modul praktikum. Sebagai nilai tambah, ditambahkan pula animasi scroll-reveal menggunakan IntersectionObserver serta tombol WhatsApp mengambang yang muncul otomatis saat halaman di-scroll hingga bagian bawah.</w:t>
+      </w:r>
+    </w:p>
+    <w:p>
+      <w:pPr>
+        <w:spacing w:before="200" w:after="100"/>
+      </w:pPr>
+      <w:r>
+        <w:rPr>
           <w:b/>
           <w:bCs/>
           <w:sz w:val="24"/>
           <w:szCs w:val="24"/>
         </w:rPr>
-        <w:t xml:space="preserve">Fitur yang Diimplementasikan</w:t>
+        <w:t>Fitur yang Diimplementasikan</w:t>
       </w:r>
     </w:p>
     <w:p>
@@ -1672,11 +1625,10 @@
       </w:pPr>
       <w:r>
         <w:rPr>
-          <w:rFonts w:ascii="Times New Roman" w:cs="Times New Roman" w:eastAsia="Times New Roman" w:hAnsi="Times New Roman"/>
-          <w:sz w:val="24"/>
-          <w:szCs w:val="24"/>
-        </w:rPr>
-        <w:t xml:space="preserve">Navbar responsif dengan hamburger menu di tampilan mobile</w:t>
+          <w:sz w:val="24"/>
+          <w:szCs w:val="24"/>
+        </w:rPr>
+        <w:t>Navbar responsif dengan hamburger menu di tampilan mobile</w:t>
       </w:r>
     </w:p>
     <w:p>
@@ -1690,11 +1642,10 @@
       </w:pPr>
       <w:r>
         <w:rPr>
-          <w:rFonts w:ascii="Times New Roman" w:cs="Times New Roman" w:eastAsia="Times New Roman" w:hAnsi="Times New Roman"/>
-          <w:sz w:val="24"/>
-          <w:szCs w:val="24"/>
-        </w:rPr>
-        <w:t xml:space="preserve">Hero Section dengan judul, sub-judul, dan tombol CTA beranimasi</w:t>
+          <w:sz w:val="24"/>
+          <w:szCs w:val="24"/>
+        </w:rPr>
+        <w:t>Hero Section dengan judul, sub-judul, dan tombol CTA beranimasi</w:t>
       </w:r>
     </w:p>
     <w:p>
@@ -1708,11 +1659,10 @@
       </w:pPr>
       <w:r>
         <w:rPr>
-          <w:rFonts w:ascii="Times New Roman" w:cs="Times New Roman" w:eastAsia="Times New Roman" w:hAnsi="Times New Roman"/>
-          <w:sz w:val="24"/>
-          <w:szCs w:val="24"/>
-        </w:rPr>
-        <w:t xml:space="preserve">Section Fitur/Layanan — 3 kartu keunggulan dalam grid responsif</w:t>
+          <w:sz w:val="24"/>
+          <w:szCs w:val="24"/>
+        </w:rPr>
+        <w:t>Section Fitur/Layanan — 3 kartu keunggulan dalam grid responsif</w:t>
       </w:r>
     </w:p>
     <w:p>
@@ -1726,11 +1676,10 @@
       </w:pPr>
       <w:r>
         <w:rPr>
-          <w:rFonts w:ascii="Times New Roman" w:cs="Times New Roman" w:eastAsia="Times New Roman" w:hAnsi="Times New Roman"/>
-          <w:sz w:val="24"/>
-          <w:szCs w:val="24"/>
-        </w:rPr>
-        <w:t xml:space="preserve">Section Pricing — 4 paket berlangganan (Beginner, Pro, Max, Enterprise)</w:t>
+          <w:sz w:val="24"/>
+          <w:szCs w:val="24"/>
+        </w:rPr>
+        <w:t>Section Pricing — 4 paket berlangganan (Beginner, Pro, Max, Enterprise)</w:t>
       </w:r>
     </w:p>
     <w:p>
@@ -1744,11 +1693,10 @@
       </w:pPr>
       <w:r>
         <w:rPr>
-          <w:rFonts w:ascii="Times New Roman" w:cs="Times New Roman" w:eastAsia="Times New Roman" w:hAnsi="Times New Roman"/>
-          <w:sz w:val="24"/>
-          <w:szCs w:val="24"/>
-        </w:rPr>
-        <w:t xml:space="preserve">Section Testimoni disusun menggunakan flexbox</w:t>
+          <w:sz w:val="24"/>
+          <w:szCs w:val="24"/>
+        </w:rPr>
+        <w:t>Section Testimoni disusun menggunakan flexbox</w:t>
       </w:r>
     </w:p>
     <w:p>
@@ -1762,11 +1710,10 @@
       </w:pPr>
       <w:r>
         <w:rPr>
-          <w:rFonts w:ascii="Times New Roman" w:cs="Times New Roman" w:eastAsia="Times New Roman" w:hAnsi="Times New Roman"/>
-          <w:sz w:val="24"/>
-          <w:szCs w:val="24"/>
-        </w:rPr>
-        <w:t xml:space="preserve">Footer berisi kontak dan tautan sosial media</w:t>
+          <w:sz w:val="24"/>
+          <w:szCs w:val="24"/>
+        </w:rPr>
+        <w:t>Footer berisi kontak dan tautan sosial media</w:t>
       </w:r>
     </w:p>
     <w:p>
@@ -1780,11 +1727,10 @@
       </w:pPr>
       <w:r>
         <w:rPr>
-          <w:rFonts w:ascii="Times New Roman" w:cs="Times New Roman" w:eastAsia="Times New Roman" w:hAnsi="Times New Roman"/>
-          <w:sz w:val="24"/>
-          <w:szCs w:val="24"/>
-        </w:rPr>
-        <w:t xml:space="preserve">Warna kustom melalui @theme dan komponen kustom melalui @apply</w:t>
+          <w:sz w:val="24"/>
+          <w:szCs w:val="24"/>
+        </w:rPr>
+        <w:t>Warna kustom melalui @theme dan komponen kustom melalui @apply</w:t>
       </w:r>
     </w:p>
     <w:p>
@@ -1798,27 +1744,25 @@
       </w:pPr>
       <w:r>
         <w:rPr>
-          <w:rFonts w:ascii="Times New Roman" w:cs="Times New Roman" w:eastAsia="Times New Roman" w:hAnsi="Times New Roman"/>
-          <w:sz w:val="24"/>
-          <w:szCs w:val="24"/>
-        </w:rPr>
-        <w:t xml:space="preserve">Animasi scroll-reveal (IntersectionObserver) dan tombol WhatsApp mengambang</w:t>
+          <w:sz w:val="24"/>
+          <w:szCs w:val="24"/>
+        </w:rPr>
+        <w:t>Animasi scroll-reveal (IntersectionObserver) dan tombol WhatsApp mengambang</w:t>
       </w:r>
     </w:p>
     <w:p/>
     <w:p>
       <w:pPr>
-        <w:spacing w:after="150" w:before="300"/>
-      </w:pPr>
-      <w:r>
-        <w:rPr>
-          <w:rFonts w:ascii="Times New Roman" w:cs="Times New Roman" w:eastAsia="Times New Roman" w:hAnsi="Times New Roman"/>
+        <w:spacing w:before="300" w:after="150"/>
+      </w:pPr>
+      <w:r>
+        <w:rPr>
           <w:b/>
           <w:bCs/>
           <w:sz w:val="26"/>
           <w:szCs w:val="26"/>
         </w:rPr>
-        <w:t xml:space="preserve">CARA MENJALANKAN PROJECT</w:t>
+        <w:t>CARA MENJALANKAN PROJECT</w:t>
       </w:r>
     </w:p>
     <w:p>
@@ -1832,11 +1776,10 @@
       </w:pPr>
       <w:r>
         <w:rPr>
-          <w:rFonts w:ascii="Times New Roman" w:cs="Times New Roman" w:eastAsia="Times New Roman" w:hAnsi="Times New Roman"/>
-          <w:sz w:val="24"/>
-          <w:szCs w:val="24"/>
-        </w:rPr>
-        <w:t xml:space="preserve">Clone atau extract folder project, lalu buka terminal pada folder tersebut.</w:t>
+          <w:sz w:val="24"/>
+          <w:szCs w:val="24"/>
+        </w:rPr>
+        <w:t>Clone atau extract folder project, lalu buka terminal pada folder tersebut.</w:t>
       </w:r>
     </w:p>
     <w:p>
@@ -1850,11 +1793,10 @@
       </w:pPr>
       <w:r>
         <w:rPr>
-          <w:rFonts w:ascii="Times New Roman" w:cs="Times New Roman" w:eastAsia="Times New Roman" w:hAnsi="Times New Roman"/>
-          <w:sz w:val="24"/>
-          <w:szCs w:val="24"/>
-        </w:rPr>
-        <w:t xml:space="preserve">Jalankan perintah npm install untuk memasang seluruh dependencies.</w:t>
+          <w:sz w:val="24"/>
+          <w:szCs w:val="24"/>
+        </w:rPr>
+        <w:t>Jalankan perintah npm install untuk memasang seluruh dependencies.</w:t>
       </w:r>
     </w:p>
     <w:p>
@@ -1868,27 +1810,25 @@
       </w:pPr>
       <w:r>
         <w:rPr>
-          <w:rFonts w:ascii="Times New Roman" w:cs="Times New Roman" w:eastAsia="Times New Roman" w:hAnsi="Times New Roman"/>
-          <w:sz w:val="24"/>
-          <w:szCs w:val="24"/>
-        </w:rPr>
-        <w:t xml:space="preserve">Jalankan perintah npm run dev, lalu buka http://localhost:5173/ pada peramban.</w:t>
+          <w:sz w:val="24"/>
+          <w:szCs w:val="24"/>
+        </w:rPr>
+        <w:t>Jalankan perintah npm run dev, lalu buka http://localhost:5173/ pada peramban.</w:t>
       </w:r>
     </w:p>
     <w:p/>
     <w:p>
       <w:pPr>
-        <w:spacing w:after="150" w:before="300"/>
-      </w:pPr>
-      <w:r>
-        <w:rPr>
-          <w:rFonts w:ascii="Times New Roman" w:cs="Times New Roman" w:eastAsia="Times New Roman" w:hAnsi="Times New Roman"/>
+        <w:spacing w:before="300" w:after="150"/>
+      </w:pPr>
+      <w:r>
+        <w:rPr>
           <w:b/>
           <w:bCs/>
           <w:sz w:val="26"/>
           <w:szCs w:val="26"/>
         </w:rPr>
-        <w:t xml:space="preserve">HASIL KEGIATAN — PENGUJIAN TAMPILAN RESPONSIF</w:t>
+        <w:t>HASIL KEGIATAN — PENGUJIAN TAMPILAN RESPONSIF</w:t>
       </w:r>
     </w:p>
     <w:p>
@@ -1898,30 +1838,24 @@
       </w:pPr>
       <w:r>
         <w:rPr>
-          <w:rFonts w:ascii="Times New Roman" w:cs="Times New Roman" w:eastAsia="Times New Roman" w:hAnsi="Times New Roman"/>
-          <w:b w:val="false"/>
-          <w:bCs w:val="false"/>
-          <w:i w:val="false"/>
-          <w:iCs w:val="false"/>
-          <w:sz w:val="24"/>
-          <w:szCs w:val="24"/>
-        </w:rPr>
-        <w:t xml:space="preserve">Pengujian responsivitas dilakukan pada tiga ukuran layar menggunakan Chrome DevTools (device toolbar) serta pada perangkat sungguhan, guna memastikan seluruh elemen (navbar, grid kartu, dan tipografi) menyesuaikan dengan baik di setiap breakpoint Tailwind.</w:t>
-      </w:r>
-    </w:p>
-    <w:p>
-      <w:pPr>
-        <w:spacing w:after="100" w:before="200"/>
-      </w:pPr>
-      <w:r>
-        <w:rPr>
-          <w:rFonts w:ascii="Times New Roman" w:cs="Times New Roman" w:eastAsia="Times New Roman" w:hAnsi="Times New Roman"/>
+          <w:sz w:val="24"/>
+          <w:szCs w:val="24"/>
+        </w:rPr>
+        <w:t>Pengujian responsivitas dilakukan pada tiga ukuran layar menggunakan Chrome DevTools (device toolbar) serta pada perangkat sungguhan, guna memastikan seluruh elemen (navbar, grid kartu, dan tipografi) menyesuaikan dengan baik di setiap breakpoint Tailwind.</w:t>
+      </w:r>
+    </w:p>
+    <w:p>
+      <w:pPr>
+        <w:spacing w:before="200" w:after="100"/>
+      </w:pPr>
+      <w:r>
+        <w:rPr>
           <w:b/>
           <w:bCs/>
           <w:sz w:val="24"/>
           <w:szCs w:val="24"/>
         </w:rPr>
-        <w:t xml:space="preserve">Tampilan Desktop</w:t>
+        <w:t>Tampilan Desktop</w:t>
       </w:r>
     </w:p>
     <w:p>
@@ -1930,11 +1864,15 @@
         <w:jc w:val="center"/>
       </w:pPr>
       <w:r>
+        <w:rPr>
+          <w:noProof/>
+        </w:rPr>
+        <w:lastRenderedPageBreak/>
         <w:drawing>
-          <wp:inline distT="0" distB="0" distL="0" distR="0">
+          <wp:inline distT="0" distB="0" distL="0" distR="0" wp14:anchorId="240D9F36" wp14:editId="39A193DD">
             <wp:extent cx="4191000" cy="2105025"/>
-            <wp:effectExtent t="0" r="0" b="0" l="0"/>
-            <wp:docPr id="1" name="" descr="" title=""/>
+            <wp:effectExtent l="0" t="0" r="0" b="0"/>
+            <wp:docPr id="1683160172" name="Picture 1683160172"/>
             <wp:cNvGraphicFramePr>
               <a:graphicFrameLocks xmlns:a="http://schemas.openxmlformats.org/drawingml/2006/main" noChangeAspect="1"/>
             </wp:cNvGraphicFramePr>
@@ -1942,13 +1880,13 @@
               <a:graphicData uri="http://schemas.openxmlformats.org/drawingml/2006/picture">
                 <pic:pic xmlns:pic="http://schemas.openxmlformats.org/drawingml/2006/picture">
                   <pic:nvPicPr>
-                    <pic:cNvPr id="0" name="" descr=""/>
+                    <pic:cNvPr id="0" name=""/>
                     <pic:cNvPicPr>
                       <a:picLocks noChangeAspect="1" noChangeArrowheads="1"/>
                     </pic:cNvPicPr>
                   </pic:nvPicPr>
                   <pic:blipFill>
-                    <a:blip r:embed="rId15" cstate="none"/>
+                    <a:blip r:embed="rId13"/>
                     <a:srcRect/>
                     <a:stretch>
                       <a:fillRect/>
@@ -1977,28 +1915,24 @@
       </w:pPr>
       <w:r>
         <w:rPr>
-          <w:rFonts w:ascii="Times New Roman" w:cs="Times New Roman" w:eastAsia="Times New Roman" w:hAnsi="Times New Roman"/>
           <w:i/>
           <w:iCs/>
-          <w:sz w:val="20"/>
-          <w:szCs w:val="20"/>
-        </w:rPr>
-        <w:t xml:space="preserve">Gambar 1. Tampilan landing page pada layar desktop</w:t>
-      </w:r>
-    </w:p>
-    <w:p>
-      <w:pPr>
-        <w:spacing w:after="100" w:before="200"/>
-      </w:pPr>
-      <w:r>
-        <w:rPr>
-          <w:rFonts w:ascii="Times New Roman" w:cs="Times New Roman" w:eastAsia="Times New Roman" w:hAnsi="Times New Roman"/>
+        </w:rPr>
+        <w:t>Gambar 1. Tampilan landing page pada layar desktop</w:t>
+      </w:r>
+    </w:p>
+    <w:p>
+      <w:pPr>
+        <w:spacing w:before="200" w:after="100"/>
+      </w:pPr>
+      <w:r>
+        <w:rPr>
           <w:b/>
           <w:bCs/>
           <w:sz w:val="24"/>
           <w:szCs w:val="24"/>
         </w:rPr>
-        <w:t xml:space="preserve">Tampilan Tablet</w:t>
+        <w:t>Tampilan Tablet</w:t>
       </w:r>
     </w:p>
     <w:p>
@@ -2007,15 +1941,12 @@
       </w:pPr>
       <w:r>
         <w:rPr>
-          <w:rFonts w:ascii="Times New Roman" w:cs="Times New Roman" w:eastAsia="Times New Roman" w:hAnsi="Times New Roman"/>
-          <w:b w:val="false"/>
-          <w:bCs w:val="false"/>
           <w:i/>
           <w:iCs/>
           <w:sz w:val="24"/>
           <w:szCs w:val="24"/>
         </w:rPr>
-        <w:t xml:space="preserve">(Rekayasa/mockup tampilan tablet berdasarkan struktur layout situs, dibuat karena screenshot langsung dari perangkat tablet tidak tersedia)</w:t>
+        <w:t>(Rekayasa/mockup tampilan tablet berdasarkan struktur layout situs, dibuat karena screenshot langsung dari perangkat tablet tidak tersedia)</w:t>
       </w:r>
     </w:p>
     <w:p>
@@ -2024,11 +1955,14 @@
         <w:jc w:val="center"/>
       </w:pPr>
       <w:r>
+        <w:rPr>
+          <w:noProof/>
+        </w:rPr>
         <w:drawing>
-          <wp:inline distT="0" distB="0" distL="0" distR="0">
+          <wp:inline distT="0" distB="0" distL="0" distR="0" wp14:anchorId="06B25670" wp14:editId="02AAAF4D">
             <wp:extent cx="2343150" cy="3371850"/>
-            <wp:effectExtent t="0" r="0" b="0" l="0"/>
-            <wp:docPr id="1" name="" descr="" title=""/>
+            <wp:effectExtent l="0" t="0" r="0" b="0"/>
+            <wp:docPr id="510384141" name="Picture 510384141"/>
             <wp:cNvGraphicFramePr>
               <a:graphicFrameLocks xmlns:a="http://schemas.openxmlformats.org/drawingml/2006/main" noChangeAspect="1"/>
             </wp:cNvGraphicFramePr>
@@ -2036,13 +1970,13 @@
               <a:graphicData uri="http://schemas.openxmlformats.org/drawingml/2006/picture">
                 <pic:pic xmlns:pic="http://schemas.openxmlformats.org/drawingml/2006/picture">
                   <pic:nvPicPr>
-                    <pic:cNvPr id="0" name="" descr=""/>
+                    <pic:cNvPr id="0" name=""/>
                     <pic:cNvPicPr>
                       <a:picLocks noChangeAspect="1" noChangeArrowheads="1"/>
                     </pic:cNvPicPr>
                   </pic:nvPicPr>
                   <pic:blipFill>
-                    <a:blip r:embed="rId16" cstate="none"/>
+                    <a:blip r:embed="rId14"/>
                     <a:srcRect/>
                     <a:stretch>
                       <a:fillRect/>
@@ -2071,28 +2005,24 @@
       </w:pPr>
       <w:r>
         <w:rPr>
-          <w:rFonts w:ascii="Times New Roman" w:cs="Times New Roman" w:eastAsia="Times New Roman" w:hAnsi="Times New Roman"/>
           <w:i/>
           <w:iCs/>
-          <w:sz w:val="20"/>
-          <w:szCs w:val="20"/>
-        </w:rPr>
-        <w:t xml:space="preserve">Gambar 2. Tampilan landing page pada layar tablet (mockup)</w:t>
-      </w:r>
-    </w:p>
-    <w:p>
-      <w:pPr>
-        <w:spacing w:after="100" w:before="200"/>
-      </w:pPr>
-      <w:r>
-        <w:rPr>
-          <w:rFonts w:ascii="Times New Roman" w:cs="Times New Roman" w:eastAsia="Times New Roman" w:hAnsi="Times New Roman"/>
+        </w:rPr>
+        <w:t>Gambar 2. Tampilan landing page pada layar tablet (mockup)</w:t>
+      </w:r>
+    </w:p>
+    <w:p>
+      <w:pPr>
+        <w:spacing w:before="200" w:after="100"/>
+      </w:pPr>
+      <w:r>
+        <w:rPr>
           <w:b/>
           <w:bCs/>
           <w:sz w:val="24"/>
           <w:szCs w:val="24"/>
         </w:rPr>
-        <w:t xml:space="preserve">Tampilan Mobile</w:t>
+        <w:t>Tampilan Mobile</w:t>
       </w:r>
     </w:p>
     <w:p>
@@ -2101,11 +2031,15 @@
         <w:jc w:val="center"/>
       </w:pPr>
       <w:r>
+        <w:rPr>
+          <w:noProof/>
+        </w:rPr>
+        <w:lastRenderedPageBreak/>
         <w:drawing>
-          <wp:inline distT="0" distB="0" distL="0" distR="0">
+          <wp:inline distT="0" distB="0" distL="0" distR="0" wp14:anchorId="6913E1AE" wp14:editId="3AC5BFB5">
             <wp:extent cx="1981200" cy="4286250"/>
-            <wp:effectExtent t="0" r="0" b="0" l="0"/>
-            <wp:docPr id="1" name="" descr="" title=""/>
+            <wp:effectExtent l="0" t="0" r="0" b="0"/>
+            <wp:docPr id="833315847" name="Picture 833315847"/>
             <wp:cNvGraphicFramePr>
               <a:graphicFrameLocks xmlns:a="http://schemas.openxmlformats.org/drawingml/2006/main" noChangeAspect="1"/>
             </wp:cNvGraphicFramePr>
@@ -2113,13 +2047,13 @@
               <a:graphicData uri="http://schemas.openxmlformats.org/drawingml/2006/picture">
                 <pic:pic xmlns:pic="http://schemas.openxmlformats.org/drawingml/2006/picture">
                   <pic:nvPicPr>
-                    <pic:cNvPr id="0" name="" descr=""/>
+                    <pic:cNvPr id="0" name=""/>
                     <pic:cNvPicPr>
                       <a:picLocks noChangeAspect="1" noChangeArrowheads="1"/>
                     </pic:cNvPicPr>
                   </pic:nvPicPr>
                   <pic:blipFill>
-                    <a:blip r:embed="rId17" cstate="none"/>
+                    <a:blip r:embed="rId15"/>
                     <a:srcRect/>
                     <a:stretch>
                       <a:fillRect/>
@@ -2148,28 +2082,24 @@
       </w:pPr>
       <w:r>
         <w:rPr>
-          <w:rFonts w:ascii="Times New Roman" w:cs="Times New Roman" w:eastAsia="Times New Roman" w:hAnsi="Times New Roman"/>
           <w:i/>
           <w:iCs/>
-          <w:sz w:val="20"/>
-          <w:szCs w:val="20"/>
-        </w:rPr>
-        <w:t xml:space="preserve">Gambar 3. Tampilan landing page pada layar mobile</w:t>
-      </w:r>
-    </w:p>
-    <w:p>
-      <w:pPr>
-        <w:spacing w:after="150" w:before="300"/>
-      </w:pPr>
-      <w:r>
-        <w:rPr>
-          <w:rFonts w:ascii="Times New Roman" w:cs="Times New Roman" w:eastAsia="Times New Roman" w:hAnsi="Times New Roman"/>
+        </w:rPr>
+        <w:t>Gambar 3. Tampilan landing page pada layar mobile</w:t>
+      </w:r>
+    </w:p>
+    <w:p>
+      <w:pPr>
+        <w:spacing w:before="300" w:after="150"/>
+      </w:pPr>
+      <w:r>
+        <w:rPr>
           <w:b/>
           <w:bCs/>
           <w:sz w:val="26"/>
           <w:szCs w:val="26"/>
         </w:rPr>
-        <w:t xml:space="preserve">PEMBAHASAN</w:t>
+        <w:t>PEMBAHASAN</w:t>
       </w:r>
     </w:p>
     <w:p>
@@ -2179,15 +2109,10 @@
       </w:pPr>
       <w:r>
         <w:rPr>
-          <w:rFonts w:ascii="Times New Roman" w:cs="Times New Roman" w:eastAsia="Times New Roman" w:hAnsi="Times New Roman"/>
-          <w:b w:val="false"/>
-          <w:bCs w:val="false"/>
-          <w:i w:val="false"/>
-          <w:iCs w:val="false"/>
-          <w:sz w:val="24"/>
-          <w:szCs w:val="24"/>
-        </w:rPr>
-        <w:t xml:space="preserve">Responsivitas dirancang dengan pendekatan mobile-first khas Tailwind CSS: kelas dasar (tanpa prefix) berlaku untuk layar mobile, kemudian ditimpa oleh kelas berprefix md: pada breakpoint 768px ke atas sehingga grid kartu berubah dari satu kolom menjadi beberapa kolom, dan menu navbar berubah dari ikon hamburger menjadi daftar menu penuh.</w:t>
+          <w:sz w:val="24"/>
+          <w:szCs w:val="24"/>
+        </w:rPr>
+        <w:t>Responsivitas dirancang dengan pendekatan mobile-first khas Tailwind CSS: kelas dasar (tanpa prefix) berlaku untuk layar mobile, kemudian ditimpa oleh kelas berprefix md: pada breakpoint 768px ke atas sehingga grid kartu berubah dari satu kolom menjadi beberapa kolom, dan menu navbar berubah dari ikon hamburger menjadi daftar menu penuh.</w:t>
       </w:r>
     </w:p>
     <w:p>
@@ -2197,15 +2122,10 @@
       </w:pPr>
       <w:r>
         <w:rPr>
-          <w:rFonts w:ascii="Times New Roman" w:cs="Times New Roman" w:eastAsia="Times New Roman" w:hAnsi="Times New Roman"/>
-          <w:b w:val="false"/>
-          <w:bCs w:val="false"/>
-          <w:i w:val="false"/>
-          <w:iCs w:val="false"/>
-          <w:sz w:val="24"/>
-          <w:szCs w:val="24"/>
-        </w:rPr>
-        <w:t xml:space="preserve">Direktif @theme digunakan untuk mendefinisikan warna kustom (brand-500) sekali di style.css sehingga dapat dipakai berulang melalui utility class seperti bg-brand-500 dan text-brand-500 di seluruh halaman. Direktif @apply digunakan untuk membungkus kombinasi utility class yang berulang (padding, warna, radius, transisi) menjadi dua komponen reusable, yaitu btn-primary dan btn-secondary, sehingga markup HTML tetap ringkas dan konsisten.</w:t>
+          <w:sz w:val="24"/>
+          <w:szCs w:val="24"/>
+        </w:rPr>
+        <w:t>Direktif @theme digunakan untuk mendefinisikan warna kustom (brand-500) sekali di style.css sehingga dapat dipakai berulang melalui utility class seperti bg-brand-500 dan text-brand-500 di seluruh halaman. Direktif @apply digunakan untuk membungkus kombinasi utility class yang berulang (padding, warna, radius, transisi) menjadi dua komponen reusable, yaitu btn-primary dan btn-secondary, sehingga markup HTML tetap ringkas dan konsisten.</w:t>
       </w:r>
     </w:p>
     <w:p>
@@ -2215,30 +2135,24 @@
       </w:pPr>
       <w:r>
         <w:rPr>
-          <w:rFonts w:ascii="Times New Roman" w:cs="Times New Roman" w:eastAsia="Times New Roman" w:hAnsi="Times New Roman"/>
-          <w:b w:val="false"/>
-          <w:bCs w:val="false"/>
-          <w:i w:val="false"/>
-          <w:iCs w:val="false"/>
-          <w:sz w:val="24"/>
-          <w:szCs w:val="24"/>
-        </w:rPr>
-        <w:t xml:space="preserve">Proyek kemudian di-deploy ke Netlify dengan build command npm run build dan publish directory dist, sehingga hasil akhir dapat diakses secara publik tanpa perlu menjalankan server secara lokal.</w:t>
-      </w:r>
-    </w:p>
-    <w:p>
-      <w:pPr>
-        <w:spacing w:after="150" w:before="300"/>
-      </w:pPr>
-      <w:r>
-        <w:rPr>
-          <w:rFonts w:ascii="Times New Roman" w:cs="Times New Roman" w:eastAsia="Times New Roman" w:hAnsi="Times New Roman"/>
+          <w:sz w:val="24"/>
+          <w:szCs w:val="24"/>
+        </w:rPr>
+        <w:t>Proyek kemudian di-deploy ke Netlify dengan build command npm run build dan publish directory dist, sehingga hasil akhir dapat diakses secara publik tanpa perlu menjalankan server secara lokal.</w:t>
+      </w:r>
+    </w:p>
+    <w:p>
+      <w:pPr>
+        <w:spacing w:before="300" w:after="150"/>
+      </w:pPr>
+      <w:r>
+        <w:rPr>
           <w:b/>
           <w:bCs/>
           <w:sz w:val="26"/>
           <w:szCs w:val="26"/>
         </w:rPr>
-        <w:t xml:space="preserve">KESIMPULAN</w:t>
+        <w:t>KESIMPULAN</w:t>
       </w:r>
     </w:p>
     <w:p>
@@ -2252,11 +2166,10 @@
       </w:pPr>
       <w:r>
         <w:rPr>
-          <w:rFonts w:ascii="Times New Roman" w:cs="Times New Roman" w:eastAsia="Times New Roman" w:hAnsi="Times New Roman"/>
-          <w:sz w:val="24"/>
-          <w:szCs w:val="24"/>
-        </w:rPr>
-        <w:t xml:space="preserve">Tailwind CSS mempermudah pembangunan antarmuka responsif karena utility class dapat dikombinasikan langsung pada markup tanpa perlu menulis CSS terpisah untuk sebagian besar kebutuhan tampilan.</w:t>
+          <w:sz w:val="24"/>
+          <w:szCs w:val="24"/>
+        </w:rPr>
+        <w:t>Tailwind CSS mempermudah pembangunan antarmuka responsif karena utility class dapat dikombinasikan langsung pada markup tanpa perlu menulis CSS terpisah untuk sebagian besar kebutuhan tampilan.</w:t>
       </w:r>
     </w:p>
     <w:p>
@@ -2270,11 +2183,10 @@
       </w:pPr>
       <w:r>
         <w:rPr>
-          <w:rFonts w:ascii="Times New Roman" w:cs="Times New Roman" w:eastAsia="Times New Roman" w:hAnsi="Times New Roman"/>
-          <w:sz w:val="24"/>
-          <w:szCs w:val="24"/>
-        </w:rPr>
-        <w:t xml:space="preserve">Direktif @theme dan @apply terbukti efektif untuk menjaga konsistensi visual (warna dan komponen tombol) tanpa mengulang utility class yang sama di banyak tempat.</w:t>
+          <w:sz w:val="24"/>
+          <w:szCs w:val="24"/>
+        </w:rPr>
+        <w:t>Direktif @theme dan @apply terbukti efektif untuk menjaga konsistensi visual (warna dan komponen tombol) tanpa mengulang utility class yang sama di banyak tempat.</w:t>
       </w:r>
     </w:p>
     <w:p>
@@ -2288,11 +2200,11 @@
       </w:pPr>
       <w:r>
         <w:rPr>
-          <w:rFonts w:ascii="Times New Roman" w:cs="Times New Roman" w:eastAsia="Times New Roman" w:hAnsi="Times New Roman"/>
-          <w:sz w:val="24"/>
-          <w:szCs w:val="24"/>
-        </w:rPr>
-        <w:t xml:space="preserve">Pendekatan mobile-first pada Tailwind CSS memudahkan pengujian tampilan di tiga breakpoint (mobile, tablet, desktop) karena cukup menambahkan prefix breakpoint pada class yang sudah ada.</w:t>
+          <w:sz w:val="24"/>
+          <w:szCs w:val="24"/>
+        </w:rPr>
+        <w:lastRenderedPageBreak/>
+        <w:t>Pendekatan mobile-first pada Tailwind CSS memudahkan pengujian tampilan di tiga breakpoint (mobile, tablet, desktop) karena cukup menambahkan prefix breakpoint pada class yang sudah ada.</w:t>
       </w:r>
     </w:p>
     <w:p>
@@ -2306,26 +2218,24 @@
       </w:pPr>
       <w:r>
         <w:rPr>
-          <w:rFonts w:ascii="Times New Roman" w:cs="Times New Roman" w:eastAsia="Times New Roman" w:hAnsi="Times New Roman"/>
-          <w:sz w:val="24"/>
-          <w:szCs w:val="24"/>
-        </w:rPr>
-        <w:t xml:space="preserve">Proses deployment ke Netlify berjalan sederhana karena Netlify dapat langsung mendeteksi proyek berbasis Vite melalui build command dan publish directory yang sesuai.</w:t>
-      </w:r>
-    </w:p>
-    <w:p>
-      <w:pPr>
-        <w:spacing w:after="150" w:before="300"/>
-      </w:pPr>
-      <w:r>
-        <w:rPr>
-          <w:rFonts w:ascii="Times New Roman" w:cs="Times New Roman" w:eastAsia="Times New Roman" w:hAnsi="Times New Roman"/>
+          <w:sz w:val="24"/>
+          <w:szCs w:val="24"/>
+        </w:rPr>
+        <w:t>Proses deployment ke Netlify berjalan sederhana karena Netlify dapat langsung mendeteksi proyek berbasis Vite melalui build command dan publish directory yang sesuai.</w:t>
+      </w:r>
+    </w:p>
+    <w:p>
+      <w:pPr>
+        <w:spacing w:before="300" w:after="150"/>
+      </w:pPr>
+      <w:r>
+        <w:rPr>
           <w:b/>
           <w:bCs/>
           <w:sz w:val="26"/>
           <w:szCs w:val="26"/>
         </w:rPr>
-        <w:t xml:space="preserve">LAMPIRAN</w:t>
+        <w:t>LAMPIRAN</w:t>
       </w:r>
     </w:p>
     <w:p>
@@ -2334,15 +2244,10 @@
       </w:pPr>
       <w:r>
         <w:rPr>
-          <w:rFonts w:ascii="Times New Roman" w:cs="Times New Roman" w:eastAsia="Times New Roman" w:hAnsi="Times New Roman"/>
-          <w:b w:val="false"/>
-          <w:bCs w:val="false"/>
-          <w:i w:val="false"/>
-          <w:iCs w:val="false"/>
-          <w:sz w:val="24"/>
-          <w:szCs w:val="24"/>
-        </w:rPr>
-        <w:t xml:space="preserve">Live demo (Netlify)  : https://proyekfinaldesainweb.netlify.app</w:t>
+          <w:sz w:val="24"/>
+          <w:szCs w:val="24"/>
+        </w:rPr>
+        <w:t>Live demo (Netlify)  : https://proyekfinaldesainweb.netlify.app</w:t>
       </w:r>
     </w:p>
     <w:p>
@@ -2351,110 +2256,36 @@
       </w:pPr>
       <w:r>
         <w:rPr>
-          <w:rFonts w:ascii="Times New Roman" w:cs="Times New Roman" w:eastAsia="Times New Roman" w:hAnsi="Times New Roman"/>
-          <w:b w:val="false"/>
-          <w:bCs w:val="false"/>
-          <w:i w:val="false"/>
-          <w:iCs w:val="false"/>
-          <w:sz w:val="24"/>
-          <w:szCs w:val="24"/>
-        </w:rPr>
-        <w:t xml:space="preserve">Repository (GitHub)  : [Isi tautan repository GitHub]</w:t>
+          <w:sz w:val="24"/>
+          <w:szCs w:val="24"/>
+        </w:rPr>
+        <w:t xml:space="preserve">Repository (GitHub)  : </w:t>
+      </w:r>
+      <w:r>
+        <w:rPr>
+          <w:sz w:val="24"/>
+          <w:szCs w:val="24"/>
+        </w:rPr>
+        <w:t>https://github.com/chigusaaaa/Tugas-Tugas-Coolyeah.git</w:t>
       </w:r>
     </w:p>
     <w:sectPr>
-      <w:pgSz w:w="11906" w:h="16838" w:orient="portrait"/>
+      <w:pgSz w:w="11906" w:h="16838"/>
       <w:pgMar w:top="1440" w:right="1440" w:bottom="1440" w:left="1440" w:header="708" w:footer="708" w:gutter="0"/>
-      <w:pgNumType/>
+      <w:cols w:space="720"/>
       <w:docGrid w:linePitch="360"/>
     </w:sectPr>
   </w:body>
 </w:document>
 </file>
 
-<file path=word/comments.xml><?xml version="1.0" encoding="utf-8"?>
-<w:comments xmlns:cx="http://schemas.microsoft.com/office/drawing/2014/chartex" xmlns:cx1="http://schemas.microsoft.com/office/drawing/2015/9/8/chartex" xmlns:cx2="http://schemas.microsoft.com/office/drawing/2015/10/21/chartex" xmlns:cx3="http://schemas.microsoft.com/office/drawing/2016/5/9/chartex" xmlns:cx4="http://schemas.microsoft.com/office/drawing/2016/5/10/chartex" xmlns:cx5="http://schemas.microsoft.com/office/drawing/2016/5/11/chartex" xmlns:cx6="http://schemas.microsoft.com/office/drawing/2016/5/12/chartex" xmlns:cx7="http://schemas.microsoft.com/office/drawing/2016/5/13/chartex" xmlns:cx8="http://schemas.microsoft.com/office/drawing/2016/5/14/chartex" xmlns:mc="http://schemas.openxmlformats.org/markup-compatibility/2006" xmlns:aink="http://schemas.microsoft.com/office/drawing/2016/ink" xmlns:am3d="http://schemas.microsoft.com/office/drawing/2017/model3d" xmlns:o="urn:schemas-microsoft-com:office:office" xmlns:r="http://schemas.openxmlformats.org/officeDocument/2006/relationships" xmlns:m="http://schemas.openxmlformats.org/officeDocument/2006/math" xmlns:v="urn:schemas-microsoft-com:vml" xmlns:wp14="http://schemas.microsoft.com/office/word/2010/wordprocessingDrawing" xmlns:wp="http://schemas.openxmlformats.org/drawingml/2006/wordprocessingDrawing" xmlns:w10="urn:schemas-microsoft-com:office:word" xmlns:w="http://schemas.openxmlformats.org/wordprocessingml/2006/main" xmlns:w14="http://schemas.microsoft.com/office/word/2010/wordml" xmlns:w15="http://schemas.microsoft.com/office/word/2012/wordml" xmlns:w16cex="http://schemas.microsoft.com/office/word/2018/wordml/cex" xmlns:w16cid="http://schemas.microsoft.com/office/word/2016/wordml/cid" xmlns:w16="http://schemas.microsoft.com/office/word/2018/wordml" xmlns:w16sdtdh="http://schemas.microsoft.com/office/word/2020/wordml/sdtdatahash" xmlns:w16se="http://schemas.microsoft.com/office/word/2015/wordml/symex" xmlns:wpg="http://schemas.microsoft.com/office/word/2010/wordprocessingGroup" xmlns:wpi="http://schemas.microsoft.com/office/word/2010/wordprocessingInk" xmlns:wne="http://schemas.microsoft.com/office/word/2006/wordml" xmlns:wps="http://schemas.microsoft.com/office/word/2010/wordprocessingShape"/>
-</file>
-
-<file path=word/endnotes.xml><?xml version="1.0" encoding="utf-8"?>
-<w:endnotes xmlns:wpc="http://schemas.microsoft.com/office/word/2010/wordprocessingCanvas" xmlns:mc="http://schemas.openxmlformats.org/markup-compatibility/2006" xmlns:o="urn:schemas-microsoft-com:office:office" xmlns:r="http://schemas.openxmlformats.org/officeDocument/2006/relationships" xmlns:m="http://schemas.openxmlformats.org/officeDocument/2006/math" xmlns:v="urn:schemas-microsoft-com:vml" xmlns:wp14="http://schemas.microsoft.com/office/word/2010/wordprocessingDrawing" xmlns:wp="http://schemas.openxmlformats.org/drawingml/2006/wordprocessingDrawing" xmlns:w10="urn:schemas-microsoft-com:office:word" xmlns:w="http://schemas.openxmlformats.org/wordprocessingml/2006/main" xmlns:w14="http://schemas.microsoft.com/office/word/2010/wordml" xmlns:w15="http://schemas.microsoft.com/office/word/2012/wordml" xmlns:wpg="http://schemas.microsoft.com/office/word/2010/wordprocessingGroup" xmlns:wpi="http://schemas.microsoft.com/office/word/2010/wordprocessingInk" xmlns:wne="http://schemas.microsoft.com/office/word/2006/wordml" xmlns:wps="http://schemas.microsoft.com/office/word/2010/wordprocessingShape" mc:Ignorable="w14 w15 wp14">
-  <w:endnote w:type="separator" w:id="-1">
-    <w:p>
-      <w:pPr>
-        <w:spacing w:after="0" w:line="240" w:lineRule="auto"/>
-      </w:pPr>
-      <w:r>
-        <w:rPr>
-          <w:rStyle w:val="EndnoteReference"/>
-        </w:rPr>
-        <w:endnoteRef/>
-      </w:r>
-      <w:r>
-        <w:separator/>
-      </w:r>
-    </w:p>
-  </w:endnote>
-  <w:endnote w:type="continuationSeparator" w:id="0">
-    <w:p>
-      <w:pPr>
-        <w:spacing w:after="0" w:line="240" w:lineRule="auto"/>
-      </w:pPr>
-      <w:r>
-        <w:rPr>
-          <w:rStyle w:val="EndnoteReference"/>
-        </w:rPr>
-        <w:endnoteRef/>
-      </w:r>
-      <w:r>
-        <w:continuationSeparator/>
-      </w:r>
-    </w:p>
-  </w:endnote>
-</w:endnotes>
-</file>
-
-<file path=word/footnotes.xml><?xml version="1.0" encoding="utf-8"?>
-<w:footnotes xmlns:wpc="http://schemas.microsoft.com/office/word/2010/wordprocessingCanvas" xmlns:mc="http://schemas.openxmlformats.org/markup-compatibility/2006" xmlns:o="urn:schemas-microsoft-com:office:office" xmlns:r="http://schemas.openxmlformats.org/officeDocument/2006/relationships" xmlns:m="http://schemas.openxmlformats.org/officeDocument/2006/math" xmlns:v="urn:schemas-microsoft-com:vml" xmlns:wp14="http://schemas.microsoft.com/office/word/2010/wordprocessingDrawing" xmlns:wp="http://schemas.openxmlformats.org/drawingml/2006/wordprocessingDrawing" xmlns:w10="urn:schemas-microsoft-com:office:word" xmlns:w="http://schemas.openxmlformats.org/wordprocessingml/2006/main" xmlns:w14="http://schemas.microsoft.com/office/word/2010/wordml" xmlns:w15="http://schemas.microsoft.com/office/word/2012/wordml" xmlns:wpg="http://schemas.microsoft.com/office/word/2010/wordprocessingGroup" xmlns:wpi="http://schemas.microsoft.com/office/word/2010/wordprocessingInk" xmlns:wne="http://schemas.microsoft.com/office/word/2006/wordml" xmlns:wps="http://schemas.microsoft.com/office/word/2010/wordprocessingShape" mc:Ignorable="w14 w15 wp14">
-  <w:footnote w:type="separator" w:id="-1">
-    <w:p>
-      <w:pPr>
-        <w:spacing w:after="0" w:line="240" w:lineRule="auto"/>
-      </w:pPr>
-      <w:r>
-        <w:rPr>
-          <w:rStyle w:val="FootnoteReference"/>
-        </w:rPr>
-        <w:footnoteRef/>
-      </w:r>
-      <w:r>
-        <w:separator/>
-      </w:r>
-    </w:p>
-  </w:footnote>
-  <w:footnote w:type="continuationSeparator" w:id="0">
-    <w:p>
-      <w:pPr>
-        <w:spacing w:after="0" w:line="240" w:lineRule="auto"/>
-      </w:pPr>
-      <w:r>
-        <w:rPr>
-          <w:rStyle w:val="FootnoteReference"/>
-        </w:rPr>
-        <w:footnoteRef/>
-      </w:r>
-      <w:r>
-        <w:continuationSeparator/>
-      </w:r>
-    </w:p>
-  </w:footnote>
-</w:footnotes>
-</file>
-
 <file path=word/numbering.xml><?xml version="1.0" encoding="utf-8"?>
-<w:numbering xmlns:wpc="http://schemas.microsoft.com/office/word/2010/wordprocessingCanvas" xmlns:mc="http://schemas.openxmlformats.org/markup-compatibility/2006" xmlns:o="urn:schemas-microsoft-com:office:office" xmlns:r="http://schemas.openxmlformats.org/officeDocument/2006/relationships" xmlns:m="http://schemas.openxmlformats.org/officeDocument/2006/math" xmlns:v="urn:schemas-microsoft-com:vml" xmlns:wp14="http://schemas.microsoft.com/office/word/2010/wordprocessingDrawing" xmlns:wp="http://schemas.openxmlformats.org/drawingml/2006/wordprocessingDrawing" xmlns:w10="urn:schemas-microsoft-com:office:word" xmlns:w="http://schemas.openxmlformats.org/wordprocessingml/2006/main" xmlns:w14="http://schemas.microsoft.com/office/word/2010/wordml" xmlns:w15="http://schemas.microsoft.com/office/word/2012/wordml" xmlns:wpg="http://schemas.microsoft.com/office/word/2010/wordprocessingGroup" xmlns:wpi="http://schemas.microsoft.com/office/word/2010/wordprocessingInk" xmlns:wne="http://schemas.microsoft.com/office/word/2006/wordml" xmlns:wps="http://schemas.microsoft.com/office/word/2010/wordprocessingShape" mc:Ignorable="w14 w15 wp14">
-  <w:abstractNum w:abstractNumId="1" w15:restartNumberingAfterBreak="0">
+<w:numbering xmlns:wpc="http://schemas.microsoft.com/office/word/2010/wordprocessingCanvas" xmlns:cx="http://schemas.microsoft.com/office/drawing/2014/chartex" xmlns:cx1="http://schemas.microsoft.com/office/drawing/2015/9/8/chartex" xmlns:cx2="http://schemas.microsoft.com/office/drawing/2015/10/21/chartex" xmlns:cx3="http://schemas.microsoft.com/office/drawing/2016/5/9/chartex" xmlns:cx4="http://schemas.microsoft.com/office/drawing/2016/5/10/chartex" xmlns:cx5="http://schemas.microsoft.com/office/drawing/2016/5/11/chartex" xmlns:cx6="http://schemas.microsoft.com/office/drawing/2016/5/12/chartex" xmlns:cx7="http://schemas.microsoft.com/office/drawing/2016/5/13/chartex" xmlns:cx8="http://schemas.microsoft.com/office/drawing/2016/5/14/chartex" xmlns:mc="http://schemas.openxmlformats.org/markup-compatibility/2006" xmlns:aink="http://schemas.microsoft.com/office/drawing/2016/ink" xmlns:am3d="http://schemas.microsoft.com/office/drawing/2017/model3d" xmlns:o="urn:schemas-microsoft-com:office:office" xmlns:oel="http://schemas.microsoft.com/office/2019/extlst" xmlns:r="http://schemas.openxmlformats.org/officeDocument/2006/relationships" xmlns:m="http://schemas.openxmlformats.org/officeDocument/2006/math" xmlns:v="urn:schemas-microsoft-com:vml" xmlns:wp14="http://schemas.microsoft.com/office/word/2010/wordprocessingDrawing" xmlns:wp="http://schemas.openxmlformats.org/drawingml/2006/wordprocessingDrawing" xmlns:w10="urn:schemas-microsoft-com:office:word" xmlns:w="http://schemas.openxmlformats.org/wordprocessingml/2006/main" xmlns:w14="http://schemas.microsoft.com/office/word/2010/wordml" xmlns:w15="http://schemas.microsoft.com/office/word/2012/wordml" xmlns:w16cex="http://schemas.microsoft.com/office/word/2018/wordml/cex" xmlns:w16cid="http://schemas.microsoft.com/office/word/2016/wordml/cid" xmlns:w16="http://schemas.microsoft.com/office/word/2018/wordml" xmlns:w16du="http://schemas.microsoft.com/office/word/2023/wordml/word16du" xmlns:w16sdtdh="http://schemas.microsoft.com/office/word/2020/wordml/sdtdatahash" xmlns:w16sdtfl="http://schemas.microsoft.com/office/word/2024/wordml/sdtformatlock" xmlns:w16se="http://schemas.microsoft.com/office/word/2015/wordml/symex" xmlns:wpg="http://schemas.microsoft.com/office/word/2010/wordprocessingGroup" xmlns:wpi="http://schemas.microsoft.com/office/word/2010/wordprocessingInk" xmlns:wne="http://schemas.microsoft.com/office/word/2006/wordml" xmlns:wps="http://schemas.microsoft.com/office/word/2010/wordprocessingShape" mc:Ignorable="w14 w15 w16se w16cid w16 w16cex w16sdtdh w16sdtfl w16du wp14">
+  <w:abstractNum w:abstractNumId="0" w15:restartNumberingAfterBreak="0">
+    <w:nsid w:val="063F55D2"/>
     <w:multiLevelType w:val="hybridMultilevel"/>
-    <w:lvl w:ilvl="0" w15:tentative="1">
+    <w:tmpl w:val="64E2C494"/>
+    <w:lvl w:ilvl="0" w:tplc="DF24F1DC">
       <w:start w:val="1"/>
       <w:numFmt w:val="bullet"/>
       <w:lvlText w:val="●"/>
@@ -2463,7 +2294,7 @@
         <w:ind w:left="720" w:hanging="360"/>
       </w:pPr>
     </w:lvl>
-    <w:lvl w:ilvl="1" w15:tentative="1">
+    <w:lvl w:ilvl="1" w:tplc="229AAF56">
       <w:start w:val="1"/>
       <w:numFmt w:val="bullet"/>
       <w:lvlText w:val="○"/>
@@ -2472,7 +2303,7 @@
         <w:ind w:left="1440" w:hanging="360"/>
       </w:pPr>
     </w:lvl>
-    <w:lvl w:ilvl="2" w15:tentative="1">
+    <w:lvl w:ilvl="2" w:tplc="281ADE46">
       <w:start w:val="1"/>
       <w:numFmt w:val="bullet"/>
       <w:lvlText w:val="■"/>
@@ -2481,7 +2312,7 @@
         <w:ind w:left="2160" w:hanging="360"/>
       </w:pPr>
     </w:lvl>
-    <w:lvl w:ilvl="3" w15:tentative="1">
+    <w:lvl w:ilvl="3" w:tplc="C6D6B05E">
       <w:start w:val="1"/>
       <w:numFmt w:val="bullet"/>
       <w:lvlText w:val="●"/>
@@ -2490,7 +2321,7 @@
         <w:ind w:left="2880" w:hanging="360"/>
       </w:pPr>
     </w:lvl>
-    <w:lvl w:ilvl="4" w15:tentative="1">
+    <w:lvl w:ilvl="4" w:tplc="7C02D368">
       <w:start w:val="1"/>
       <w:numFmt w:val="bullet"/>
       <w:lvlText w:val="○"/>
@@ -2499,7 +2330,7 @@
         <w:ind w:left="3600" w:hanging="360"/>
       </w:pPr>
     </w:lvl>
-    <w:lvl w:ilvl="5" w15:tentative="1">
+    <w:lvl w:ilvl="5" w:tplc="DA3CEC38">
       <w:start w:val="1"/>
       <w:numFmt w:val="bullet"/>
       <w:lvlText w:val="■"/>
@@ -2508,7 +2339,7 @@
         <w:ind w:left="4320" w:hanging="360"/>
       </w:pPr>
     </w:lvl>
-    <w:lvl w:ilvl="6" w15:tentative="1">
+    <w:lvl w:ilvl="6" w:tplc="B830A92A">
       <w:start w:val="1"/>
       <w:numFmt w:val="bullet"/>
       <w:lvlText w:val="●"/>
@@ -2517,7 +2348,7 @@
         <w:ind w:left="5040" w:hanging="360"/>
       </w:pPr>
     </w:lvl>
-    <w:lvl w:ilvl="7" w15:tentative="1">
+    <w:lvl w:ilvl="7" w:tplc="24787FEA">
       <w:start w:val="1"/>
       <w:numFmt w:val="bullet"/>
       <w:lvlText w:val="●"/>
@@ -2526,7 +2357,7 @@
         <w:ind w:left="5760" w:hanging="360"/>
       </w:pPr>
     </w:lvl>
-    <w:lvl w:ilvl="8" w15:tentative="1">
+    <w:lvl w:ilvl="8" w:tplc="CB2E2B4A">
       <w:start w:val="1"/>
       <w:numFmt w:val="bullet"/>
       <w:lvlText w:val="●"/>
@@ -2536,9 +2367,11 @@
       </w:pPr>
     </w:lvl>
   </w:abstractNum>
-  <w:abstractNum w:abstractNumId="2" w15:restartNumberingAfterBreak="0">
+  <w:abstractNum w:abstractNumId="1" w15:restartNumberingAfterBreak="0">
+    <w:nsid w:val="0EAF73B9"/>
     <w:multiLevelType w:val="hybridMultilevel"/>
-    <w:lvl w:ilvl="0" w15:tentative="1">
+    <w:tmpl w:val="7FBA8ECE"/>
+    <w:lvl w:ilvl="0" w:tplc="F78C4F02">
       <w:start w:val="1"/>
       <w:numFmt w:val="bullet"/>
       <w:lvlText w:val="•"/>
@@ -2547,10 +2380,106 @@
         <w:ind w:left="720" w:hanging="360"/>
       </w:pPr>
     </w:lvl>
+    <w:lvl w:ilvl="1" w:tplc="547C9C3C">
+      <w:numFmt w:val="decimal"/>
+      <w:lvlText w:val=""/>
+      <w:lvlJc w:val="left"/>
+    </w:lvl>
+    <w:lvl w:ilvl="2" w:tplc="1F0C529E">
+      <w:numFmt w:val="decimal"/>
+      <w:lvlText w:val=""/>
+      <w:lvlJc w:val="left"/>
+    </w:lvl>
+    <w:lvl w:ilvl="3" w:tplc="DB46995E">
+      <w:numFmt w:val="decimal"/>
+      <w:lvlText w:val=""/>
+      <w:lvlJc w:val="left"/>
+    </w:lvl>
+    <w:lvl w:ilvl="4" w:tplc="453202C2">
+      <w:numFmt w:val="decimal"/>
+      <w:lvlText w:val=""/>
+      <w:lvlJc w:val="left"/>
+    </w:lvl>
+    <w:lvl w:ilvl="5" w:tplc="2E6A16EC">
+      <w:numFmt w:val="decimal"/>
+      <w:lvlText w:val=""/>
+      <w:lvlJc w:val="left"/>
+    </w:lvl>
+    <w:lvl w:ilvl="6" w:tplc="9F5E5580">
+      <w:numFmt w:val="decimal"/>
+      <w:lvlText w:val=""/>
+      <w:lvlJc w:val="left"/>
+    </w:lvl>
+    <w:lvl w:ilvl="7" w:tplc="65E8F23A">
+      <w:numFmt w:val="decimal"/>
+      <w:lvlText w:val=""/>
+      <w:lvlJc w:val="left"/>
+    </w:lvl>
+    <w:lvl w:ilvl="8" w:tplc="50043A60">
+      <w:numFmt w:val="decimal"/>
+      <w:lvlText w:val=""/>
+      <w:lvlJc w:val="left"/>
+    </w:lvl>
+  </w:abstractNum>
+  <w:abstractNum w:abstractNumId="2" w15:restartNumberingAfterBreak="0">
+    <w:nsid w:val="19586C07"/>
+    <w:multiLevelType w:val="hybridMultilevel"/>
+    <w:tmpl w:val="4902533A"/>
+    <w:lvl w:ilvl="0" w:tplc="4232CA02">
+      <w:start w:val="1"/>
+      <w:numFmt w:val="decimal"/>
+      <w:lvlText w:val="%1."/>
+      <w:lvlJc w:val="left"/>
+      <w:pPr>
+        <w:ind w:left="720" w:hanging="360"/>
+      </w:pPr>
+    </w:lvl>
+    <w:lvl w:ilvl="1" w:tplc="6814427A">
+      <w:numFmt w:val="decimal"/>
+      <w:lvlText w:val=""/>
+      <w:lvlJc w:val="left"/>
+    </w:lvl>
+    <w:lvl w:ilvl="2" w:tplc="D562AF92">
+      <w:numFmt w:val="decimal"/>
+      <w:lvlText w:val=""/>
+      <w:lvlJc w:val="left"/>
+    </w:lvl>
+    <w:lvl w:ilvl="3" w:tplc="0AD84242">
+      <w:numFmt w:val="decimal"/>
+      <w:lvlText w:val=""/>
+      <w:lvlJc w:val="left"/>
+    </w:lvl>
+    <w:lvl w:ilvl="4" w:tplc="2F4E18FE">
+      <w:numFmt w:val="decimal"/>
+      <w:lvlText w:val=""/>
+      <w:lvlJc w:val="left"/>
+    </w:lvl>
+    <w:lvl w:ilvl="5" w:tplc="460CB9C0">
+      <w:numFmt w:val="decimal"/>
+      <w:lvlText w:val=""/>
+      <w:lvlJc w:val="left"/>
+    </w:lvl>
+    <w:lvl w:ilvl="6" w:tplc="A8600976">
+      <w:numFmt w:val="decimal"/>
+      <w:lvlText w:val=""/>
+      <w:lvlJc w:val="left"/>
+    </w:lvl>
+    <w:lvl w:ilvl="7" w:tplc="6DDC3072">
+      <w:numFmt w:val="decimal"/>
+      <w:lvlText w:val=""/>
+      <w:lvlJc w:val="left"/>
+    </w:lvl>
+    <w:lvl w:ilvl="8" w:tplc="F2844B62">
+      <w:numFmt w:val="decimal"/>
+      <w:lvlText w:val=""/>
+      <w:lvlJc w:val="left"/>
+    </w:lvl>
   </w:abstractNum>
   <w:abstractNum w:abstractNumId="3" w15:restartNumberingAfterBreak="0">
+    <w:nsid w:val="371B4A13"/>
     <w:multiLevelType w:val="hybridMultilevel"/>
-    <w:lvl w:ilvl="0" w15:tentative="1">
+    <w:tmpl w:val="2018B220"/>
+    <w:lvl w:ilvl="0" w:tplc="E31092E6">
       <w:start w:val="1"/>
       <w:numFmt w:val="decimal"/>
       <w:lvlText w:val="%1."/>
@@ -2558,11 +2487,53 @@
       <w:pPr>
         <w:ind w:left="720" w:hanging="360"/>
       </w:pPr>
+    </w:lvl>
+    <w:lvl w:ilvl="1" w:tplc="FB767A30">
+      <w:numFmt w:val="decimal"/>
+      <w:lvlText w:val=""/>
+      <w:lvlJc w:val="left"/>
+    </w:lvl>
+    <w:lvl w:ilvl="2" w:tplc="24F0864E">
+      <w:numFmt w:val="decimal"/>
+      <w:lvlText w:val=""/>
+      <w:lvlJc w:val="left"/>
+    </w:lvl>
+    <w:lvl w:ilvl="3" w:tplc="F85EB496">
+      <w:numFmt w:val="decimal"/>
+      <w:lvlText w:val=""/>
+      <w:lvlJc w:val="left"/>
+    </w:lvl>
+    <w:lvl w:ilvl="4" w:tplc="55C4A53E">
+      <w:numFmt w:val="decimal"/>
+      <w:lvlText w:val=""/>
+      <w:lvlJc w:val="left"/>
+    </w:lvl>
+    <w:lvl w:ilvl="5" w:tplc="D5A820C8">
+      <w:numFmt w:val="decimal"/>
+      <w:lvlText w:val=""/>
+      <w:lvlJc w:val="left"/>
+    </w:lvl>
+    <w:lvl w:ilvl="6" w:tplc="FF70069E">
+      <w:numFmt w:val="decimal"/>
+      <w:lvlText w:val=""/>
+      <w:lvlJc w:val="left"/>
+    </w:lvl>
+    <w:lvl w:ilvl="7" w:tplc="1E60B8C2">
+      <w:numFmt w:val="decimal"/>
+      <w:lvlText w:val=""/>
+      <w:lvlJc w:val="left"/>
+    </w:lvl>
+    <w:lvl w:ilvl="8" w:tplc="6386AA22">
+      <w:numFmt w:val="decimal"/>
+      <w:lvlText w:val=""/>
+      <w:lvlJc w:val="left"/>
     </w:lvl>
   </w:abstractNum>
   <w:abstractNum w:abstractNumId="4" w15:restartNumberingAfterBreak="0">
+    <w:nsid w:val="41AF1265"/>
     <w:multiLevelType w:val="hybridMultilevel"/>
-    <w:lvl w:ilvl="0" w15:tentative="1">
+    <w:tmpl w:val="BE4E50EC"/>
+    <w:lvl w:ilvl="0" w:tplc="DA7C70BC">
       <w:start w:val="1"/>
       <w:numFmt w:val="decimal"/>
       <w:lvlText w:val="%1."/>
@@ -2570,11 +2541,53 @@
       <w:pPr>
         <w:ind w:left="720" w:hanging="360"/>
       </w:pPr>
+    </w:lvl>
+    <w:lvl w:ilvl="1" w:tplc="4636064C">
+      <w:numFmt w:val="decimal"/>
+      <w:lvlText w:val=""/>
+      <w:lvlJc w:val="left"/>
+    </w:lvl>
+    <w:lvl w:ilvl="2" w:tplc="F85C7AA6">
+      <w:numFmt w:val="decimal"/>
+      <w:lvlText w:val=""/>
+      <w:lvlJc w:val="left"/>
+    </w:lvl>
+    <w:lvl w:ilvl="3" w:tplc="AA622774">
+      <w:numFmt w:val="decimal"/>
+      <w:lvlText w:val=""/>
+      <w:lvlJc w:val="left"/>
+    </w:lvl>
+    <w:lvl w:ilvl="4" w:tplc="D33E6CDC">
+      <w:numFmt w:val="decimal"/>
+      <w:lvlText w:val=""/>
+      <w:lvlJc w:val="left"/>
+    </w:lvl>
+    <w:lvl w:ilvl="5" w:tplc="8DD81380">
+      <w:numFmt w:val="decimal"/>
+      <w:lvlText w:val=""/>
+      <w:lvlJc w:val="left"/>
+    </w:lvl>
+    <w:lvl w:ilvl="6" w:tplc="668A51F4">
+      <w:numFmt w:val="decimal"/>
+      <w:lvlText w:val=""/>
+      <w:lvlJc w:val="left"/>
+    </w:lvl>
+    <w:lvl w:ilvl="7" w:tplc="7EBEE0FC">
+      <w:numFmt w:val="decimal"/>
+      <w:lvlText w:val=""/>
+      <w:lvlJc w:val="left"/>
+    </w:lvl>
+    <w:lvl w:ilvl="8" w:tplc="B07270C0">
+      <w:numFmt w:val="decimal"/>
+      <w:lvlText w:val=""/>
+      <w:lvlJc w:val="left"/>
     </w:lvl>
   </w:abstractNum>
   <w:abstractNum w:abstractNumId="5" w15:restartNumberingAfterBreak="0">
+    <w:nsid w:val="4E7F2C92"/>
     <w:multiLevelType w:val="hybridMultilevel"/>
-    <w:lvl w:ilvl="0" w15:tentative="1">
+    <w:tmpl w:val="315C084C"/>
+    <w:lvl w:ilvl="0" w:tplc="BE425C58">
       <w:start w:val="1"/>
       <w:numFmt w:val="decimal"/>
       <w:lvlText w:val="%1."/>
@@ -2583,51 +2596,79 @@
         <w:ind w:left="720" w:hanging="360"/>
       </w:pPr>
     </w:lvl>
+    <w:lvl w:ilvl="1" w:tplc="221E2A90">
+      <w:numFmt w:val="decimal"/>
+      <w:lvlText w:val=""/>
+      <w:lvlJc w:val="left"/>
+    </w:lvl>
+    <w:lvl w:ilvl="2" w:tplc="2E88A668">
+      <w:numFmt w:val="decimal"/>
+      <w:lvlText w:val=""/>
+      <w:lvlJc w:val="left"/>
+    </w:lvl>
+    <w:lvl w:ilvl="3" w:tplc="621A1666">
+      <w:numFmt w:val="decimal"/>
+      <w:lvlText w:val=""/>
+      <w:lvlJc w:val="left"/>
+    </w:lvl>
+    <w:lvl w:ilvl="4" w:tplc="BD168238">
+      <w:numFmt w:val="decimal"/>
+      <w:lvlText w:val=""/>
+      <w:lvlJc w:val="left"/>
+    </w:lvl>
+    <w:lvl w:ilvl="5" w:tplc="278C7468">
+      <w:numFmt w:val="decimal"/>
+      <w:lvlText w:val=""/>
+      <w:lvlJc w:val="left"/>
+    </w:lvl>
+    <w:lvl w:ilvl="6" w:tplc="21CE366A">
+      <w:numFmt w:val="decimal"/>
+      <w:lvlText w:val=""/>
+      <w:lvlJc w:val="left"/>
+    </w:lvl>
+    <w:lvl w:ilvl="7" w:tplc="D7C2DC04">
+      <w:numFmt w:val="decimal"/>
+      <w:lvlText w:val=""/>
+      <w:lvlJc w:val="left"/>
+    </w:lvl>
+    <w:lvl w:ilvl="8" w:tplc="08B0829A">
+      <w:numFmt w:val="decimal"/>
+      <w:lvlText w:val=""/>
+      <w:lvlJc w:val="left"/>
+    </w:lvl>
   </w:abstractNum>
-  <w:abstractNum w:abstractNumId="6" w15:restartNumberingAfterBreak="0">
-    <w:multiLevelType w:val="hybridMultilevel"/>
-    <w:lvl w:ilvl="0" w15:tentative="1">
-      <w:start w:val="1"/>
-      <w:numFmt w:val="decimal"/>
-      <w:lvlText w:val="%1."/>
-      <w:lvlJc w:val="left"/>
-      <w:pPr>
-        <w:ind w:left="720" w:hanging="360"/>
-      </w:pPr>
-    </w:lvl>
-  </w:abstractNum>
-  <w:num w:numId="1">
+  <w:num w:numId="1" w16cid:durableId="1571229412">
+    <w:abstractNumId w:val="0"/>
+    <w:lvlOverride w:ilvl="0">
+      <w:startOverride w:val="1"/>
+    </w:lvlOverride>
+  </w:num>
+  <w:num w:numId="2" w16cid:durableId="1268194600">
+    <w:abstractNumId w:val="5"/>
+    <w:lvlOverride w:ilvl="0">
+      <w:startOverride w:val="1"/>
+    </w:lvlOverride>
+  </w:num>
+  <w:num w:numId="3" w16cid:durableId="1995647266">
+    <w:abstractNumId w:val="4"/>
+    <w:lvlOverride w:ilvl="0">
+      <w:startOverride w:val="1"/>
+    </w:lvlOverride>
+  </w:num>
+  <w:num w:numId="4" w16cid:durableId="1047602730">
     <w:abstractNumId w:val="1"/>
     <w:lvlOverride w:ilvl="0">
       <w:startOverride w:val="1"/>
     </w:lvlOverride>
   </w:num>
-  <w:num w:numId="2">
+  <w:num w:numId="5" w16cid:durableId="2043286300">
     <w:abstractNumId w:val="3"/>
     <w:lvlOverride w:ilvl="0">
       <w:startOverride w:val="1"/>
     </w:lvlOverride>
   </w:num>
-  <w:num w:numId="3">
-    <w:abstractNumId w:val="6"/>
-    <w:lvlOverride w:ilvl="0">
-      <w:startOverride w:val="1"/>
-    </w:lvlOverride>
-  </w:num>
-  <w:num w:numId="4">
+  <w:num w:numId="6" w16cid:durableId="1507402905">
     <w:abstractNumId w:val="2"/>
-    <w:lvlOverride w:ilvl="0">
-      <w:startOverride w:val="1"/>
-    </w:lvlOverride>
-  </w:num>
-  <w:num w:numId="5">
-    <w:abstractNumId w:val="4"/>
-    <w:lvlOverride w:ilvl="0">
-      <w:startOverride w:val="1"/>
-    </w:lvlOverride>
-  </w:num>
-  <w:num w:numId="6">
-    <w:abstractNumId w:val="5"/>
     <w:lvlOverride w:ilvl="0">
       <w:startOverride w:val="1"/>
     </w:lvlOverride>
@@ -2636,26 +2677,405 @@
 </file>
 
 <file path=word/styles.xml><?xml version="1.0" encoding="utf-8"?>
-<w:styles xmlns:mc="http://schemas.openxmlformats.org/markup-compatibility/2006" xmlns:r="http://schemas.openxmlformats.org/officeDocument/2006/relationships" xmlns:w="http://schemas.openxmlformats.org/wordprocessingml/2006/main" xmlns:w14="http://schemas.microsoft.com/office/word/2010/wordml" xmlns:w15="http://schemas.microsoft.com/office/word/2012/wordml" mc:Ignorable="w14 w15">
+<w:styles xmlns:mc="http://schemas.openxmlformats.org/markup-compatibility/2006" xmlns:r="http://schemas.openxmlformats.org/officeDocument/2006/relationships" xmlns:w="http://schemas.openxmlformats.org/wordprocessingml/2006/main" xmlns:w14="http://schemas.microsoft.com/office/word/2010/wordml" xmlns:w15="http://schemas.microsoft.com/office/word/2012/wordml" xmlns:w16cex="http://schemas.microsoft.com/office/word/2018/wordml/cex" xmlns:w16cid="http://schemas.microsoft.com/office/word/2016/wordml/cid" xmlns:w16="http://schemas.microsoft.com/office/word/2018/wordml" xmlns:w16du="http://schemas.microsoft.com/office/word/2023/wordml/word16du" xmlns:w16sdtdh="http://schemas.microsoft.com/office/word/2020/wordml/sdtdatahash" xmlns:w16sdtfl="http://schemas.microsoft.com/office/word/2024/wordml/sdtformatlock" xmlns:w16se="http://schemas.microsoft.com/office/word/2015/wordml/symex" mc:Ignorable="w14 w15 w16se w16cid w16 w16cex w16sdtdh w16sdtfl w16du">
   <w:docDefaults>
-    <w:rPrDefault/>
+    <w:rPrDefault>
+      <w:rPr>
+        <w:rFonts w:ascii="Times New Roman" w:eastAsia="Times New Roman" w:hAnsi="Times New Roman" w:cs="Times New Roman"/>
+        <w:lang w:val="en-ID" w:eastAsia="en-ID" w:bidi="ar-SA"/>
+      </w:rPr>
+    </w:rPrDefault>
     <w:pPrDefault/>
   </w:docDefaults>
-  <w:style w:type="paragraph" w:styleId="Title">
-    <w:name w:val="Title"/>
-    <w:basedOn w:val="Normal"/>
-    <w:next w:val="Normal"/>
+  <w:latentStyles w:defLockedState="0" w:defUIPriority="99" w:defSemiHidden="0" w:defUnhideWhenUsed="0" w:defQFormat="0" w:count="376">
+    <w:lsdException w:name="Normal" w:uiPriority="0" w:qFormat="1"/>
+    <w:lsdException w:name="heading 1" w:uiPriority="9" w:qFormat="1"/>
+    <w:lsdException w:name="heading 2" w:semiHidden="1" w:uiPriority="9" w:unhideWhenUsed="1" w:qFormat="1"/>
+    <w:lsdException w:name="heading 3" w:semiHidden="1" w:uiPriority="9" w:unhideWhenUsed="1" w:qFormat="1"/>
+    <w:lsdException w:name="heading 4" w:semiHidden="1" w:uiPriority="9" w:unhideWhenUsed="1" w:qFormat="1"/>
+    <w:lsdException w:name="heading 5" w:semiHidden="1" w:uiPriority="9" w:unhideWhenUsed="1" w:qFormat="1"/>
+    <w:lsdException w:name="heading 6" w:semiHidden="1" w:uiPriority="9" w:unhideWhenUsed="1" w:qFormat="1"/>
+    <w:lsdException w:name="heading 7" w:semiHidden="1" w:uiPriority="9" w:unhideWhenUsed="1" w:qFormat="1"/>
+    <w:lsdException w:name="heading 8" w:semiHidden="1" w:uiPriority="9" w:unhideWhenUsed="1" w:qFormat="1"/>
+    <w:lsdException w:name="heading 9" w:semiHidden="1" w:uiPriority="9" w:unhideWhenUsed="1" w:qFormat="1"/>
+    <w:lsdException w:name="index 1" w:semiHidden="1" w:unhideWhenUsed="1"/>
+    <w:lsdException w:name="index 2" w:semiHidden="1" w:unhideWhenUsed="1"/>
+    <w:lsdException w:name="index 3" w:semiHidden="1" w:unhideWhenUsed="1"/>
+    <w:lsdException w:name="index 4" w:semiHidden="1" w:unhideWhenUsed="1"/>
+    <w:lsdException w:name="index 5" w:semiHidden="1" w:unhideWhenUsed="1"/>
+    <w:lsdException w:name="index 6" w:semiHidden="1" w:unhideWhenUsed="1"/>
+    <w:lsdException w:name="index 7" w:semiHidden="1" w:unhideWhenUsed="1"/>
+    <w:lsdException w:name="index 8" w:semiHidden="1" w:unhideWhenUsed="1"/>
+    <w:lsdException w:name="index 9" w:semiHidden="1" w:unhideWhenUsed="1"/>
+    <w:lsdException w:name="toc 1" w:semiHidden="1" w:uiPriority="39" w:unhideWhenUsed="1"/>
+    <w:lsdException w:name="toc 2" w:semiHidden="1" w:uiPriority="39" w:unhideWhenUsed="1"/>
+    <w:lsdException w:name="toc 3" w:semiHidden="1" w:uiPriority="39" w:unhideWhenUsed="1"/>
+    <w:lsdException w:name="toc 4" w:semiHidden="1" w:uiPriority="39" w:unhideWhenUsed="1"/>
+    <w:lsdException w:name="toc 5" w:semiHidden="1" w:uiPriority="39" w:unhideWhenUsed="1"/>
+    <w:lsdException w:name="toc 6" w:semiHidden="1" w:uiPriority="39" w:unhideWhenUsed="1"/>
+    <w:lsdException w:name="toc 7" w:semiHidden="1" w:uiPriority="39" w:unhideWhenUsed="1"/>
+    <w:lsdException w:name="toc 8" w:semiHidden="1" w:uiPriority="39" w:unhideWhenUsed="1"/>
+    <w:lsdException w:name="toc 9" w:semiHidden="1" w:uiPriority="39" w:unhideWhenUsed="1"/>
+    <w:lsdException w:name="Normal Indent" w:semiHidden="1" w:unhideWhenUsed="1"/>
+    <w:lsdException w:name="footnote text" w:semiHidden="1" w:unhideWhenUsed="1"/>
+    <w:lsdException w:name="annotation text" w:semiHidden="1" w:unhideWhenUsed="1"/>
+    <w:lsdException w:name="header" w:semiHidden="1" w:unhideWhenUsed="1"/>
+    <w:lsdException w:name="footer" w:semiHidden="1" w:unhideWhenUsed="1"/>
+    <w:lsdException w:name="index heading" w:semiHidden="1" w:unhideWhenUsed="1"/>
+    <w:lsdException w:name="caption" w:semiHidden="1" w:uiPriority="35" w:unhideWhenUsed="1" w:qFormat="1"/>
+    <w:lsdException w:name="table of figures" w:semiHidden="1" w:unhideWhenUsed="1"/>
+    <w:lsdException w:name="envelope address" w:semiHidden="1" w:unhideWhenUsed="1"/>
+    <w:lsdException w:name="envelope return" w:semiHidden="1" w:unhideWhenUsed="1"/>
+    <w:lsdException w:name="footnote reference" w:semiHidden="1" w:unhideWhenUsed="1"/>
+    <w:lsdException w:name="annotation reference" w:semiHidden="1" w:unhideWhenUsed="1"/>
+    <w:lsdException w:name="line number" w:semiHidden="1" w:unhideWhenUsed="1"/>
+    <w:lsdException w:name="page number" w:semiHidden="1" w:unhideWhenUsed="1"/>
+    <w:lsdException w:name="endnote reference" w:semiHidden="1" w:unhideWhenUsed="1"/>
+    <w:lsdException w:name="endnote text" w:semiHidden="1" w:unhideWhenUsed="1"/>
+    <w:lsdException w:name="table of authorities" w:semiHidden="1" w:unhideWhenUsed="1"/>
+    <w:lsdException w:name="macro" w:semiHidden="1" w:unhideWhenUsed="1"/>
+    <w:lsdException w:name="toa heading" w:semiHidden="1" w:unhideWhenUsed="1"/>
+    <w:lsdException w:name="List" w:semiHidden="1" w:unhideWhenUsed="1"/>
+    <w:lsdException w:name="List Bullet" w:semiHidden="1" w:unhideWhenUsed="1"/>
+    <w:lsdException w:name="List Number" w:semiHidden="1" w:unhideWhenUsed="1"/>
+    <w:lsdException w:name="List 2" w:semiHidden="1" w:unhideWhenUsed="1"/>
+    <w:lsdException w:name="List 3" w:semiHidden="1" w:unhideWhenUsed="1"/>
+    <w:lsdException w:name="List 4" w:semiHidden="1" w:unhideWhenUsed="1"/>
+    <w:lsdException w:name="List 5" w:semiHidden="1" w:unhideWhenUsed="1"/>
+    <w:lsdException w:name="List Bullet 2" w:semiHidden="1" w:unhideWhenUsed="1"/>
+    <w:lsdException w:name="List Bullet 3" w:semiHidden="1" w:unhideWhenUsed="1"/>
+    <w:lsdException w:name="List Bullet 4" w:semiHidden="1" w:unhideWhenUsed="1"/>
+    <w:lsdException w:name="List Bullet 5" w:semiHidden="1" w:unhideWhenUsed="1"/>
+    <w:lsdException w:name="List Number 2" w:semiHidden="1" w:unhideWhenUsed="1"/>
+    <w:lsdException w:name="List Number 3" w:semiHidden="1" w:unhideWhenUsed="1"/>
+    <w:lsdException w:name="List Number 4" w:semiHidden="1" w:unhideWhenUsed="1"/>
+    <w:lsdException w:name="List Number 5" w:semiHidden="1" w:unhideWhenUsed="1"/>
+    <w:lsdException w:name="Title" w:uiPriority="10" w:qFormat="1"/>
+    <w:lsdException w:name="Closing" w:semiHidden="1" w:unhideWhenUsed="1"/>
+    <w:lsdException w:name="Signature" w:semiHidden="1" w:unhideWhenUsed="1"/>
+    <w:lsdException w:name="Default Paragraph Font" w:semiHidden="1" w:uiPriority="1" w:unhideWhenUsed="1"/>
+    <w:lsdException w:name="Body Text" w:semiHidden="1" w:unhideWhenUsed="1"/>
+    <w:lsdException w:name="Body Text Indent" w:semiHidden="1" w:unhideWhenUsed="1"/>
+    <w:lsdException w:name="List Continue" w:semiHidden="1" w:unhideWhenUsed="1"/>
+    <w:lsdException w:name="List Continue 2" w:semiHidden="1" w:unhideWhenUsed="1"/>
+    <w:lsdException w:name="List Continue 3" w:semiHidden="1" w:unhideWhenUsed="1"/>
+    <w:lsdException w:name="List Continue 4" w:semiHidden="1" w:unhideWhenUsed="1"/>
+    <w:lsdException w:name="List Continue 5" w:semiHidden="1" w:unhideWhenUsed="1"/>
+    <w:lsdException w:name="Message Header" w:semiHidden="1" w:unhideWhenUsed="1"/>
+    <w:lsdException w:name="Subtitle" w:uiPriority="11" w:qFormat="1"/>
+    <w:lsdException w:name="Salutation" w:semiHidden="1" w:unhideWhenUsed="1"/>
+    <w:lsdException w:name="Date" w:semiHidden="1" w:unhideWhenUsed="1"/>
+    <w:lsdException w:name="Body Text First Indent" w:semiHidden="1" w:unhideWhenUsed="1"/>
+    <w:lsdException w:name="Body Text First Indent 2" w:semiHidden="1" w:unhideWhenUsed="1"/>
+    <w:lsdException w:name="Note Heading" w:semiHidden="1" w:unhideWhenUsed="1"/>
+    <w:lsdException w:name="Body Text 2" w:semiHidden="1" w:unhideWhenUsed="1"/>
+    <w:lsdException w:name="Body Text 3" w:semiHidden="1" w:unhideWhenUsed="1"/>
+    <w:lsdException w:name="Body Text Indent 2" w:semiHidden="1" w:unhideWhenUsed="1"/>
+    <w:lsdException w:name="Body Text Indent 3" w:semiHidden="1" w:unhideWhenUsed="1"/>
+    <w:lsdException w:name="Block Text" w:semiHidden="1" w:unhideWhenUsed="1"/>
+    <w:lsdException w:name="Hyperlink" w:semiHidden="1" w:unhideWhenUsed="1"/>
+    <w:lsdException w:name="FollowedHyperlink" w:semiHidden="1" w:unhideWhenUsed="1"/>
+    <w:lsdException w:name="Strong" w:uiPriority="22" w:qFormat="1"/>
+    <w:lsdException w:name="Emphasis" w:uiPriority="20" w:qFormat="1"/>
+    <w:lsdException w:name="Document Map" w:semiHidden="1" w:unhideWhenUsed="1"/>
+    <w:lsdException w:name="Plain Text" w:semiHidden="1" w:unhideWhenUsed="1"/>
+    <w:lsdException w:name="E-mail Signature" w:semiHidden="1" w:unhideWhenUsed="1"/>
+    <w:lsdException w:name="HTML Top of Form" w:semiHidden="1" w:unhideWhenUsed="1"/>
+    <w:lsdException w:name="HTML Bottom of Form" w:semiHidden="1" w:unhideWhenUsed="1"/>
+    <w:lsdException w:name="Normal (Web)" w:semiHidden="1" w:unhideWhenUsed="1"/>
+    <w:lsdException w:name="HTML Acronym" w:semiHidden="1" w:unhideWhenUsed="1"/>
+    <w:lsdException w:name="HTML Address" w:semiHidden="1" w:unhideWhenUsed="1"/>
+    <w:lsdException w:name="HTML Cite" w:semiHidden="1" w:unhideWhenUsed="1"/>
+    <w:lsdException w:name="HTML Code" w:semiHidden="1" w:unhideWhenUsed="1"/>
+    <w:lsdException w:name="HTML Definition" w:semiHidden="1" w:unhideWhenUsed="1"/>
+    <w:lsdException w:name="HTML Keyboard" w:semiHidden="1" w:unhideWhenUsed="1"/>
+    <w:lsdException w:name="HTML Preformatted" w:semiHidden="1" w:unhideWhenUsed="1"/>
+    <w:lsdException w:name="HTML Sample" w:semiHidden="1" w:unhideWhenUsed="1"/>
+    <w:lsdException w:name="HTML Typewriter" w:semiHidden="1" w:unhideWhenUsed="1"/>
+    <w:lsdException w:name="HTML Variable" w:semiHidden="1" w:unhideWhenUsed="1"/>
+    <w:lsdException w:name="Normal Table" w:semiHidden="1" w:unhideWhenUsed="1"/>
+    <w:lsdException w:name="annotation subject" w:semiHidden="1" w:unhideWhenUsed="1"/>
+    <w:lsdException w:name="No List" w:semiHidden="1" w:unhideWhenUsed="1"/>
+    <w:lsdException w:name="Outline List 1" w:semiHidden="1" w:unhideWhenUsed="1"/>
+    <w:lsdException w:name="Outline List 2" w:semiHidden="1" w:unhideWhenUsed="1"/>
+    <w:lsdException w:name="Outline List 3" w:semiHidden="1" w:unhideWhenUsed="1"/>
+    <w:lsdException w:name="Table Simple 1" w:semiHidden="1" w:unhideWhenUsed="1"/>
+    <w:lsdException w:name="Table Simple 2" w:semiHidden="1" w:unhideWhenUsed="1"/>
+    <w:lsdException w:name="Table Simple 3" w:semiHidden="1" w:unhideWhenUsed="1"/>
+    <w:lsdException w:name="Table Classic 1" w:semiHidden="1" w:unhideWhenUsed="1"/>
+    <w:lsdException w:name="Table Classic 2" w:semiHidden="1" w:unhideWhenUsed="1"/>
+    <w:lsdException w:name="Table Classic 3" w:semiHidden="1" w:unhideWhenUsed="1"/>
+    <w:lsdException w:name="Table Classic 4" w:semiHidden="1" w:unhideWhenUsed="1"/>
+    <w:lsdException w:name="Table Colorful 1" w:semiHidden="1" w:unhideWhenUsed="1"/>
+    <w:lsdException w:name="Table Colorful 2" w:semiHidden="1" w:unhideWhenUsed="1"/>
+    <w:lsdException w:name="Table Colorful 3" w:semiHidden="1" w:unhideWhenUsed="1"/>
+    <w:lsdException w:name="Table Columns 1" w:semiHidden="1" w:unhideWhenUsed="1"/>
+    <w:lsdException w:name="Table Columns 2" w:semiHidden="1" w:unhideWhenUsed="1"/>
+    <w:lsdException w:name="Table Columns 3" w:semiHidden="1" w:unhideWhenUsed="1"/>
+    <w:lsdException w:name="Table Columns 4" w:semiHidden="1" w:unhideWhenUsed="1"/>
+    <w:lsdException w:name="Table Columns 5" w:semiHidden="1" w:unhideWhenUsed="1"/>
+    <w:lsdException w:name="Table Grid 1" w:semiHidden="1" w:unhideWhenUsed="1"/>
+    <w:lsdException w:name="Table Grid 2" w:semiHidden="1" w:unhideWhenUsed="1"/>
+    <w:lsdException w:name="Table Grid 3" w:semiHidden="1" w:unhideWhenUsed="1"/>
+    <w:lsdException w:name="Table Grid 4" w:semiHidden="1" w:unhideWhenUsed="1"/>
+    <w:lsdException w:name="Table Grid 5" w:semiHidden="1" w:unhideWhenUsed="1"/>
+    <w:lsdException w:name="Table Grid 6" w:semiHidden="1" w:unhideWhenUsed="1"/>
+    <w:lsdException w:name="Table Grid 7" w:semiHidden="1" w:unhideWhenUsed="1"/>
+    <w:lsdException w:name="Table Grid 8" w:semiHidden="1" w:unhideWhenUsed="1"/>
+    <w:lsdException w:name="Table List 1" w:semiHidden="1" w:unhideWhenUsed="1"/>
+    <w:lsdException w:name="Table List 2" w:semiHidden="1" w:unhideWhenUsed="1"/>
+    <w:lsdException w:name="Table List 3" w:semiHidden="1" w:unhideWhenUsed="1"/>
+    <w:lsdException w:name="Table List 4" w:semiHidden="1" w:unhideWhenUsed="1"/>
+    <w:lsdException w:name="Table List 5" w:semiHidden="1" w:unhideWhenUsed="1"/>
+    <w:lsdException w:name="Table List 6" w:semiHidden="1" w:unhideWhenUsed="1"/>
+    <w:lsdException w:name="Table List 7" w:semiHidden="1" w:unhideWhenUsed="1"/>
+    <w:lsdException w:name="Table List 8" w:semiHidden="1" w:unhideWhenUsed="1"/>
+    <w:lsdException w:name="Table 3D effects 1" w:semiHidden="1" w:unhideWhenUsed="1"/>
+    <w:lsdException w:name="Table 3D effects 2" w:semiHidden="1" w:unhideWhenUsed="1"/>
+    <w:lsdException w:name="Table 3D effects 3" w:semiHidden="1" w:unhideWhenUsed="1"/>
+    <w:lsdException w:name="Table Contemporary" w:semiHidden="1" w:unhideWhenUsed="1"/>
+    <w:lsdException w:name="Table Elegant" w:semiHidden="1" w:unhideWhenUsed="1"/>
+    <w:lsdException w:name="Table Professional" w:semiHidden="1" w:unhideWhenUsed="1"/>
+    <w:lsdException w:name="Table Subtle 1" w:semiHidden="1" w:unhideWhenUsed="1"/>
+    <w:lsdException w:name="Table Subtle 2" w:semiHidden="1" w:unhideWhenUsed="1"/>
+    <w:lsdException w:name="Table Web 1" w:semiHidden="1" w:unhideWhenUsed="1"/>
+    <w:lsdException w:name="Table Web 2" w:semiHidden="1" w:unhideWhenUsed="1"/>
+    <w:lsdException w:name="Table Web 3" w:semiHidden="1" w:unhideWhenUsed="1"/>
+    <w:lsdException w:name="Balloon Text" w:semiHidden="1" w:unhideWhenUsed="1"/>
+    <w:lsdException w:name="Table Grid" w:uiPriority="39"/>
+    <w:lsdException w:name="Table Theme" w:semiHidden="1" w:unhideWhenUsed="1"/>
+    <w:lsdException w:name="Placeholder Text" w:semiHidden="1"/>
+    <w:lsdException w:name="No Spacing" w:uiPriority="1" w:qFormat="1"/>
+    <w:lsdException w:name="Light Shading" w:uiPriority="60"/>
+    <w:lsdException w:name="Light List" w:uiPriority="61"/>
+    <w:lsdException w:name="Light Grid" w:uiPriority="62"/>
+    <w:lsdException w:name="Medium Shading 1" w:uiPriority="63"/>
+    <w:lsdException w:name="Medium Shading 2" w:uiPriority="64"/>
+    <w:lsdException w:name="Medium List 1" w:uiPriority="65"/>
+    <w:lsdException w:name="Medium List 2" w:uiPriority="66"/>
+    <w:lsdException w:name="Medium Grid 1" w:uiPriority="67"/>
+    <w:lsdException w:name="Medium Grid 2" w:uiPriority="68"/>
+    <w:lsdException w:name="Medium Grid 3" w:uiPriority="69"/>
+    <w:lsdException w:name="Dark List" w:uiPriority="70"/>
+    <w:lsdException w:name="Colorful Shading" w:uiPriority="71"/>
+    <w:lsdException w:name="Colorful List" w:uiPriority="72"/>
+    <w:lsdException w:name="Colorful Grid" w:uiPriority="73"/>
+    <w:lsdException w:name="Light Shading Accent 1" w:uiPriority="60"/>
+    <w:lsdException w:name="Light List Accent 1" w:uiPriority="61"/>
+    <w:lsdException w:name="Light Grid Accent 1" w:uiPriority="62"/>
+    <w:lsdException w:name="Medium Shading 1 Accent 1" w:uiPriority="63"/>
+    <w:lsdException w:name="Medium Shading 2 Accent 1" w:uiPriority="64"/>
+    <w:lsdException w:name="Medium List 1 Accent 1" w:uiPriority="65"/>
+    <w:lsdException w:name="Revision" w:semiHidden="1"/>
+    <w:lsdException w:name="List Paragraph" w:uiPriority="34" w:qFormat="1"/>
+    <w:lsdException w:name="Quote" w:uiPriority="29" w:qFormat="1"/>
+    <w:lsdException w:name="Intense Quote" w:uiPriority="30" w:qFormat="1"/>
+    <w:lsdException w:name="Medium List 2 Accent 1" w:uiPriority="66"/>
+    <w:lsdException w:name="Medium Grid 1 Accent 1" w:uiPriority="67"/>
+    <w:lsdException w:name="Medium Grid 2 Accent 1" w:uiPriority="68"/>
+    <w:lsdException w:name="Medium Grid 3 Accent 1" w:uiPriority="69"/>
+    <w:lsdException w:name="Dark List Accent 1" w:uiPriority="70"/>
+    <w:lsdException w:name="Colorful Shading Accent 1" w:uiPriority="71"/>
+    <w:lsdException w:name="Colorful List Accent 1" w:uiPriority="72"/>
+    <w:lsdException w:name="Colorful Grid Accent 1" w:uiPriority="73"/>
+    <w:lsdException w:name="Light Shading Accent 2" w:uiPriority="60"/>
+    <w:lsdException w:name="Light List Accent 2" w:uiPriority="61"/>
+    <w:lsdException w:name="Light Grid Accent 2" w:uiPriority="62"/>
+    <w:lsdException w:name="Medium Shading 1 Accent 2" w:uiPriority="63"/>
+    <w:lsdException w:name="Medium Shading 2 Accent 2" w:uiPriority="64"/>
+    <w:lsdException w:name="Medium List 1 Accent 2" w:uiPriority="65"/>
+    <w:lsdException w:name="Medium List 2 Accent 2" w:uiPriority="66"/>
+    <w:lsdException w:name="Medium Grid 1 Accent 2" w:uiPriority="67"/>
+    <w:lsdException w:name="Medium Grid 2 Accent 2" w:uiPriority="68"/>
+    <w:lsdException w:name="Medium Grid 3 Accent 2" w:uiPriority="69"/>
+    <w:lsdException w:name="Dark List Accent 2" w:uiPriority="70"/>
+    <w:lsdException w:name="Colorful Shading Accent 2" w:uiPriority="71"/>
+    <w:lsdException w:name="Colorful List Accent 2" w:uiPriority="72"/>
+    <w:lsdException w:name="Colorful Grid Accent 2" w:uiPriority="73"/>
+    <w:lsdException w:name="Light Shading Accent 3" w:uiPriority="60"/>
+    <w:lsdException w:name="Light List Accent 3" w:uiPriority="61"/>
+    <w:lsdException w:name="Light Grid Accent 3" w:uiPriority="62"/>
+    <w:lsdException w:name="Medium Shading 1 Accent 3" w:uiPriority="63"/>
+    <w:lsdException w:name="Medium Shading 2 Accent 3" w:uiPriority="64"/>
+    <w:lsdException w:name="Medium List 1 Accent 3" w:uiPriority="65"/>
+    <w:lsdException w:name="Medium List 2 Accent 3" w:uiPriority="66"/>
+    <w:lsdException w:name="Medium Grid 1 Accent 3" w:uiPriority="67"/>
+    <w:lsdException w:name="Medium Grid 2 Accent 3" w:uiPriority="68"/>
+    <w:lsdException w:name="Medium Grid 3 Accent 3" w:uiPriority="69"/>
+    <w:lsdException w:name="Dark List Accent 3" w:uiPriority="70"/>
+    <w:lsdException w:name="Colorful Shading Accent 3" w:uiPriority="71"/>
+    <w:lsdException w:name="Colorful List Accent 3" w:uiPriority="72"/>
+    <w:lsdException w:name="Colorful Grid Accent 3" w:uiPriority="73"/>
+    <w:lsdException w:name="Light Shading Accent 4" w:uiPriority="60"/>
+    <w:lsdException w:name="Light List Accent 4" w:uiPriority="61"/>
+    <w:lsdException w:name="Light Grid Accent 4" w:uiPriority="62"/>
+    <w:lsdException w:name="Medium Shading 1 Accent 4" w:uiPriority="63"/>
+    <w:lsdException w:name="Medium Shading 2 Accent 4" w:uiPriority="64"/>
+    <w:lsdException w:name="Medium List 1 Accent 4" w:uiPriority="65"/>
+    <w:lsdException w:name="Medium List 2 Accent 4" w:uiPriority="66"/>
+    <w:lsdException w:name="Medium Grid 1 Accent 4" w:uiPriority="67"/>
+    <w:lsdException w:name="Medium Grid 2 Accent 4" w:uiPriority="68"/>
+    <w:lsdException w:name="Medium Grid 3 Accent 4" w:uiPriority="69"/>
+    <w:lsdException w:name="Dark List Accent 4" w:uiPriority="70"/>
+    <w:lsdException w:name="Colorful Shading Accent 4" w:uiPriority="71"/>
+    <w:lsdException w:name="Colorful List Accent 4" w:uiPriority="72"/>
+    <w:lsdException w:name="Colorful Grid Accent 4" w:uiPriority="73"/>
+    <w:lsdException w:name="Light Shading Accent 5" w:uiPriority="60"/>
+    <w:lsdException w:name="Light List Accent 5" w:uiPriority="61"/>
+    <w:lsdException w:name="Light Grid Accent 5" w:uiPriority="62"/>
+    <w:lsdException w:name="Medium Shading 1 Accent 5" w:uiPriority="63"/>
+    <w:lsdException w:name="Medium Shading 2 Accent 5" w:uiPriority="64"/>
+    <w:lsdException w:name="Medium List 1 Accent 5" w:uiPriority="65"/>
+    <w:lsdException w:name="Medium List 2 Accent 5" w:uiPriority="66"/>
+    <w:lsdException w:name="Medium Grid 1 Accent 5" w:uiPriority="67"/>
+    <w:lsdException w:name="Medium Grid 2 Accent 5" w:uiPriority="68"/>
+    <w:lsdException w:name="Medium Grid 3 Accent 5" w:uiPriority="69"/>
+    <w:lsdException w:name="Dark List Accent 5" w:uiPriority="70"/>
+    <w:lsdException w:name="Colorful Shading Accent 5" w:uiPriority="71"/>
+    <w:lsdException w:name="Colorful List Accent 5" w:uiPriority="72"/>
+    <w:lsdException w:name="Colorful Grid Accent 5" w:uiPriority="73"/>
+    <w:lsdException w:name="Light Shading Accent 6" w:uiPriority="60"/>
+    <w:lsdException w:name="Light List Accent 6" w:uiPriority="61"/>
+    <w:lsdException w:name="Light Grid Accent 6" w:uiPriority="62"/>
+    <w:lsdException w:name="Medium Shading 1 Accent 6" w:uiPriority="63"/>
+    <w:lsdException w:name="Medium Shading 2 Accent 6" w:uiPriority="64"/>
+    <w:lsdException w:name="Medium List 1 Accent 6" w:uiPriority="65"/>
+    <w:lsdException w:name="Medium List 2 Accent 6" w:uiPriority="66"/>
+    <w:lsdException w:name="Medium Grid 1 Accent 6" w:uiPriority="67"/>
+    <w:lsdException w:name="Medium Grid 2 Accent 6" w:uiPriority="68"/>
+    <w:lsdException w:name="Medium Grid 3 Accent 6" w:uiPriority="69"/>
+    <w:lsdException w:name="Dark List Accent 6" w:uiPriority="70"/>
+    <w:lsdException w:name="Colorful Shading Accent 6" w:uiPriority="71"/>
+    <w:lsdException w:name="Colorful List Accent 6" w:uiPriority="72"/>
+    <w:lsdException w:name="Colorful Grid Accent 6" w:uiPriority="73"/>
+    <w:lsdException w:name="Subtle Emphasis" w:uiPriority="19" w:qFormat="1"/>
+    <w:lsdException w:name="Intense Emphasis" w:uiPriority="21" w:qFormat="1"/>
+    <w:lsdException w:name="Subtle Reference" w:uiPriority="31" w:qFormat="1"/>
+    <w:lsdException w:name="Intense Reference" w:uiPriority="32" w:qFormat="1"/>
+    <w:lsdException w:name="Book Title" w:uiPriority="33" w:qFormat="1"/>
+    <w:lsdException w:name="Bibliography" w:semiHidden="1" w:uiPriority="37" w:unhideWhenUsed="1"/>
+    <w:lsdException w:name="TOC Heading" w:semiHidden="1" w:uiPriority="39" w:unhideWhenUsed="1" w:qFormat="1"/>
+    <w:lsdException w:name="Plain Table 1" w:uiPriority="41"/>
+    <w:lsdException w:name="Plain Table 2" w:uiPriority="42"/>
+    <w:lsdException w:name="Plain Table 3" w:uiPriority="43"/>
+    <w:lsdException w:name="Plain Table 4" w:uiPriority="44"/>
+    <w:lsdException w:name="Plain Table 5" w:uiPriority="45"/>
+    <w:lsdException w:name="Grid Table Light" w:uiPriority="40"/>
+    <w:lsdException w:name="Grid Table 1 Light" w:uiPriority="46"/>
+    <w:lsdException w:name="Grid Table 2" w:uiPriority="47"/>
+    <w:lsdException w:name="Grid Table 3" w:uiPriority="48"/>
+    <w:lsdException w:name="Grid Table 4" w:uiPriority="49"/>
+    <w:lsdException w:name="Grid Table 5 Dark" w:uiPriority="50"/>
+    <w:lsdException w:name="Grid Table 6 Colorful" w:uiPriority="51"/>
+    <w:lsdException w:name="Grid Table 7 Colorful" w:uiPriority="52"/>
+    <w:lsdException w:name="Grid Table 1 Light Accent 1" w:uiPriority="46"/>
+    <w:lsdException w:name="Grid Table 2 Accent 1" w:uiPriority="47"/>
+    <w:lsdException w:name="Grid Table 3 Accent 1" w:uiPriority="48"/>
+    <w:lsdException w:name="Grid Table 4 Accent 1" w:uiPriority="49"/>
+    <w:lsdException w:name="Grid Table 5 Dark Accent 1" w:uiPriority="50"/>
+    <w:lsdException w:name="Grid Table 6 Colorful Accent 1" w:uiPriority="51"/>
+    <w:lsdException w:name="Grid Table 7 Colorful Accent 1" w:uiPriority="52"/>
+    <w:lsdException w:name="Grid Table 1 Light Accent 2" w:uiPriority="46"/>
+    <w:lsdException w:name="Grid Table 2 Accent 2" w:uiPriority="47"/>
+    <w:lsdException w:name="Grid Table 3 Accent 2" w:uiPriority="48"/>
+    <w:lsdException w:name="Grid Table 4 Accent 2" w:uiPriority="49"/>
+    <w:lsdException w:name="Grid Table 5 Dark Accent 2" w:uiPriority="50"/>
+    <w:lsdException w:name="Grid Table 6 Colorful Accent 2" w:uiPriority="51"/>
+    <w:lsdException w:name="Grid Table 7 Colorful Accent 2" w:uiPriority="52"/>
+    <w:lsdException w:name="Grid Table 1 Light Accent 3" w:uiPriority="46"/>
+    <w:lsdException w:name="Grid Table 2 Accent 3" w:uiPriority="47"/>
+    <w:lsdException w:name="Grid Table 3 Accent 3" w:uiPriority="48"/>
+    <w:lsdException w:name="Grid Table 4 Accent 3" w:uiPriority="49"/>
+    <w:lsdException w:name="Grid Table 5 Dark Accent 3" w:uiPriority="50"/>
+    <w:lsdException w:name="Grid Table 6 Colorful Accent 3" w:uiPriority="51"/>
+    <w:lsdException w:name="Grid Table 7 Colorful Accent 3" w:uiPriority="52"/>
+    <w:lsdException w:name="Grid Table 1 Light Accent 4" w:uiPriority="46"/>
+    <w:lsdException w:name="Grid Table 2 Accent 4" w:uiPriority="47"/>
+    <w:lsdException w:name="Grid Table 3 Accent 4" w:uiPriority="48"/>
+    <w:lsdException w:name="Grid Table 4 Accent 4" w:uiPriority="49"/>
+    <w:lsdException w:name="Grid Table 5 Dark Accent 4" w:uiPriority="50"/>
+    <w:lsdException w:name="Grid Table 6 Colorful Accent 4" w:uiPriority="51"/>
+    <w:lsdException w:name="Grid Table 7 Colorful Accent 4" w:uiPriority="52"/>
+    <w:lsdException w:name="Grid Table 1 Light Accent 5" w:uiPriority="46"/>
+    <w:lsdException w:name="Grid Table 2 Accent 5" w:uiPriority="47"/>
+    <w:lsdException w:name="Grid Table 3 Accent 5" w:uiPriority="48"/>
+    <w:lsdException w:name="Grid Table 4 Accent 5" w:uiPriority="49"/>
+    <w:lsdException w:name="Grid Table 5 Dark Accent 5" w:uiPriority="50"/>
+    <w:lsdException w:name="Grid Table 6 Colorful Accent 5" w:uiPriority="51"/>
+    <w:lsdException w:name="Grid Table 7 Colorful Accent 5" w:uiPriority="52"/>
+    <w:lsdException w:name="Grid Table 1 Light Accent 6" w:uiPriority="46"/>
+    <w:lsdException w:name="Grid Table 2 Accent 6" w:uiPriority="47"/>
+    <w:lsdException w:name="Grid Table 3 Accent 6" w:uiPriority="48"/>
+    <w:lsdException w:name="Grid Table 4 Accent 6" w:uiPriority="49"/>
+    <w:lsdException w:name="Grid Table 5 Dark Accent 6" w:uiPriority="50"/>
+    <w:lsdException w:name="Grid Table 6 Colorful Accent 6" w:uiPriority="51"/>
+    <w:lsdException w:name="Grid Table 7 Colorful Accent 6" w:uiPriority="52"/>
+    <w:lsdException w:name="List Table 1 Light" w:uiPriority="46"/>
+    <w:lsdException w:name="List Table 2" w:uiPriority="47"/>
+    <w:lsdException w:name="List Table 3" w:uiPriority="48"/>
+    <w:lsdException w:name="List Table 4" w:uiPriority="49"/>
+    <w:lsdException w:name="List Table 5 Dark" w:uiPriority="50"/>
+    <w:lsdException w:name="List Table 6 Colorful" w:uiPriority="51"/>
+    <w:lsdException w:name="List Table 7 Colorful" w:uiPriority="52"/>
+    <w:lsdException w:name="List Table 1 Light Accent 1" w:uiPriority="46"/>
+    <w:lsdException w:name="List Table 2 Accent 1" w:uiPriority="47"/>
+    <w:lsdException w:name="List Table 3 Accent 1" w:uiPriority="48"/>
+    <w:lsdException w:name="List Table 4 Accent 1" w:uiPriority="49"/>
+    <w:lsdException w:name="List Table 5 Dark Accent 1" w:uiPriority="50"/>
+    <w:lsdException w:name="List Table 6 Colorful Accent 1" w:uiPriority="51"/>
+    <w:lsdException w:name="List Table 7 Colorful Accent 1" w:uiPriority="52"/>
+    <w:lsdException w:name="List Table 1 Light Accent 2" w:uiPriority="46"/>
+    <w:lsdException w:name="List Table 2 Accent 2" w:uiPriority="47"/>
+    <w:lsdException w:name="List Table 3 Accent 2" w:uiPriority="48"/>
+    <w:lsdException w:name="List Table 4 Accent 2" w:uiPriority="49"/>
+    <w:lsdException w:name="List Table 5 Dark Accent 2" w:uiPriority="50"/>
+    <w:lsdException w:name="List Table 6 Colorful Accent 2" w:uiPriority="51"/>
+    <w:lsdException w:name="List Table 7 Colorful Accent 2" w:uiPriority="52"/>
+    <w:lsdException w:name="List Table 1 Light Accent 3" w:uiPriority="46"/>
+    <w:lsdException w:name="List Table 2 Accent 3" w:uiPriority="47"/>
+    <w:lsdException w:name="List Table 3 Accent 3" w:uiPriority="48"/>
+    <w:lsdException w:name="List Table 4 Accent 3" w:uiPriority="49"/>
+    <w:lsdException w:name="List Table 5 Dark Accent 3" w:uiPriority="50"/>
+    <w:lsdException w:name="List Table 6 Colorful Accent 3" w:uiPriority="51"/>
+    <w:lsdException w:name="List Table 7 Colorful Accent 3" w:uiPriority="52"/>
+    <w:lsdException w:name="List Table 1 Light Accent 4" w:uiPriority="46"/>
+    <w:lsdException w:name="List Table 2 Accent 4" w:uiPriority="47"/>
+    <w:lsdException w:name="List Table 3 Accent 4" w:uiPriority="48"/>
+    <w:lsdException w:name="List Table 4 Accent 4" w:uiPriority="49"/>
+    <w:lsdException w:name="List Table 5 Dark Accent 4" w:uiPriority="50"/>
+    <w:lsdException w:name="List Table 6 Colorful Accent 4" w:uiPriority="51"/>
+    <w:lsdException w:name="List Table 7 Colorful Accent 4" w:uiPriority="52"/>
+    <w:lsdException w:name="List Table 1 Light Accent 5" w:uiPriority="46"/>
+    <w:lsdException w:name="List Table 2 Accent 5" w:uiPriority="47"/>
+    <w:lsdException w:name="List Table 3 Accent 5" w:uiPriority="48"/>
+    <w:lsdException w:name="List Table 4 Accent 5" w:uiPriority="49"/>
+    <w:lsdException w:name="List Table 5 Dark Accent 5" w:uiPriority="50"/>
+    <w:lsdException w:name="List Table 6 Colorful Accent 5" w:uiPriority="51"/>
+    <w:lsdException w:name="List Table 7 Colorful Accent 5" w:uiPriority="52"/>
+    <w:lsdException w:name="List Table 1 Light Accent 6" w:uiPriority="46"/>
+    <w:lsdException w:name="List Table 2 Accent 6" w:uiPriority="47"/>
+    <w:lsdException w:name="List Table 3 Accent 6" w:uiPriority="48"/>
+    <w:lsdException w:name="List Table 4 Accent 6" w:uiPriority="49"/>
+    <w:lsdException w:name="List Table 5 Dark Accent 6" w:uiPriority="50"/>
+    <w:lsdException w:name="List Table 6 Colorful Accent 6" w:uiPriority="51"/>
+    <w:lsdException w:name="List Table 7 Colorful Accent 6" w:uiPriority="52"/>
+    <w:lsdException w:name="Mention" w:semiHidden="1" w:unhideWhenUsed="1"/>
+    <w:lsdException w:name="Smart Hyperlink" w:semiHidden="1" w:unhideWhenUsed="1"/>
+    <w:lsdException w:name="Hashtag" w:semiHidden="1" w:unhideWhenUsed="1"/>
+    <w:lsdException w:name="Unresolved Mention" w:semiHidden="1" w:unhideWhenUsed="1"/>
+    <w:lsdException w:name="Smart Link" w:semiHidden="1" w:unhideWhenUsed="1"/>
+  </w:latentStyles>
+  <w:style w:type="paragraph" w:default="1" w:styleId="Normal">
+    <w:name w:val="Normal"/>
     <w:qFormat/>
-    <w:rPr>
-      <w:sz w:val="56"/>
-      <w:szCs w:val="56"/>
-    </w:rPr>
   </w:style>
   <w:style w:type="paragraph" w:styleId="Heading1">
-    <w:name w:val="Heading 1"/>
-    <w:basedOn w:val="Normal"/>
-    <w:next w:val="Normal"/>
+    <w:name w:val="heading 1"/>
+    <w:uiPriority w:val="9"/>
     <w:qFormat/>
+    <w:pPr>
+      <w:outlineLvl w:val="0"/>
+    </w:pPr>
     <w:rPr>
       <w:color w:val="2E74B5"/>
       <w:sz w:val="32"/>
@@ -2663,10 +3083,14 @@
     </w:rPr>
   </w:style>
   <w:style w:type="paragraph" w:styleId="Heading2">
-    <w:name w:val="Heading 2"/>
-    <w:basedOn w:val="Normal"/>
-    <w:next w:val="Normal"/>
+    <w:name w:val="heading 2"/>
+    <w:uiPriority w:val="9"/>
+    <w:semiHidden/>
+    <w:unhideWhenUsed/>
     <w:qFormat/>
+    <w:pPr>
+      <w:outlineLvl w:val="1"/>
+    </w:pPr>
     <w:rPr>
       <w:color w:val="2E74B5"/>
       <w:sz w:val="26"/>
@@ -2674,10 +3098,14 @@
     </w:rPr>
   </w:style>
   <w:style w:type="paragraph" w:styleId="Heading3">
-    <w:name w:val="Heading 3"/>
-    <w:basedOn w:val="Normal"/>
-    <w:next w:val="Normal"/>
+    <w:name w:val="heading 3"/>
+    <w:uiPriority w:val="9"/>
+    <w:semiHidden/>
+    <w:unhideWhenUsed/>
     <w:qFormat/>
+    <w:pPr>
+      <w:outlineLvl w:val="2"/>
+    </w:pPr>
     <w:rPr>
       <w:color w:val="1F4D78"/>
       <w:sz w:val="24"/>
@@ -2685,10 +3113,14 @@
     </w:rPr>
   </w:style>
   <w:style w:type="paragraph" w:styleId="Heading4">
-    <w:name w:val="Heading 4"/>
-    <w:basedOn w:val="Normal"/>
-    <w:next w:val="Normal"/>
+    <w:name w:val="heading 4"/>
+    <w:uiPriority w:val="9"/>
+    <w:semiHidden/>
+    <w:unhideWhenUsed/>
     <w:qFormat/>
+    <w:pPr>
+      <w:outlineLvl w:val="3"/>
+    </w:pPr>
     <w:rPr>
       <w:i/>
       <w:iCs/>
@@ -2696,27 +3128,68 @@
     </w:rPr>
   </w:style>
   <w:style w:type="paragraph" w:styleId="Heading5">
-    <w:name w:val="Heading 5"/>
-    <w:basedOn w:val="Normal"/>
-    <w:next w:val="Normal"/>
+    <w:name w:val="heading 5"/>
+    <w:uiPriority w:val="9"/>
+    <w:semiHidden/>
+    <w:unhideWhenUsed/>
     <w:qFormat/>
+    <w:pPr>
+      <w:outlineLvl w:val="4"/>
+    </w:pPr>
     <w:rPr>
       <w:color w:val="2E74B5"/>
     </w:rPr>
   </w:style>
   <w:style w:type="paragraph" w:styleId="Heading6">
-    <w:name w:val="Heading 6"/>
-    <w:basedOn w:val="Normal"/>
-    <w:next w:val="Normal"/>
+    <w:name w:val="heading 6"/>
+    <w:uiPriority w:val="9"/>
+    <w:semiHidden/>
+    <w:unhideWhenUsed/>
     <w:qFormat/>
+    <w:pPr>
+      <w:outlineLvl w:val="5"/>
+    </w:pPr>
     <w:rPr>
       <w:color w:val="1F4D78"/>
     </w:rPr>
   </w:style>
-  <w:style w:type="paragraph" w:styleId="Strong">
-    <w:name w:val="Strong"/>
-    <w:basedOn w:val="Normal"/>
-    <w:next w:val="Normal"/>
+  <w:style w:type="character" w:default="1" w:styleId="DefaultParagraphFont">
+    <w:name w:val="Default Paragraph Font"/>
+    <w:uiPriority w:val="1"/>
+    <w:unhideWhenUsed/>
+  </w:style>
+  <w:style w:type="table" w:default="1" w:styleId="TableNormal">
+    <w:name w:val="Normal Table"/>
+    <w:uiPriority w:val="99"/>
+    <w:semiHidden/>
+    <w:unhideWhenUsed/>
+    <w:tblPr>
+      <w:tblInd w:w="0" w:type="dxa"/>
+      <w:tblCellMar>
+        <w:top w:w="0" w:type="dxa"/>
+        <w:left w:w="108" w:type="dxa"/>
+        <w:bottom w:w="0" w:type="dxa"/>
+        <w:right w:w="108" w:type="dxa"/>
+      </w:tblCellMar>
+    </w:tblPr>
+  </w:style>
+  <w:style w:type="numbering" w:default="1" w:styleId="NoList">
+    <w:name w:val="No List"/>
+    <w:uiPriority w:val="99"/>
+    <w:semiHidden/>
+    <w:unhideWhenUsed/>
+  </w:style>
+  <w:style w:type="paragraph" w:styleId="Title">
+    <w:name w:val="Title"/>
+    <w:uiPriority w:val="10"/>
+    <w:qFormat/>
+    <w:rPr>
+      <w:sz w:val="56"/>
+      <w:szCs w:val="56"/>
+    </w:rPr>
+  </w:style>
+  <w:style w:type="paragraph" w:customStyle="1" w:styleId="Strong1">
+    <w:name w:val="Strong1"/>
     <w:qFormat/>
     <w:rPr>
       <w:b/>
@@ -2725,12 +3198,10 @@
   </w:style>
   <w:style w:type="paragraph" w:styleId="ListParagraph">
     <w:name w:val="List Paragraph"/>
-    <w:basedOn w:val="Normal"/>
     <w:qFormat/>
   </w:style>
   <w:style w:type="character" w:styleId="Hyperlink">
     <w:name w:val="Hyperlink"/>
-    <w:basedOn w:val="DefaultParagraphFont"/>
     <w:uiPriority w:val="99"/>
     <w:unhideWhenUsed/>
     <w:rPr>
@@ -2740,7 +3211,6 @@
   </w:style>
   <w:style w:type="character" w:styleId="FootnoteReference">
     <w:name w:val="footnote reference"/>
-    <w:basedOn w:val="DefaultParagraphFont"/>
     <w:uiPriority w:val="99"/>
     <w:semiHidden/>
     <w:unhideWhenUsed/>
@@ -2750,22 +3220,13 @@
   </w:style>
   <w:style w:type="paragraph" w:styleId="FootnoteText">
     <w:name w:val="footnote text"/>
-    <w:basedOn w:val="Normal"/>
     <w:link w:val="FootnoteTextChar"/>
     <w:uiPriority w:val="99"/>
     <w:semiHidden/>
     <w:unhideWhenUsed/>
-    <w:pPr>
-      <w:spacing w:after="0" w:line="240" w:lineRule="auto"/>
-    </w:pPr>
-    <w:rPr>
-      <w:sz w:val="20"/>
-      <w:szCs w:val="20"/>
-    </w:rPr>
   </w:style>
-  <w:style w:type="character" w:styleId="FootnoteTextChar">
+  <w:style w:type="character" w:customStyle="1" w:styleId="FootnoteTextChar">
     <w:name w:val="Footnote Text Char"/>
-    <w:basedOn w:val="DefaultParagraphFont"/>
     <w:link w:val="FootnoteText"/>
     <w:uiPriority w:val="99"/>
     <w:semiHidden/>
@@ -2777,7 +3238,6 @@
   </w:style>
   <w:style w:type="character" w:styleId="EndnoteReference">
     <w:name w:val="endnote reference"/>
-    <w:basedOn w:val="DefaultParagraphFont"/>
     <w:uiPriority w:val="99"/>
     <w:semiHidden/>
     <w:unhideWhenUsed/>
@@ -2787,22 +3247,13 @@
   </w:style>
   <w:style w:type="paragraph" w:styleId="EndnoteText">
     <w:name w:val="endnote text"/>
-    <w:basedOn w:val="Normal"/>
     <w:link w:val="EndnoteTextChar"/>
     <w:uiPriority w:val="99"/>
     <w:semiHidden/>
     <w:unhideWhenUsed/>
-    <w:pPr>
-      <w:spacing w:after="0" w:line="240" w:lineRule="auto"/>
-    </w:pPr>
-    <w:rPr>
-      <w:sz w:val="20"/>
-      <w:szCs w:val="20"/>
-    </w:rPr>
   </w:style>
-  <w:style w:type="character" w:styleId="EndnoteTextChar">
+  <w:style w:type="character" w:customStyle="1" w:styleId="EndnoteTextChar">
     <w:name w:val="Endnote Text Char"/>
-    <w:basedOn w:val="DefaultParagraphFont"/>
     <w:link w:val="EndnoteText"/>
     <w:uiPriority w:val="99"/>
     <w:semiHidden/>
@@ -2813,4 +3264,319 @@
     </w:rPr>
   </w:style>
 </w:styles>
+</file>
+
+<file path=word/theme/theme1.xml><?xml version="1.0" encoding="utf-8"?>
+<a:theme xmlns:a="http://schemas.openxmlformats.org/drawingml/2006/main" name="Office Theme">
+  <a:themeElements>
+    <a:clrScheme name="Office">
+      <a:dk1>
+        <a:sysClr val="windowText" lastClr="000000"/>
+      </a:dk1>
+      <a:lt1>
+        <a:sysClr val="window" lastClr="FFFFFF"/>
+      </a:lt1>
+      <a:dk2>
+        <a:srgbClr val="0E2841"/>
+      </a:dk2>
+      <a:lt2>
+        <a:srgbClr val="E8E8E8"/>
+      </a:lt2>
+      <a:accent1>
+        <a:srgbClr val="156082"/>
+      </a:accent1>
+      <a:accent2>
+        <a:srgbClr val="E97132"/>
+      </a:accent2>
+      <a:accent3>
+        <a:srgbClr val="196B24"/>
+      </a:accent3>
+      <a:accent4>
+        <a:srgbClr val="0F9ED5"/>
+      </a:accent4>
+      <a:accent5>
+        <a:srgbClr val="A02B93"/>
+      </a:accent5>
+      <a:accent6>
+        <a:srgbClr val="4EA72E"/>
+      </a:accent6>
+      <a:hlink>
+        <a:srgbClr val="467886"/>
+      </a:hlink>
+      <a:folHlink>
+        <a:srgbClr val="96607D"/>
+      </a:folHlink>
+    </a:clrScheme>
+    <a:fontScheme name="Office">
+      <a:majorFont>
+        <a:latin typeface="Aptos Display" panose="02110004020202020204"/>
+        <a:ea typeface=""/>
+        <a:cs typeface=""/>
+        <a:font script="Jpan" typeface="游ゴシック Light"/>
+        <a:font script="Hang" typeface="맑은 고딕"/>
+        <a:font script="Hans" typeface="等线 Light"/>
+        <a:font script="Hant" typeface="新細明體"/>
+        <a:font script="Arab" typeface="Times New Roman"/>
+        <a:font script="Hebr" typeface="Times New Roman"/>
+        <a:font script="Thai" typeface="Angsana New"/>
+        <a:font script="Ethi" typeface="Nyala"/>
+        <a:font script="Beng" typeface="Vrinda"/>
+        <a:font script="Gujr" typeface="Shruti"/>
+        <a:font script="Khmr" typeface="MoolBoran"/>
+        <a:font script="Knda" typeface="Tunga"/>
+        <a:font script="Guru" typeface="Raavi"/>
+        <a:font script="Cans" typeface="Euphemia"/>
+        <a:font script="Cher" typeface="Plantagenet Cherokee"/>
+        <a:font script="Yiii" typeface="Microsoft Yi Baiti"/>
+        <a:font script="Tibt" typeface="Microsoft Himalaya"/>
+        <a:font script="Thaa" typeface="MV Boli"/>
+        <a:font script="Deva" typeface="Mangal"/>
+        <a:font script="Telu" typeface="Gautami"/>
+        <a:font script="Taml" typeface="Latha"/>
+        <a:font script="Syrc" typeface="Estrangelo Edessa"/>
+        <a:font script="Orya" typeface="Kalinga"/>
+        <a:font script="Mlym" typeface="Kartika"/>
+        <a:font script="Laoo" typeface="DokChampa"/>
+        <a:font script="Sinh" typeface="Iskoola Pota"/>
+        <a:font script="Mong" typeface="Mongolian Baiti"/>
+        <a:font script="Viet" typeface="Times New Roman"/>
+        <a:font script="Uigh" typeface="Microsoft Uighur"/>
+        <a:font script="Geor" typeface="Sylfaen"/>
+        <a:font script="Armn" typeface="Arial"/>
+        <a:font script="Bugi" typeface="Leelawadee UI"/>
+        <a:font script="Bopo" typeface="Microsoft JhengHei"/>
+        <a:font script="Java" typeface="Javanese Text"/>
+        <a:font script="Lisu" typeface="Segoe UI"/>
+        <a:font script="Mymr" typeface="Myanmar Text"/>
+        <a:font script="Nkoo" typeface="Ebrima"/>
+        <a:font script="Olck" typeface="Nirmala UI"/>
+        <a:font script="Osma" typeface="Ebrima"/>
+        <a:font script="Phag" typeface="Phagspa"/>
+        <a:font script="Syrn" typeface="Estrangelo Edessa"/>
+        <a:font script="Syrj" typeface="Estrangelo Edessa"/>
+        <a:font script="Syre" typeface="Estrangelo Edessa"/>
+        <a:font script="Sora" typeface="Nirmala UI"/>
+        <a:font script="Tale" typeface="Microsoft Tai Le"/>
+        <a:font script="Talu" typeface="Microsoft New Tai Lue"/>
+        <a:font script="Tfng" typeface="Ebrima"/>
+      </a:majorFont>
+      <a:minorFont>
+        <a:latin typeface="Aptos" panose="02110004020202020204"/>
+        <a:ea typeface=""/>
+        <a:cs typeface=""/>
+        <a:font script="Jpan" typeface="游明朝"/>
+        <a:font script="Hang" typeface="맑은 고딕"/>
+        <a:font script="Hans" typeface="等线"/>
+        <a:font script="Hant" typeface="新細明體"/>
+        <a:font script="Arab" typeface="Arial"/>
+        <a:font script="Hebr" typeface="Arial"/>
+        <a:font script="Thai" typeface="Cordia New"/>
+        <a:font script="Ethi" typeface="Nyala"/>
+        <a:font script="Beng" typeface="Vrinda"/>
+        <a:font script="Gujr" typeface="Shruti"/>
+        <a:font script="Khmr" typeface="DaunPenh"/>
+        <a:font script="Knda" typeface="Tunga"/>
+        <a:font script="Guru" typeface="Raavi"/>
+        <a:font script="Cans" typeface="Euphemia"/>
+        <a:font script="Cher" typeface="Plantagenet Cherokee"/>
+        <a:font script="Yiii" typeface="Microsoft Yi Baiti"/>
+        <a:font script="Tibt" typeface="Microsoft Himalaya"/>
+        <a:font script="Thaa" typeface="MV Boli"/>
+        <a:font script="Deva" typeface="Mangal"/>
+        <a:font script="Telu" typeface="Gautami"/>
+        <a:font script="Taml" typeface="Latha"/>
+        <a:font script="Syrc" typeface="Estrangelo Edessa"/>
+        <a:font script="Orya" typeface="Kalinga"/>
+        <a:font script="Mlym" typeface="Kartika"/>
+        <a:font script="Laoo" typeface="DokChampa"/>
+        <a:font script="Sinh" typeface="Iskoola Pota"/>
+        <a:font script="Mong" typeface="Mongolian Baiti"/>
+        <a:font script="Viet" typeface="Arial"/>
+        <a:font script="Uigh" typeface="Microsoft Uighur"/>
+        <a:font script="Geor" typeface="Sylfaen"/>
+        <a:font script="Armn" typeface="Arial"/>
+        <a:font script="Bugi" typeface="Leelawadee UI"/>
+        <a:font script="Bopo" typeface="Microsoft JhengHei"/>
+        <a:font script="Java" typeface="Javanese Text"/>
+        <a:font script="Lisu" typeface="Segoe UI"/>
+        <a:font script="Mymr" typeface="Myanmar Text"/>
+        <a:font script="Nkoo" typeface="Ebrima"/>
+        <a:font script="Olck" typeface="Nirmala UI"/>
+        <a:font script="Osma" typeface="Ebrima"/>
+        <a:font script="Phag" typeface="Phagspa"/>
+        <a:font script="Syrn" typeface="Estrangelo Edessa"/>
+        <a:font script="Syrj" typeface="Estrangelo Edessa"/>
+        <a:font script="Syre" typeface="Estrangelo Edessa"/>
+        <a:font script="Sora" typeface="Nirmala UI"/>
+        <a:font script="Tale" typeface="Microsoft Tai Le"/>
+        <a:font script="Talu" typeface="Microsoft New Tai Lue"/>
+        <a:font script="Tfng" typeface="Ebrima"/>
+      </a:minorFont>
+    </a:fontScheme>
+    <a:fmtScheme name="Office">
+      <a:fillStyleLst>
+        <a:solidFill>
+          <a:schemeClr val="phClr"/>
+        </a:solidFill>
+        <a:gradFill rotWithShape="1">
+          <a:gsLst>
+            <a:gs pos="0">
+              <a:schemeClr val="phClr">
+                <a:lumMod val="110000"/>
+                <a:satMod val="105000"/>
+                <a:tint val="67000"/>
+              </a:schemeClr>
+            </a:gs>
+            <a:gs pos="50000">
+              <a:schemeClr val="phClr">
+                <a:lumMod val="105000"/>
+                <a:satMod val="103000"/>
+                <a:tint val="73000"/>
+              </a:schemeClr>
+            </a:gs>
+            <a:gs pos="100000">
+              <a:schemeClr val="phClr">
+                <a:lumMod val="105000"/>
+                <a:satMod val="109000"/>
+                <a:tint val="81000"/>
+              </a:schemeClr>
+            </a:gs>
+          </a:gsLst>
+          <a:lin ang="5400000" scaled="0"/>
+        </a:gradFill>
+        <a:gradFill rotWithShape="1">
+          <a:gsLst>
+            <a:gs pos="0">
+              <a:schemeClr val="phClr">
+                <a:satMod val="103000"/>
+                <a:lumMod val="102000"/>
+                <a:tint val="94000"/>
+              </a:schemeClr>
+            </a:gs>
+            <a:gs pos="50000">
+              <a:schemeClr val="phClr">
+                <a:satMod val="110000"/>
+                <a:lumMod val="100000"/>
+                <a:shade val="100000"/>
+              </a:schemeClr>
+            </a:gs>
+            <a:gs pos="100000">
+              <a:schemeClr val="phClr">
+                <a:lumMod val="99000"/>
+                <a:satMod val="120000"/>
+                <a:shade val="78000"/>
+              </a:schemeClr>
+            </a:gs>
+          </a:gsLst>
+          <a:lin ang="5400000" scaled="0"/>
+        </a:gradFill>
+      </a:fillStyleLst>
+      <a:lnStyleLst>
+        <a:ln w="12700" cap="flat" cmpd="sng" algn="ctr">
+          <a:solidFill>
+            <a:schemeClr val="phClr"/>
+          </a:solidFill>
+          <a:prstDash val="solid"/>
+          <a:miter lim="800000"/>
+        </a:ln>
+        <a:ln w="19050" cap="flat" cmpd="sng" algn="ctr">
+          <a:solidFill>
+            <a:schemeClr val="phClr"/>
+          </a:solidFill>
+          <a:prstDash val="solid"/>
+          <a:miter lim="800000"/>
+        </a:ln>
+        <a:ln w="25400" cap="flat" cmpd="sng" algn="ctr">
+          <a:solidFill>
+            <a:schemeClr val="phClr"/>
+          </a:solidFill>
+          <a:prstDash val="solid"/>
+          <a:miter lim="800000"/>
+        </a:ln>
+      </a:lnStyleLst>
+      <a:effectStyleLst>
+        <a:effectStyle>
+          <a:effectLst/>
+        </a:effectStyle>
+        <a:effectStyle>
+          <a:effectLst/>
+        </a:effectStyle>
+        <a:effectStyle>
+          <a:effectLst>
+            <a:outerShdw blurRad="57150" dist="19050" dir="5400000" algn="ctr" rotWithShape="0">
+              <a:srgbClr val="000000">
+                <a:alpha val="63000"/>
+              </a:srgbClr>
+            </a:outerShdw>
+          </a:effectLst>
+        </a:effectStyle>
+      </a:effectStyleLst>
+      <a:bgFillStyleLst>
+        <a:solidFill>
+          <a:schemeClr val="phClr"/>
+        </a:solidFill>
+        <a:solidFill>
+          <a:schemeClr val="phClr">
+            <a:tint val="95000"/>
+            <a:satMod val="170000"/>
+          </a:schemeClr>
+        </a:solidFill>
+        <a:gradFill rotWithShape="1">
+          <a:gsLst>
+            <a:gs pos="0">
+              <a:schemeClr val="phClr">
+                <a:tint val="93000"/>
+                <a:satMod val="150000"/>
+                <a:shade val="98000"/>
+                <a:lumMod val="102000"/>
+              </a:schemeClr>
+            </a:gs>
+            <a:gs pos="50000">
+              <a:schemeClr val="phClr">
+                <a:tint val="98000"/>
+                <a:satMod val="130000"/>
+                <a:shade val="90000"/>
+                <a:lumMod val="103000"/>
+              </a:schemeClr>
+            </a:gs>
+            <a:gs pos="100000">
+              <a:schemeClr val="phClr">
+                <a:shade val="63000"/>
+                <a:satMod val="120000"/>
+              </a:schemeClr>
+            </a:gs>
+          </a:gsLst>
+          <a:lin ang="5400000" scaled="0"/>
+        </a:gradFill>
+      </a:bgFillStyleLst>
+    </a:fmtScheme>
+  </a:themeElements>
+  <a:objectDefaults>
+    <a:lnDef>
+      <a:spPr/>
+      <a:bodyPr/>
+      <a:lstStyle/>
+      <a:style>
+        <a:lnRef idx="2">
+          <a:schemeClr val="accent1"/>
+        </a:lnRef>
+        <a:fillRef idx="0">
+          <a:schemeClr val="accent1"/>
+        </a:fillRef>
+        <a:effectRef idx="1">
+          <a:schemeClr val="accent1"/>
+        </a:effectRef>
+        <a:fontRef idx="minor">
+          <a:schemeClr val="tx1"/>
+        </a:fontRef>
+      </a:style>
+    </a:lnDef>
+  </a:objectDefaults>
+  <a:extraClrSchemeLst/>
+  <a:extLst>
+    <a:ext uri="{05A4C25C-085E-4340-85A3-A5531E510DB2}">
+      <thm15:themeFamily xmlns:thm15="http://schemas.microsoft.com/office/thememl/2012/main" name="Office Theme" id="{2E142A2C-CD16-42D6-873A-C26D2A0506FA}" vid="{1BDDFF52-6CD6-40A5-AB3C-68EB2F1E4D0A}"/>
+    </a:ext>
+  </a:extLst>
+</a:theme>
 </file>